--- a/docs/6_Plan_Tests.docx
+++ b/docs/6_Plan_Tests.docx
@@ -2,13 +2,21 @@
 <file path=word/document.xml><?xml version="1.0" encoding="utf-8"?>
 <w:document xmlns:wpc="http://schemas.microsoft.com/office/word/2010/wordprocessingCanvas" xmlns:mo="http://schemas.microsoft.com/office/mac/office/2008/main" xmlns:mc="http://schemas.openxmlformats.org/markup-compatibility/2006" xmlns:mv="urn:schemas-microsoft-com:mac:vml" xmlns:o="urn:schemas-microsoft-com:office:office" xmlns:r="http://schemas.openxmlformats.org/officeDocument/2006/relationships" xmlns:m="http://schemas.openxmlformats.org/officeDocument/2006/math" xmlns:v="urn:schemas-microsoft-com:vml" xmlns:wp14="http://schemas.microsoft.com/office/word/2010/wordprocessingDrawing" xmlns:wp="http://schemas.openxmlformats.org/drawingml/2006/wordprocessingDrawing" xmlns:w10="urn:schemas-microsoft-com:office:word" xmlns:w="http://schemas.openxmlformats.org/wordprocessingml/2006/main" xmlns:w14="http://schemas.microsoft.com/office/word/2010/wordml" xmlns:wpg="http://schemas.microsoft.com/office/word/2010/wordprocessingGroup" xmlns:wpi="http://schemas.microsoft.com/office/word/2010/wordprocessingInk" xmlns:wne="http://schemas.microsoft.com/office/word/2006/wordml" xmlns:wps="http://schemas.microsoft.com/office/word/2010/wordprocessingShape" mc:Ignorable="w14 wp14">
   <w:body>
+    <w:p/>
+    <w:p/>
+    <w:p/>
+    <w:p/>
     <w:p>
+      <w:pPr>
+        <w:jc w:val="center"/>
+      </w:pPr>
       <w:r>
-        <w:br/>
-        <w:br/>
-        <w:br/>
-        <w:br/>
-        <w:br/>
+        <w:rPr>
+          <w:b/>
+          <w:color w:val="1A4BAD"/>
+          <w:sz w:val="64"/>
+        </w:rPr>
+        <w:t>PLAN DE TESTS</w:t>
       </w:r>
     </w:p>
     <w:p>
@@ -17,11 +25,10 @@
       </w:pPr>
       <w:r>
         <w:rPr>
-          <w:b/>
-          <w:color w:val="1A4BAD"/>
-          <w:sz w:val="72"/>
+          <w:color w:val="10B981"/>
+          <w:sz w:val="28"/>
         </w:rPr>
-        <w:t>Plan de Tests</w:t>
+        <w:t>____________________________________________________________</w:t>
       </w:r>
     </w:p>
     <w:p>
@@ -30,45 +37,234 @@
       </w:pPr>
       <w:r>
         <w:rPr>
-          <w:color w:val="646464"/>
-          <w:sz w:val="36"/>
+          <w:i/>
+          <w:color w:val="64748B"/>
+          <w:sz w:val="32"/>
         </w:rPr>
-        <w:t>Cahier de Recette et Validation</w:t>
+        <w:t>Cahier de Recette, Scenarios de Validation et Resultats</w:t>
+      </w:r>
+    </w:p>
+    <w:p/>
+    <w:p/>
+    <w:p/>
+    <w:p/>
+    <w:p/>
+    <w:p/>
+    <w:p/>
+    <w:p/>
+    <w:tbl>
+      <w:tblPr>
+        <w:tblW w:type="auto" w:w="0"/>
+        <w:jc w:val="right"/>
+        <w:tblLook w:firstColumn="1" w:firstRow="1" w:lastColumn="0" w:lastRow="0" w:noHBand="0" w:noVBand="1" w:val="04A0"/>
+      </w:tblPr>
+      <w:tblGrid>
+        <w:gridCol w:w="4320"/>
+        <w:gridCol w:w="4320"/>
+      </w:tblGrid>
+      <w:tr>
+        <w:tc>
+          <w:tcPr>
+            <w:tcW w:type="dxa" w:w="4320"/>
+          </w:tcPr>
+          <w:p>
+            <w:r>
+              <w:rPr>
+                <w:b/>
+                <w:color w:val="64748B"/>
+                <w:sz w:val="20"/>
+              </w:rPr>
+              <w:t>Projet</w:t>
+            </w:r>
+          </w:p>
+        </w:tc>
+        <w:tc>
+          <w:tcPr>
+            <w:tcW w:type="dxa" w:w="4320"/>
+          </w:tcPr>
+          <w:p>
+            <w:r>
+              <w:rPr>
+                <w:color w:val="1E293B"/>
+                <w:sz w:val="20"/>
+              </w:rPr>
+              <w:t>UniGames - Plateforme de Gestion de Competitions Universitaires</w:t>
+            </w:r>
+          </w:p>
+        </w:tc>
+      </w:tr>
+      <w:tr>
+        <w:tc>
+          <w:tcPr>
+            <w:tcW w:type="dxa" w:w="4320"/>
+          </w:tcPr>
+          <w:p>
+            <w:r>
+              <w:rPr>
+                <w:b/>
+                <w:color w:val="64748B"/>
+                <w:sz w:val="20"/>
+              </w:rPr>
+              <w:t>Client</w:t>
+            </w:r>
+          </w:p>
+        </w:tc>
+        <w:tc>
+          <w:tcPr>
+            <w:tcW w:type="dxa" w:w="4320"/>
+          </w:tcPr>
+          <w:p>
+            <w:r>
+              <w:rPr>
+                <w:color w:val="1E293B"/>
+                <w:sz w:val="20"/>
+              </w:rPr>
+              <w:t>Direction des Sports Universitaires de Guinee</w:t>
+            </w:r>
+          </w:p>
+        </w:tc>
+      </w:tr>
+      <w:tr>
+        <w:tc>
+          <w:tcPr>
+            <w:tcW w:type="dxa" w:w="4320"/>
+          </w:tcPr>
+          <w:p>
+            <w:r>
+              <w:rPr>
+                <w:b/>
+                <w:color w:val="64748B"/>
+                <w:sz w:val="20"/>
+              </w:rPr>
+              <w:t>Version</w:t>
+            </w:r>
+          </w:p>
+        </w:tc>
+        <w:tc>
+          <w:tcPr>
+            <w:tcW w:type="dxa" w:w="4320"/>
+          </w:tcPr>
+          <w:p>
+            <w:r>
+              <w:rPr>
+                <w:color w:val="1E293B"/>
+                <w:sz w:val="20"/>
+              </w:rPr>
+              <w:t>2.0</w:t>
+            </w:r>
+          </w:p>
+        </w:tc>
+      </w:tr>
+      <w:tr>
+        <w:tc>
+          <w:tcPr>
+            <w:tcW w:type="dxa" w:w="4320"/>
+          </w:tcPr>
+          <w:p>
+            <w:r>
+              <w:rPr>
+                <w:b/>
+                <w:color w:val="64748B"/>
+                <w:sz w:val="20"/>
+              </w:rPr>
+              <w:t>Date</w:t>
+            </w:r>
+          </w:p>
+        </w:tc>
+        <w:tc>
+          <w:tcPr>
+            <w:tcW w:type="dxa" w:w="4320"/>
+          </w:tcPr>
+          <w:p>
+            <w:r>
+              <w:rPr>
+                <w:color w:val="1E293B"/>
+                <w:sz w:val="20"/>
+              </w:rPr>
+              <w:t>Juin 2026</w:t>
+            </w:r>
+          </w:p>
+        </w:tc>
+      </w:tr>
+      <w:tr>
+        <w:tc>
+          <w:tcPr>
+            <w:tcW w:type="dxa" w:w="4320"/>
+          </w:tcPr>
+          <w:p>
+            <w:r>
+              <w:rPr>
+                <w:b/>
+                <w:color w:val="64748B"/>
+                <w:sz w:val="20"/>
+              </w:rPr>
+              <w:t>Auteur</w:t>
+            </w:r>
+          </w:p>
+        </w:tc>
+        <w:tc>
+          <w:tcPr>
+            <w:tcW w:type="dxa" w:w="4320"/>
+          </w:tcPr>
+          <w:p>
+            <w:r>
+              <w:rPr>
+                <w:color w:val="1E293B"/>
+                <w:sz w:val="20"/>
+              </w:rPr>
+              <w:t>Equipe de Developpement UniGames</w:t>
+            </w:r>
+          </w:p>
+        </w:tc>
+      </w:tr>
+      <w:tr>
+        <w:tc>
+          <w:tcPr>
+            <w:tcW w:type="dxa" w:w="4320"/>
+          </w:tcPr>
+          <w:p>
+            <w:r>
+              <w:rPr>
+                <w:b/>
+                <w:color w:val="64748B"/>
+                <w:sz w:val="20"/>
+              </w:rPr>
+              <w:t>Statut</w:t>
+            </w:r>
+          </w:p>
+        </w:tc>
+        <w:tc>
+          <w:tcPr>
+            <w:tcW w:type="dxa" w:w="4320"/>
+          </w:tcPr>
+          <w:p>
+            <w:r>
+              <w:rPr>
+                <w:color w:val="1E293B"/>
+                <w:sz w:val="20"/>
+              </w:rPr>
+              <w:t>Document Final - Valide</w:t>
+            </w:r>
+          </w:p>
+        </w:tc>
+      </w:tr>
+    </w:tbl>
+    <w:p>
+      <w:r>
+        <w:br w:type="page"/>
+      </w:r>
+    </w:p>
+    <w:p>
+      <w:pPr>
+        <w:pStyle w:val="Heading1"/>
+      </w:pPr>
+      <w:r>
+        <w:t>Table des Matieres</w:t>
       </w:r>
     </w:p>
     <w:p>
       <w:r>
-        <w:br/>
-        <w:br/>
-        <w:br/>
-        <w:br/>
-        <w:br/>
-        <w:br/>
-        <w:br/>
-        <w:br/>
-        <w:br/>
-        <w:br/>
-        <w:br/>
-        <w:br/>
-        <w:br/>
-        <w:br/>
-        <w:br/>
-      </w:r>
-    </w:p>
-    <w:p>
-      <w:pPr>
-        <w:jc w:val="right"/>
-      </w:pPr>
-      <w:r>
-        <w:rPr>
-          <w:color w:val="505050"/>
-          <w:sz w:val="24"/>
-        </w:rPr>
-        <w:t>Projet : UniGames</w:t>
-        <w:br/>
-        <w:t>Date : Juin 2026</w:t>
-        <w:br/>
-        <w:t>Version : 1.0</w:t>
+        <w:t>(A generer automatiquement via Word : References &gt; Table des matieres)</w:t>
       </w:r>
     </w:p>
     <w:p>
@@ -81,25 +277,20 @@
         <w:pStyle w:val="Heading1"/>
       </w:pPr>
       <w:r>
-        <w:t>1. Stratégie de Test</w:t>
+        <w:t>1. Strategie de Test</w:t>
+      </w:r>
+    </w:p>
+    <w:p>
+      <w:pPr>
+        <w:pStyle w:val="Heading2"/>
+      </w:pPr>
+      <w:r>
+        <w:t>1.1. Approche</w:t>
       </w:r>
     </w:p>
     <w:p>
       <w:r>
-        <w:t>Les tests couvrent les fonctionnalités critiques de la plateforme (CRUD, Authentification, Saisie des scores).</w:t>
-      </w:r>
-    </w:p>
-    <w:p>
-      <w:pPr>
-        <w:pStyle w:val="Heading1"/>
-      </w:pPr>
-      <w:r>
-        <w:t>2. Scénarios de Test</w:t>
-      </w:r>
-    </w:p>
-    <w:p>
-      <w:r>
-        <w:t>Cas de test 01 : Authentification Admin</w:t>
+        <w:t>La strategie de test d'UniGames repose sur deux niveaux complementaires :</w:t>
       </w:r>
     </w:p>
     <w:p>
@@ -107,16 +298,7 @@
         <w:pStyle w:val="ListBullet"/>
       </w:pPr>
       <w:r>
-        <w:t>- Action : Se connecter avec admin@unigames.com / password</w:t>
-        <w:br/>
-        <w:t>- Résultat attendu : Redirection vers le dashboard, tous les menus sont accessibles.</w:t>
-        <w:br/>
-        <w:t>- Statut : VALIDE</w:t>
-      </w:r>
-    </w:p>
-    <w:p>
-      <w:r>
-        <w:t>Cas de test 02 : Création de Joueur avec protection de routage</w:t>
+        <w:t>Tests fonctionnels manuels : Validation des parcours utilisateurs critiques via un cahier de recette detaille.</w:t>
       </w:r>
     </w:p>
     <w:p>
@@ -124,30 +306,6590 @@
         <w:pStyle w:val="ListBullet"/>
       </w:pPr>
       <w:r>
-        <w:t>- Action : Se connecter en Staff et tenter de supprimer un joueur.</w:t>
-        <w:br/>
-        <w:t>- Résultat attendu : Le bouton supprimer est invisible, accès direct par URL refusé (Middleware).</w:t>
-        <w:br/>
-        <w:t>- Statut : VALIDE</w:t>
-      </w:r>
-    </w:p>
-    <w:p>
-      <w:r>
-        <w:t>Cas de test 03 : Calcul du Classement</w:t>
+        <w:t>Tests automatises (unitaires et d'integration) : Fournis par Laravel Breeze pour les fonctionnalites d'authentification (tests/Feature/Auth/).</w:t>
       </w:r>
     </w:p>
     <w:p>
       <w:pPr>
-        <w:pStyle w:val="ListBullet"/>
+        <w:pStyle w:val="Heading2"/>
       </w:pPr>
       <w:r>
-        <w:t>- Action : Saisir un score de 2-1 pour l'Equipe A.</w:t>
-        <w:br/>
-        <w:t>- Résultat attendu : L'Equipe A reçoit 3 points, l'Equipe B 0 point. Le classement est mis à jour.</w:t>
-        <w:br/>
-        <w:t>- Statut : VALIDE</w:t>
+        <w:t>1.2. Environnement de Test</w:t>
       </w:r>
     </w:p>
+    <w:tbl>
+      <w:tblPr>
+        <w:tblStyle w:val="TableGrid"/>
+        <w:tblW w:type="auto" w:w="0"/>
+        <w:jc w:val="center"/>
+        <w:tblLook w:firstColumn="1" w:firstRow="1" w:lastColumn="0" w:lastRow="0" w:noHBand="0" w:noVBand="1" w:val="04A0"/>
+      </w:tblPr>
+      <w:tblGrid>
+        <w:gridCol w:w="4320"/>
+        <w:gridCol w:w="4320"/>
+      </w:tblGrid>
+      <w:tr>
+        <w:tc>
+          <w:tcPr>
+            <w:tcW w:type="dxa" w:w="4320"/>
+            <w:shd w:fill="1A4BAD" w:val="clear"/>
+          </w:tcPr>
+          <w:p>
+            <w:pPr>
+              <w:jc w:val="center"/>
+            </w:pPr>
+            <w:r>
+              <w:rPr>
+                <w:b/>
+                <w:color w:val="FFFFFF"/>
+                <w:sz w:val="20"/>
+              </w:rPr>
+              <w:t>Element</w:t>
+            </w:r>
+          </w:p>
+        </w:tc>
+        <w:tc>
+          <w:tcPr>
+            <w:tcW w:type="dxa" w:w="4320"/>
+            <w:shd w:fill="1A4BAD" w:val="clear"/>
+          </w:tcPr>
+          <w:p>
+            <w:pPr>
+              <w:jc w:val="center"/>
+            </w:pPr>
+            <w:r>
+              <w:rPr>
+                <w:b/>
+                <w:color w:val="FFFFFF"/>
+                <w:sz w:val="20"/>
+              </w:rPr>
+              <w:t>Valeur</w:t>
+            </w:r>
+          </w:p>
+        </w:tc>
+      </w:tr>
+      <w:tr>
+        <w:tc>
+          <w:tcPr>
+            <w:tcW w:type="dxa" w:w="4320"/>
+          </w:tcPr>
+          <w:p>
+            <w:r>
+              <w:rPr>
+                <w:color w:val="1E293B"/>
+                <w:sz w:val="18"/>
+              </w:rPr>
+              <w:t>Navigateur principal</w:t>
+            </w:r>
+          </w:p>
+        </w:tc>
+        <w:tc>
+          <w:tcPr>
+            <w:tcW w:type="dxa" w:w="4320"/>
+          </w:tcPr>
+          <w:p>
+            <w:r>
+              <w:rPr>
+                <w:color w:val="1E293B"/>
+                <w:sz w:val="18"/>
+              </w:rPr>
+              <w:t>Google Chrome (derniere version)</w:t>
+            </w:r>
+          </w:p>
+        </w:tc>
+      </w:tr>
+      <w:tr>
+        <w:tc>
+          <w:tcPr>
+            <w:tcW w:type="dxa" w:w="4320"/>
+            <w:shd w:fill="F1F5F9" w:val="clear"/>
+          </w:tcPr>
+          <w:p>
+            <w:r>
+              <w:rPr>
+                <w:color w:val="1E293B"/>
+                <w:sz w:val="18"/>
+              </w:rPr>
+              <w:t>Navigateurs secondaires</w:t>
+            </w:r>
+          </w:p>
+        </w:tc>
+        <w:tc>
+          <w:tcPr>
+            <w:tcW w:type="dxa" w:w="4320"/>
+            <w:shd w:fill="F1F5F9" w:val="clear"/>
+          </w:tcPr>
+          <w:p>
+            <w:r>
+              <w:rPr>
+                <w:color w:val="1E293B"/>
+                <w:sz w:val="18"/>
+              </w:rPr>
+              <w:t>Firefox, Edge</w:t>
+            </w:r>
+          </w:p>
+        </w:tc>
+      </w:tr>
+      <w:tr>
+        <w:tc>
+          <w:tcPr>
+            <w:tcW w:type="dxa" w:w="4320"/>
+          </w:tcPr>
+          <w:p>
+            <w:r>
+              <w:rPr>
+                <w:color w:val="1E293B"/>
+                <w:sz w:val="18"/>
+              </w:rPr>
+              <w:t>Systeme d'exploitation</w:t>
+            </w:r>
+          </w:p>
+        </w:tc>
+        <w:tc>
+          <w:tcPr>
+            <w:tcW w:type="dxa" w:w="4320"/>
+          </w:tcPr>
+          <w:p>
+            <w:r>
+              <w:rPr>
+                <w:color w:val="1E293B"/>
+                <w:sz w:val="18"/>
+              </w:rPr>
+              <w:t>Windows 11</w:t>
+            </w:r>
+          </w:p>
+        </w:tc>
+      </w:tr>
+      <w:tr>
+        <w:tc>
+          <w:tcPr>
+            <w:tcW w:type="dxa" w:w="4320"/>
+            <w:shd w:fill="F1F5F9" w:val="clear"/>
+          </w:tcPr>
+          <w:p>
+            <w:r>
+              <w:rPr>
+                <w:color w:val="1E293B"/>
+                <w:sz w:val="18"/>
+              </w:rPr>
+              <w:t>Base de donnees</w:t>
+            </w:r>
+          </w:p>
+        </w:tc>
+        <w:tc>
+          <w:tcPr>
+            <w:tcW w:type="dxa" w:w="4320"/>
+            <w:shd w:fill="F1F5F9" w:val="clear"/>
+          </w:tcPr>
+          <w:p>
+            <w:r>
+              <w:rPr>
+                <w:color w:val="1E293B"/>
+                <w:sz w:val="18"/>
+              </w:rPr>
+              <w:t>MySQL 8.0 (base 'unigames')</w:t>
+            </w:r>
+          </w:p>
+        </w:tc>
+      </w:tr>
+      <w:tr>
+        <w:tc>
+          <w:tcPr>
+            <w:tcW w:type="dxa" w:w="4320"/>
+          </w:tcPr>
+          <w:p>
+            <w:r>
+              <w:rPr>
+                <w:color w:val="1E293B"/>
+                <w:sz w:val="18"/>
+              </w:rPr>
+              <w:t>Donnees de test</w:t>
+            </w:r>
+          </w:p>
+        </w:tc>
+        <w:tc>
+          <w:tcPr>
+            <w:tcW w:type="dxa" w:w="4320"/>
+          </w:tcPr>
+          <w:p>
+            <w:r>
+              <w:rPr>
+                <w:color w:val="1E293B"/>
+                <w:sz w:val="18"/>
+              </w:rPr>
+              <w:t>Seeders GuineanDataSeeder + FixEdition2026Seeder</w:t>
+            </w:r>
+          </w:p>
+        </w:tc>
+      </w:tr>
+    </w:tbl>
+    <w:p/>
+    <w:p>
+      <w:pPr>
+        <w:pStyle w:val="Heading1"/>
+      </w:pPr>
+      <w:r>
+        <w:t>2. Cahier de Recette Detaille</w:t>
+      </w:r>
+    </w:p>
+    <w:p>
+      <w:pPr>
+        <w:pStyle w:val="Heading3"/>
+      </w:pPr>
+      <w:r>
+        <w:t>CT-AUTH-01 : Connexion avec identifiants valides</w:t>
+      </w:r>
+    </w:p>
+    <w:tbl>
+      <w:tblPr>
+        <w:tblStyle w:val="TableGrid"/>
+        <w:tblW w:type="auto" w:w="0"/>
+        <w:jc w:val="center"/>
+        <w:tblLook w:firstColumn="1" w:firstRow="1" w:lastColumn="0" w:lastRow="0" w:noHBand="0" w:noVBand="1" w:val="04A0"/>
+      </w:tblPr>
+      <w:tblGrid>
+        <w:gridCol w:w="4320"/>
+        <w:gridCol w:w="4320"/>
+      </w:tblGrid>
+      <w:tr>
+        <w:tc>
+          <w:tcPr>
+            <w:tcW w:type="dxa" w:w="4320"/>
+            <w:shd w:fill="1A4BAD" w:val="clear"/>
+          </w:tcPr>
+          <w:p>
+            <w:pPr>
+              <w:jc w:val="center"/>
+            </w:pPr>
+            <w:r>
+              <w:rPr>
+                <w:b/>
+                <w:color w:val="FFFFFF"/>
+                <w:sz w:val="20"/>
+              </w:rPr>
+              <w:t>Element</w:t>
+            </w:r>
+          </w:p>
+        </w:tc>
+        <w:tc>
+          <w:tcPr>
+            <w:tcW w:type="dxa" w:w="4320"/>
+            <w:shd w:fill="1A4BAD" w:val="clear"/>
+          </w:tcPr>
+          <w:p>
+            <w:pPr>
+              <w:jc w:val="center"/>
+            </w:pPr>
+            <w:r>
+              <w:rPr>
+                <w:b/>
+                <w:color w:val="FFFFFF"/>
+                <w:sz w:val="20"/>
+              </w:rPr>
+              <w:t>Detail</w:t>
+            </w:r>
+          </w:p>
+        </w:tc>
+      </w:tr>
+      <w:tr>
+        <w:tc>
+          <w:tcPr>
+            <w:tcW w:type="dxa" w:w="4320"/>
+          </w:tcPr>
+          <w:p>
+            <w:r>
+              <w:rPr>
+                <w:color w:val="1E293B"/>
+                <w:sz w:val="18"/>
+              </w:rPr>
+              <w:t>Code</w:t>
+            </w:r>
+          </w:p>
+        </w:tc>
+        <w:tc>
+          <w:tcPr>
+            <w:tcW w:type="dxa" w:w="4320"/>
+          </w:tcPr>
+          <w:p>
+            <w:r>
+              <w:rPr>
+                <w:color w:val="1E293B"/>
+                <w:sz w:val="18"/>
+              </w:rPr>
+              <w:t>CT-AUTH-01</w:t>
+            </w:r>
+          </w:p>
+        </w:tc>
+      </w:tr>
+      <w:tr>
+        <w:tc>
+          <w:tcPr>
+            <w:tcW w:type="dxa" w:w="4320"/>
+            <w:shd w:fill="F1F5F9" w:val="clear"/>
+          </w:tcPr>
+          <w:p>
+            <w:r>
+              <w:rPr>
+                <w:color w:val="1E293B"/>
+                <w:sz w:val="18"/>
+              </w:rPr>
+              <w:t>Titre</w:t>
+            </w:r>
+          </w:p>
+        </w:tc>
+        <w:tc>
+          <w:tcPr>
+            <w:tcW w:type="dxa" w:w="4320"/>
+            <w:shd w:fill="F1F5F9" w:val="clear"/>
+          </w:tcPr>
+          <w:p>
+            <w:r>
+              <w:rPr>
+                <w:color w:val="1E293B"/>
+                <w:sz w:val="18"/>
+              </w:rPr>
+              <w:t>Connexion avec identifiants valides</w:t>
+            </w:r>
+          </w:p>
+        </w:tc>
+      </w:tr>
+      <w:tr>
+        <w:tc>
+          <w:tcPr>
+            <w:tcW w:type="dxa" w:w="4320"/>
+          </w:tcPr>
+          <w:p>
+            <w:r>
+              <w:rPr>
+                <w:color w:val="1E293B"/>
+                <w:sz w:val="18"/>
+              </w:rPr>
+              <w:t>Acteur</w:t>
+            </w:r>
+          </w:p>
+        </w:tc>
+        <w:tc>
+          <w:tcPr>
+            <w:tcW w:type="dxa" w:w="4320"/>
+          </w:tcPr>
+          <w:p>
+            <w:r>
+              <w:rPr>
+                <w:color w:val="1E293B"/>
+                <w:sz w:val="18"/>
+              </w:rPr>
+              <w:t>Administrateur</w:t>
+            </w:r>
+          </w:p>
+        </w:tc>
+      </w:tr>
+      <w:tr>
+        <w:tc>
+          <w:tcPr>
+            <w:tcW w:type="dxa" w:w="4320"/>
+            <w:shd w:fill="F1F5F9" w:val="clear"/>
+          </w:tcPr>
+          <w:p>
+            <w:r>
+              <w:rPr>
+                <w:color w:val="1E293B"/>
+                <w:sz w:val="18"/>
+              </w:rPr>
+              <w:t>Actions</w:t>
+            </w:r>
+          </w:p>
+        </w:tc>
+        <w:tc>
+          <w:tcPr>
+            <w:tcW w:type="dxa" w:w="4320"/>
+            <w:shd w:fill="F1F5F9" w:val="clear"/>
+          </w:tcPr>
+          <w:p>
+            <w:r>
+              <w:rPr>
+                <w:color w:val="1E293B"/>
+                <w:sz w:val="18"/>
+              </w:rPr>
+              <w:t>1. Acceder a http://localhost:8001</w:t>
+              <w:br/>
+              <w:t>2. Saisir admin@unigames.com / password</w:t>
+              <w:br/>
+              <w:t>3. Cliquer sur 'Se connecter'</w:t>
+            </w:r>
+          </w:p>
+        </w:tc>
+      </w:tr>
+      <w:tr>
+        <w:tc>
+          <w:tcPr>
+            <w:tcW w:type="dxa" w:w="4320"/>
+          </w:tcPr>
+          <w:p>
+            <w:r>
+              <w:rPr>
+                <w:color w:val="1E293B"/>
+                <w:sz w:val="18"/>
+              </w:rPr>
+              <w:t>Resultat Attendu</w:t>
+            </w:r>
+          </w:p>
+        </w:tc>
+        <w:tc>
+          <w:tcPr>
+            <w:tcW w:type="dxa" w:w="4320"/>
+          </w:tcPr>
+          <w:p>
+            <w:r>
+              <w:rPr>
+                <w:color w:val="1E293B"/>
+                <w:sz w:val="18"/>
+              </w:rPr>
+              <w:t>Redirection vers le Tableau de Bord. Le nom 'Admin' apparait dans la topbar.</w:t>
+            </w:r>
+          </w:p>
+        </w:tc>
+      </w:tr>
+      <w:tr>
+        <w:tc>
+          <w:tcPr>
+            <w:tcW w:type="dxa" w:w="4320"/>
+            <w:shd w:fill="F1F5F9" w:val="clear"/>
+          </w:tcPr>
+          <w:p>
+            <w:r>
+              <w:rPr>
+                <w:color w:val="1E293B"/>
+                <w:sz w:val="18"/>
+              </w:rPr>
+              <w:t>Statut</w:t>
+            </w:r>
+          </w:p>
+        </w:tc>
+        <w:tc>
+          <w:tcPr>
+            <w:tcW w:type="dxa" w:w="4320"/>
+            <w:shd w:fill="F1F5F9" w:val="clear"/>
+          </w:tcPr>
+          <w:p>
+            <w:r>
+              <w:rPr>
+                <w:color w:val="1E293B"/>
+                <w:sz w:val="18"/>
+              </w:rPr>
+              <w:t>VALIDE</w:t>
+            </w:r>
+          </w:p>
+        </w:tc>
+      </w:tr>
+    </w:tbl>
+    <w:p/>
+    <w:p>
+      <w:pPr>
+        <w:pStyle w:val="Heading3"/>
+      </w:pPr>
+      <w:r>
+        <w:t>CT-AUTH-02 : Connexion avec identifiants invalides</w:t>
+      </w:r>
+    </w:p>
+    <w:tbl>
+      <w:tblPr>
+        <w:tblStyle w:val="TableGrid"/>
+        <w:tblW w:type="auto" w:w="0"/>
+        <w:jc w:val="center"/>
+        <w:tblLook w:firstColumn="1" w:firstRow="1" w:lastColumn="0" w:lastRow="0" w:noHBand="0" w:noVBand="1" w:val="04A0"/>
+      </w:tblPr>
+      <w:tblGrid>
+        <w:gridCol w:w="4320"/>
+        <w:gridCol w:w="4320"/>
+      </w:tblGrid>
+      <w:tr>
+        <w:tc>
+          <w:tcPr>
+            <w:tcW w:type="dxa" w:w="4320"/>
+            <w:shd w:fill="1A4BAD" w:val="clear"/>
+          </w:tcPr>
+          <w:p>
+            <w:pPr>
+              <w:jc w:val="center"/>
+            </w:pPr>
+            <w:r>
+              <w:rPr>
+                <w:b/>
+                <w:color w:val="FFFFFF"/>
+                <w:sz w:val="20"/>
+              </w:rPr>
+              <w:t>Element</w:t>
+            </w:r>
+          </w:p>
+        </w:tc>
+        <w:tc>
+          <w:tcPr>
+            <w:tcW w:type="dxa" w:w="4320"/>
+            <w:shd w:fill="1A4BAD" w:val="clear"/>
+          </w:tcPr>
+          <w:p>
+            <w:pPr>
+              <w:jc w:val="center"/>
+            </w:pPr>
+            <w:r>
+              <w:rPr>
+                <w:b/>
+                <w:color w:val="FFFFFF"/>
+                <w:sz w:val="20"/>
+              </w:rPr>
+              <w:t>Detail</w:t>
+            </w:r>
+          </w:p>
+        </w:tc>
+      </w:tr>
+      <w:tr>
+        <w:tc>
+          <w:tcPr>
+            <w:tcW w:type="dxa" w:w="4320"/>
+          </w:tcPr>
+          <w:p>
+            <w:r>
+              <w:rPr>
+                <w:color w:val="1E293B"/>
+                <w:sz w:val="18"/>
+              </w:rPr>
+              <w:t>Code</w:t>
+            </w:r>
+          </w:p>
+        </w:tc>
+        <w:tc>
+          <w:tcPr>
+            <w:tcW w:type="dxa" w:w="4320"/>
+          </w:tcPr>
+          <w:p>
+            <w:r>
+              <w:rPr>
+                <w:color w:val="1E293B"/>
+                <w:sz w:val="18"/>
+              </w:rPr>
+              <w:t>CT-AUTH-02</w:t>
+            </w:r>
+          </w:p>
+        </w:tc>
+      </w:tr>
+      <w:tr>
+        <w:tc>
+          <w:tcPr>
+            <w:tcW w:type="dxa" w:w="4320"/>
+            <w:shd w:fill="F1F5F9" w:val="clear"/>
+          </w:tcPr>
+          <w:p>
+            <w:r>
+              <w:rPr>
+                <w:color w:val="1E293B"/>
+                <w:sz w:val="18"/>
+              </w:rPr>
+              <w:t>Titre</w:t>
+            </w:r>
+          </w:p>
+        </w:tc>
+        <w:tc>
+          <w:tcPr>
+            <w:tcW w:type="dxa" w:w="4320"/>
+            <w:shd w:fill="F1F5F9" w:val="clear"/>
+          </w:tcPr>
+          <w:p>
+            <w:r>
+              <w:rPr>
+                <w:color w:val="1E293B"/>
+                <w:sz w:val="18"/>
+              </w:rPr>
+              <w:t>Connexion avec identifiants invalides</w:t>
+            </w:r>
+          </w:p>
+        </w:tc>
+      </w:tr>
+      <w:tr>
+        <w:tc>
+          <w:tcPr>
+            <w:tcW w:type="dxa" w:w="4320"/>
+          </w:tcPr>
+          <w:p>
+            <w:r>
+              <w:rPr>
+                <w:color w:val="1E293B"/>
+                <w:sz w:val="18"/>
+              </w:rPr>
+              <w:t>Acteur</w:t>
+            </w:r>
+          </w:p>
+        </w:tc>
+        <w:tc>
+          <w:tcPr>
+            <w:tcW w:type="dxa" w:w="4320"/>
+          </w:tcPr>
+          <w:p>
+            <w:r>
+              <w:rPr>
+                <w:color w:val="1E293B"/>
+                <w:sz w:val="18"/>
+              </w:rPr>
+              <w:t>Tout utilisateur</w:t>
+            </w:r>
+          </w:p>
+        </w:tc>
+      </w:tr>
+      <w:tr>
+        <w:tc>
+          <w:tcPr>
+            <w:tcW w:type="dxa" w:w="4320"/>
+            <w:shd w:fill="F1F5F9" w:val="clear"/>
+          </w:tcPr>
+          <w:p>
+            <w:r>
+              <w:rPr>
+                <w:color w:val="1E293B"/>
+                <w:sz w:val="18"/>
+              </w:rPr>
+              <w:t>Actions</w:t>
+            </w:r>
+          </w:p>
+        </w:tc>
+        <w:tc>
+          <w:tcPr>
+            <w:tcW w:type="dxa" w:w="4320"/>
+            <w:shd w:fill="F1F5F9" w:val="clear"/>
+          </w:tcPr>
+          <w:p>
+            <w:r>
+              <w:rPr>
+                <w:color w:val="1E293B"/>
+                <w:sz w:val="18"/>
+              </w:rPr>
+              <w:t>1. Acceder a la page de connexion</w:t>
+              <w:br/>
+              <w:t>2. Saisir un email ou mot de passe incorrect</w:t>
+              <w:br/>
+              <w:t>3. Cliquer sur 'Se connecter'</w:t>
+            </w:r>
+          </w:p>
+        </w:tc>
+      </w:tr>
+      <w:tr>
+        <w:tc>
+          <w:tcPr>
+            <w:tcW w:type="dxa" w:w="4320"/>
+          </w:tcPr>
+          <w:p>
+            <w:r>
+              <w:rPr>
+                <w:color w:val="1E293B"/>
+                <w:sz w:val="18"/>
+              </w:rPr>
+              <w:t>Resultat Attendu</w:t>
+            </w:r>
+          </w:p>
+        </w:tc>
+        <w:tc>
+          <w:tcPr>
+            <w:tcW w:type="dxa" w:w="4320"/>
+          </w:tcPr>
+          <w:p>
+            <w:r>
+              <w:rPr>
+                <w:color w:val="1E293B"/>
+                <w:sz w:val="18"/>
+              </w:rPr>
+              <w:t>Message d'erreur rouge : 'Ces identifiants ne correspondent pas a nos enregistrements.'</w:t>
+            </w:r>
+          </w:p>
+        </w:tc>
+      </w:tr>
+      <w:tr>
+        <w:tc>
+          <w:tcPr>
+            <w:tcW w:type="dxa" w:w="4320"/>
+            <w:shd w:fill="F1F5F9" w:val="clear"/>
+          </w:tcPr>
+          <w:p>
+            <w:r>
+              <w:rPr>
+                <w:color w:val="1E293B"/>
+                <w:sz w:val="18"/>
+              </w:rPr>
+              <w:t>Statut</w:t>
+            </w:r>
+          </w:p>
+        </w:tc>
+        <w:tc>
+          <w:tcPr>
+            <w:tcW w:type="dxa" w:w="4320"/>
+            <w:shd w:fill="F1F5F9" w:val="clear"/>
+          </w:tcPr>
+          <w:p>
+            <w:r>
+              <w:rPr>
+                <w:color w:val="1E293B"/>
+                <w:sz w:val="18"/>
+              </w:rPr>
+              <w:t>VALIDE</w:t>
+            </w:r>
+          </w:p>
+        </w:tc>
+      </w:tr>
+    </w:tbl>
+    <w:p/>
+    <w:p>
+      <w:pPr>
+        <w:pStyle w:val="Heading3"/>
+      </w:pPr>
+      <w:r>
+        <w:t>CT-AUTH-03 : Deconnexion</w:t>
+      </w:r>
+    </w:p>
+    <w:tbl>
+      <w:tblPr>
+        <w:tblStyle w:val="TableGrid"/>
+        <w:tblW w:type="auto" w:w="0"/>
+        <w:jc w:val="center"/>
+        <w:tblLook w:firstColumn="1" w:firstRow="1" w:lastColumn="0" w:lastRow="0" w:noHBand="0" w:noVBand="1" w:val="04A0"/>
+      </w:tblPr>
+      <w:tblGrid>
+        <w:gridCol w:w="4320"/>
+        <w:gridCol w:w="4320"/>
+      </w:tblGrid>
+      <w:tr>
+        <w:tc>
+          <w:tcPr>
+            <w:tcW w:type="dxa" w:w="4320"/>
+            <w:shd w:fill="1A4BAD" w:val="clear"/>
+          </w:tcPr>
+          <w:p>
+            <w:pPr>
+              <w:jc w:val="center"/>
+            </w:pPr>
+            <w:r>
+              <w:rPr>
+                <w:b/>
+                <w:color w:val="FFFFFF"/>
+                <w:sz w:val="20"/>
+              </w:rPr>
+              <w:t>Element</w:t>
+            </w:r>
+          </w:p>
+        </w:tc>
+        <w:tc>
+          <w:tcPr>
+            <w:tcW w:type="dxa" w:w="4320"/>
+            <w:shd w:fill="1A4BAD" w:val="clear"/>
+          </w:tcPr>
+          <w:p>
+            <w:pPr>
+              <w:jc w:val="center"/>
+            </w:pPr>
+            <w:r>
+              <w:rPr>
+                <w:b/>
+                <w:color w:val="FFFFFF"/>
+                <w:sz w:val="20"/>
+              </w:rPr>
+              <w:t>Detail</w:t>
+            </w:r>
+          </w:p>
+        </w:tc>
+      </w:tr>
+      <w:tr>
+        <w:tc>
+          <w:tcPr>
+            <w:tcW w:type="dxa" w:w="4320"/>
+          </w:tcPr>
+          <w:p>
+            <w:r>
+              <w:rPr>
+                <w:color w:val="1E293B"/>
+                <w:sz w:val="18"/>
+              </w:rPr>
+              <w:t>Code</w:t>
+            </w:r>
+          </w:p>
+        </w:tc>
+        <w:tc>
+          <w:tcPr>
+            <w:tcW w:type="dxa" w:w="4320"/>
+          </w:tcPr>
+          <w:p>
+            <w:r>
+              <w:rPr>
+                <w:color w:val="1E293B"/>
+                <w:sz w:val="18"/>
+              </w:rPr>
+              <w:t>CT-AUTH-03</w:t>
+            </w:r>
+          </w:p>
+        </w:tc>
+      </w:tr>
+      <w:tr>
+        <w:tc>
+          <w:tcPr>
+            <w:tcW w:type="dxa" w:w="4320"/>
+            <w:shd w:fill="F1F5F9" w:val="clear"/>
+          </w:tcPr>
+          <w:p>
+            <w:r>
+              <w:rPr>
+                <w:color w:val="1E293B"/>
+                <w:sz w:val="18"/>
+              </w:rPr>
+              <w:t>Titre</w:t>
+            </w:r>
+          </w:p>
+        </w:tc>
+        <w:tc>
+          <w:tcPr>
+            <w:tcW w:type="dxa" w:w="4320"/>
+            <w:shd w:fill="F1F5F9" w:val="clear"/>
+          </w:tcPr>
+          <w:p>
+            <w:r>
+              <w:rPr>
+                <w:color w:val="1E293B"/>
+                <w:sz w:val="18"/>
+              </w:rPr>
+              <w:t>Deconnexion</w:t>
+            </w:r>
+          </w:p>
+        </w:tc>
+      </w:tr>
+      <w:tr>
+        <w:tc>
+          <w:tcPr>
+            <w:tcW w:type="dxa" w:w="4320"/>
+          </w:tcPr>
+          <w:p>
+            <w:r>
+              <w:rPr>
+                <w:color w:val="1E293B"/>
+                <w:sz w:val="18"/>
+              </w:rPr>
+              <w:t>Acteur</w:t>
+            </w:r>
+          </w:p>
+        </w:tc>
+        <w:tc>
+          <w:tcPr>
+            <w:tcW w:type="dxa" w:w="4320"/>
+          </w:tcPr>
+          <w:p>
+            <w:r>
+              <w:rPr>
+                <w:color w:val="1E293B"/>
+                <w:sz w:val="18"/>
+              </w:rPr>
+              <w:t>Tout utilisateur connecte</w:t>
+            </w:r>
+          </w:p>
+        </w:tc>
+      </w:tr>
+      <w:tr>
+        <w:tc>
+          <w:tcPr>
+            <w:tcW w:type="dxa" w:w="4320"/>
+            <w:shd w:fill="F1F5F9" w:val="clear"/>
+          </w:tcPr>
+          <w:p>
+            <w:r>
+              <w:rPr>
+                <w:color w:val="1E293B"/>
+                <w:sz w:val="18"/>
+              </w:rPr>
+              <w:t>Actions</w:t>
+            </w:r>
+          </w:p>
+        </w:tc>
+        <w:tc>
+          <w:tcPr>
+            <w:tcW w:type="dxa" w:w="4320"/>
+            <w:shd w:fill="F1F5F9" w:val="clear"/>
+          </w:tcPr>
+          <w:p>
+            <w:r>
+              <w:rPr>
+                <w:color w:val="1E293B"/>
+                <w:sz w:val="18"/>
+              </w:rPr>
+              <w:t>1. Cliquer sur l'avatar en haut a droite</w:t>
+              <w:br/>
+              <w:t>2. Cliquer sur 'Deconnexion'</w:t>
+            </w:r>
+          </w:p>
+        </w:tc>
+      </w:tr>
+      <w:tr>
+        <w:tc>
+          <w:tcPr>
+            <w:tcW w:type="dxa" w:w="4320"/>
+          </w:tcPr>
+          <w:p>
+            <w:r>
+              <w:rPr>
+                <w:color w:val="1E293B"/>
+                <w:sz w:val="18"/>
+              </w:rPr>
+              <w:t>Resultat Attendu</w:t>
+            </w:r>
+          </w:p>
+        </w:tc>
+        <w:tc>
+          <w:tcPr>
+            <w:tcW w:type="dxa" w:w="4320"/>
+          </w:tcPr>
+          <w:p>
+            <w:r>
+              <w:rPr>
+                <w:color w:val="1E293B"/>
+                <w:sz w:val="18"/>
+              </w:rPr>
+              <w:t>Redirection vers la page de connexion. La session est detruite.</w:t>
+            </w:r>
+          </w:p>
+        </w:tc>
+      </w:tr>
+      <w:tr>
+        <w:tc>
+          <w:tcPr>
+            <w:tcW w:type="dxa" w:w="4320"/>
+            <w:shd w:fill="F1F5F9" w:val="clear"/>
+          </w:tcPr>
+          <w:p>
+            <w:r>
+              <w:rPr>
+                <w:color w:val="1E293B"/>
+                <w:sz w:val="18"/>
+              </w:rPr>
+              <w:t>Statut</w:t>
+            </w:r>
+          </w:p>
+        </w:tc>
+        <w:tc>
+          <w:tcPr>
+            <w:tcW w:type="dxa" w:w="4320"/>
+            <w:shd w:fill="F1F5F9" w:val="clear"/>
+          </w:tcPr>
+          <w:p>
+            <w:r>
+              <w:rPr>
+                <w:color w:val="1E293B"/>
+                <w:sz w:val="18"/>
+              </w:rPr>
+              <w:t>VALIDE</w:t>
+            </w:r>
+          </w:p>
+        </w:tc>
+      </w:tr>
+    </w:tbl>
+    <w:p/>
+    <w:p>
+      <w:pPr>
+        <w:pStyle w:val="Heading3"/>
+      </w:pPr>
+      <w:r>
+        <w:t>CT-DASH-01 : Affichage du Tableau de Bord avec edition</w:t>
+      </w:r>
+    </w:p>
+    <w:tbl>
+      <w:tblPr>
+        <w:tblStyle w:val="TableGrid"/>
+        <w:tblW w:type="auto" w:w="0"/>
+        <w:jc w:val="center"/>
+        <w:tblLook w:firstColumn="1" w:firstRow="1" w:lastColumn="0" w:lastRow="0" w:noHBand="0" w:noVBand="1" w:val="04A0"/>
+      </w:tblPr>
+      <w:tblGrid>
+        <w:gridCol w:w="4320"/>
+        <w:gridCol w:w="4320"/>
+      </w:tblGrid>
+      <w:tr>
+        <w:tc>
+          <w:tcPr>
+            <w:tcW w:type="dxa" w:w="4320"/>
+            <w:shd w:fill="1A4BAD" w:val="clear"/>
+          </w:tcPr>
+          <w:p>
+            <w:pPr>
+              <w:jc w:val="center"/>
+            </w:pPr>
+            <w:r>
+              <w:rPr>
+                <w:b/>
+                <w:color w:val="FFFFFF"/>
+                <w:sz w:val="20"/>
+              </w:rPr>
+              <w:t>Element</w:t>
+            </w:r>
+          </w:p>
+        </w:tc>
+        <w:tc>
+          <w:tcPr>
+            <w:tcW w:type="dxa" w:w="4320"/>
+            <w:shd w:fill="1A4BAD" w:val="clear"/>
+          </w:tcPr>
+          <w:p>
+            <w:pPr>
+              <w:jc w:val="center"/>
+            </w:pPr>
+            <w:r>
+              <w:rPr>
+                <w:b/>
+                <w:color w:val="FFFFFF"/>
+                <w:sz w:val="20"/>
+              </w:rPr>
+              <w:t>Detail</w:t>
+            </w:r>
+          </w:p>
+        </w:tc>
+      </w:tr>
+      <w:tr>
+        <w:tc>
+          <w:tcPr>
+            <w:tcW w:type="dxa" w:w="4320"/>
+          </w:tcPr>
+          <w:p>
+            <w:r>
+              <w:rPr>
+                <w:color w:val="1E293B"/>
+                <w:sz w:val="18"/>
+              </w:rPr>
+              <w:t>Code</w:t>
+            </w:r>
+          </w:p>
+        </w:tc>
+        <w:tc>
+          <w:tcPr>
+            <w:tcW w:type="dxa" w:w="4320"/>
+          </w:tcPr>
+          <w:p>
+            <w:r>
+              <w:rPr>
+                <w:color w:val="1E293B"/>
+                <w:sz w:val="18"/>
+              </w:rPr>
+              <w:t>CT-DASH-01</w:t>
+            </w:r>
+          </w:p>
+        </w:tc>
+      </w:tr>
+      <w:tr>
+        <w:tc>
+          <w:tcPr>
+            <w:tcW w:type="dxa" w:w="4320"/>
+            <w:shd w:fill="F1F5F9" w:val="clear"/>
+          </w:tcPr>
+          <w:p>
+            <w:r>
+              <w:rPr>
+                <w:color w:val="1E293B"/>
+                <w:sz w:val="18"/>
+              </w:rPr>
+              <w:t>Titre</w:t>
+            </w:r>
+          </w:p>
+        </w:tc>
+        <w:tc>
+          <w:tcPr>
+            <w:tcW w:type="dxa" w:w="4320"/>
+            <w:shd w:fill="F1F5F9" w:val="clear"/>
+          </w:tcPr>
+          <w:p>
+            <w:r>
+              <w:rPr>
+                <w:color w:val="1E293B"/>
+                <w:sz w:val="18"/>
+              </w:rPr>
+              <w:t>Affichage du Tableau de Bord avec edition</w:t>
+            </w:r>
+          </w:p>
+        </w:tc>
+      </w:tr>
+      <w:tr>
+        <w:tc>
+          <w:tcPr>
+            <w:tcW w:type="dxa" w:w="4320"/>
+          </w:tcPr>
+          <w:p>
+            <w:r>
+              <w:rPr>
+                <w:color w:val="1E293B"/>
+                <w:sz w:val="18"/>
+              </w:rPr>
+              <w:t>Acteur</w:t>
+            </w:r>
+          </w:p>
+        </w:tc>
+        <w:tc>
+          <w:tcPr>
+            <w:tcW w:type="dxa" w:w="4320"/>
+          </w:tcPr>
+          <w:p>
+            <w:r>
+              <w:rPr>
+                <w:color w:val="1E293B"/>
+                <w:sz w:val="18"/>
+              </w:rPr>
+              <w:t>Tout utilisateur</w:t>
+            </w:r>
+          </w:p>
+        </w:tc>
+      </w:tr>
+      <w:tr>
+        <w:tc>
+          <w:tcPr>
+            <w:tcW w:type="dxa" w:w="4320"/>
+            <w:shd w:fill="F1F5F9" w:val="clear"/>
+          </w:tcPr>
+          <w:p>
+            <w:r>
+              <w:rPr>
+                <w:color w:val="1E293B"/>
+                <w:sz w:val="18"/>
+              </w:rPr>
+              <w:t>Actions</w:t>
+            </w:r>
+          </w:p>
+        </w:tc>
+        <w:tc>
+          <w:tcPr>
+            <w:tcW w:type="dxa" w:w="4320"/>
+            <w:shd w:fill="F1F5F9" w:val="clear"/>
+          </w:tcPr>
+          <w:p>
+            <w:r>
+              <w:rPr>
+                <w:color w:val="1E293B"/>
+                <w:sz w:val="18"/>
+              </w:rPr>
+              <w:t>1. Se connecter</w:t>
+              <w:br/>
+              <w:t>2. Selectionner 'Edition 2026' dans le selecteur</w:t>
+            </w:r>
+          </w:p>
+        </w:tc>
+      </w:tr>
+      <w:tr>
+        <w:tc>
+          <w:tcPr>
+            <w:tcW w:type="dxa" w:w="4320"/>
+          </w:tcPr>
+          <w:p>
+            <w:r>
+              <w:rPr>
+                <w:color w:val="1E293B"/>
+                <w:sz w:val="18"/>
+              </w:rPr>
+              <w:t>Resultat Attendu</w:t>
+            </w:r>
+          </w:p>
+        </w:tc>
+        <w:tc>
+          <w:tcPr>
+            <w:tcW w:type="dxa" w:w="4320"/>
+          </w:tcPr>
+          <w:p>
+            <w:r>
+              <w:rPr>
+                <w:color w:val="1E293B"/>
+                <w:sz w:val="18"/>
+              </w:rPr>
+              <w:t>Les KPIs s'affichent (Facultes, Equipes, Matchs, Joueurs). Les derniers resultats et prochains matchs sont visibles.</w:t>
+            </w:r>
+          </w:p>
+        </w:tc>
+      </w:tr>
+      <w:tr>
+        <w:tc>
+          <w:tcPr>
+            <w:tcW w:type="dxa" w:w="4320"/>
+            <w:shd w:fill="F1F5F9" w:val="clear"/>
+          </w:tcPr>
+          <w:p>
+            <w:r>
+              <w:rPr>
+                <w:color w:val="1E293B"/>
+                <w:sz w:val="18"/>
+              </w:rPr>
+              <w:t>Statut</w:t>
+            </w:r>
+          </w:p>
+        </w:tc>
+        <w:tc>
+          <w:tcPr>
+            <w:tcW w:type="dxa" w:w="4320"/>
+            <w:shd w:fill="F1F5F9" w:val="clear"/>
+          </w:tcPr>
+          <w:p>
+            <w:r>
+              <w:rPr>
+                <w:color w:val="1E293B"/>
+                <w:sz w:val="18"/>
+              </w:rPr>
+              <w:t>VALIDE</w:t>
+            </w:r>
+          </w:p>
+        </w:tc>
+      </w:tr>
+    </w:tbl>
+    <w:p/>
+    <w:p>
+      <w:pPr>
+        <w:pStyle w:val="Heading3"/>
+      </w:pPr>
+      <w:r>
+        <w:t>CT-EDIT-01 : Creer une nouvelle edition</w:t>
+      </w:r>
+    </w:p>
+    <w:tbl>
+      <w:tblPr>
+        <w:tblStyle w:val="TableGrid"/>
+        <w:tblW w:type="auto" w:w="0"/>
+        <w:jc w:val="center"/>
+        <w:tblLook w:firstColumn="1" w:firstRow="1" w:lastColumn="0" w:lastRow="0" w:noHBand="0" w:noVBand="1" w:val="04A0"/>
+      </w:tblPr>
+      <w:tblGrid>
+        <w:gridCol w:w="4320"/>
+        <w:gridCol w:w="4320"/>
+      </w:tblGrid>
+      <w:tr>
+        <w:tc>
+          <w:tcPr>
+            <w:tcW w:type="dxa" w:w="4320"/>
+            <w:shd w:fill="1A4BAD" w:val="clear"/>
+          </w:tcPr>
+          <w:p>
+            <w:pPr>
+              <w:jc w:val="center"/>
+            </w:pPr>
+            <w:r>
+              <w:rPr>
+                <w:b/>
+                <w:color w:val="FFFFFF"/>
+                <w:sz w:val="20"/>
+              </w:rPr>
+              <w:t>Element</w:t>
+            </w:r>
+          </w:p>
+        </w:tc>
+        <w:tc>
+          <w:tcPr>
+            <w:tcW w:type="dxa" w:w="4320"/>
+            <w:shd w:fill="1A4BAD" w:val="clear"/>
+          </w:tcPr>
+          <w:p>
+            <w:pPr>
+              <w:jc w:val="center"/>
+            </w:pPr>
+            <w:r>
+              <w:rPr>
+                <w:b/>
+                <w:color w:val="FFFFFF"/>
+                <w:sz w:val="20"/>
+              </w:rPr>
+              <w:t>Detail</w:t>
+            </w:r>
+          </w:p>
+        </w:tc>
+      </w:tr>
+      <w:tr>
+        <w:tc>
+          <w:tcPr>
+            <w:tcW w:type="dxa" w:w="4320"/>
+          </w:tcPr>
+          <w:p>
+            <w:r>
+              <w:rPr>
+                <w:color w:val="1E293B"/>
+                <w:sz w:val="18"/>
+              </w:rPr>
+              <w:t>Code</w:t>
+            </w:r>
+          </w:p>
+        </w:tc>
+        <w:tc>
+          <w:tcPr>
+            <w:tcW w:type="dxa" w:w="4320"/>
+          </w:tcPr>
+          <w:p>
+            <w:r>
+              <w:rPr>
+                <w:color w:val="1E293B"/>
+                <w:sz w:val="18"/>
+              </w:rPr>
+              <w:t>CT-EDIT-01</w:t>
+            </w:r>
+          </w:p>
+        </w:tc>
+      </w:tr>
+      <w:tr>
+        <w:tc>
+          <w:tcPr>
+            <w:tcW w:type="dxa" w:w="4320"/>
+            <w:shd w:fill="F1F5F9" w:val="clear"/>
+          </w:tcPr>
+          <w:p>
+            <w:r>
+              <w:rPr>
+                <w:color w:val="1E293B"/>
+                <w:sz w:val="18"/>
+              </w:rPr>
+              <w:t>Titre</w:t>
+            </w:r>
+          </w:p>
+        </w:tc>
+        <w:tc>
+          <w:tcPr>
+            <w:tcW w:type="dxa" w:w="4320"/>
+            <w:shd w:fill="F1F5F9" w:val="clear"/>
+          </w:tcPr>
+          <w:p>
+            <w:r>
+              <w:rPr>
+                <w:color w:val="1E293B"/>
+                <w:sz w:val="18"/>
+              </w:rPr>
+              <w:t>Creer une nouvelle edition</w:t>
+            </w:r>
+          </w:p>
+        </w:tc>
+      </w:tr>
+      <w:tr>
+        <w:tc>
+          <w:tcPr>
+            <w:tcW w:type="dxa" w:w="4320"/>
+          </w:tcPr>
+          <w:p>
+            <w:r>
+              <w:rPr>
+                <w:color w:val="1E293B"/>
+                <w:sz w:val="18"/>
+              </w:rPr>
+              <w:t>Acteur</w:t>
+            </w:r>
+          </w:p>
+        </w:tc>
+        <w:tc>
+          <w:tcPr>
+            <w:tcW w:type="dxa" w:w="4320"/>
+          </w:tcPr>
+          <w:p>
+            <w:r>
+              <w:rPr>
+                <w:color w:val="1E293B"/>
+                <w:sz w:val="18"/>
+              </w:rPr>
+              <w:t>Administrateur</w:t>
+            </w:r>
+          </w:p>
+        </w:tc>
+      </w:tr>
+      <w:tr>
+        <w:tc>
+          <w:tcPr>
+            <w:tcW w:type="dxa" w:w="4320"/>
+            <w:shd w:fill="F1F5F9" w:val="clear"/>
+          </w:tcPr>
+          <w:p>
+            <w:r>
+              <w:rPr>
+                <w:color w:val="1E293B"/>
+                <w:sz w:val="18"/>
+              </w:rPr>
+              <w:t>Actions</w:t>
+            </w:r>
+          </w:p>
+        </w:tc>
+        <w:tc>
+          <w:tcPr>
+            <w:tcW w:type="dxa" w:w="4320"/>
+            <w:shd w:fill="F1F5F9" w:val="clear"/>
+          </w:tcPr>
+          <w:p>
+            <w:r>
+              <w:rPr>
+                <w:color w:val="1E293B"/>
+                <w:sz w:val="18"/>
+              </w:rPr>
+              <w:t>1. Aller dans Editions</w:t>
+              <w:br/>
+              <w:t>2. Cliquer '+ Nouvelle Edition'</w:t>
+              <w:br/>
+              <w:t>3. Remplir : Nom='Edition 2027', Dates, Statut='a_venir'</w:t>
+              <w:br/>
+              <w:t>4. Soumettre</w:t>
+            </w:r>
+          </w:p>
+        </w:tc>
+      </w:tr>
+      <w:tr>
+        <w:tc>
+          <w:tcPr>
+            <w:tcW w:type="dxa" w:w="4320"/>
+          </w:tcPr>
+          <w:p>
+            <w:r>
+              <w:rPr>
+                <w:color w:val="1E293B"/>
+                <w:sz w:val="18"/>
+              </w:rPr>
+              <w:t>Resultat Attendu</w:t>
+            </w:r>
+          </w:p>
+        </w:tc>
+        <w:tc>
+          <w:tcPr>
+            <w:tcW w:type="dxa" w:w="4320"/>
+          </w:tcPr>
+          <w:p>
+            <w:r>
+              <w:rPr>
+                <w:color w:val="1E293B"/>
+                <w:sz w:val="18"/>
+              </w:rPr>
+              <w:t>L'edition apparait dans la liste avec le badge 'A venir'.</w:t>
+            </w:r>
+          </w:p>
+        </w:tc>
+      </w:tr>
+      <w:tr>
+        <w:tc>
+          <w:tcPr>
+            <w:tcW w:type="dxa" w:w="4320"/>
+            <w:shd w:fill="F1F5F9" w:val="clear"/>
+          </w:tcPr>
+          <w:p>
+            <w:r>
+              <w:rPr>
+                <w:color w:val="1E293B"/>
+                <w:sz w:val="18"/>
+              </w:rPr>
+              <w:t>Statut</w:t>
+            </w:r>
+          </w:p>
+        </w:tc>
+        <w:tc>
+          <w:tcPr>
+            <w:tcW w:type="dxa" w:w="4320"/>
+            <w:shd w:fill="F1F5F9" w:val="clear"/>
+          </w:tcPr>
+          <w:p>
+            <w:r>
+              <w:rPr>
+                <w:color w:val="1E293B"/>
+                <w:sz w:val="18"/>
+              </w:rPr>
+              <w:t>VALIDE</w:t>
+            </w:r>
+          </w:p>
+        </w:tc>
+      </w:tr>
+    </w:tbl>
+    <w:p/>
+    <w:p>
+      <w:pPr>
+        <w:pStyle w:val="Heading3"/>
+      </w:pPr>
+      <w:r>
+        <w:t>CT-EDIT-02 : Modifier une edition</w:t>
+      </w:r>
+    </w:p>
+    <w:tbl>
+      <w:tblPr>
+        <w:tblStyle w:val="TableGrid"/>
+        <w:tblW w:type="auto" w:w="0"/>
+        <w:jc w:val="center"/>
+        <w:tblLook w:firstColumn="1" w:firstRow="1" w:lastColumn="0" w:lastRow="0" w:noHBand="0" w:noVBand="1" w:val="04A0"/>
+      </w:tblPr>
+      <w:tblGrid>
+        <w:gridCol w:w="4320"/>
+        <w:gridCol w:w="4320"/>
+      </w:tblGrid>
+      <w:tr>
+        <w:tc>
+          <w:tcPr>
+            <w:tcW w:type="dxa" w:w="4320"/>
+            <w:shd w:fill="1A4BAD" w:val="clear"/>
+          </w:tcPr>
+          <w:p>
+            <w:pPr>
+              <w:jc w:val="center"/>
+            </w:pPr>
+            <w:r>
+              <w:rPr>
+                <w:b/>
+                <w:color w:val="FFFFFF"/>
+                <w:sz w:val="20"/>
+              </w:rPr>
+              <w:t>Element</w:t>
+            </w:r>
+          </w:p>
+        </w:tc>
+        <w:tc>
+          <w:tcPr>
+            <w:tcW w:type="dxa" w:w="4320"/>
+            <w:shd w:fill="1A4BAD" w:val="clear"/>
+          </w:tcPr>
+          <w:p>
+            <w:pPr>
+              <w:jc w:val="center"/>
+            </w:pPr>
+            <w:r>
+              <w:rPr>
+                <w:b/>
+                <w:color w:val="FFFFFF"/>
+                <w:sz w:val="20"/>
+              </w:rPr>
+              <w:t>Detail</w:t>
+            </w:r>
+          </w:p>
+        </w:tc>
+      </w:tr>
+      <w:tr>
+        <w:tc>
+          <w:tcPr>
+            <w:tcW w:type="dxa" w:w="4320"/>
+          </w:tcPr>
+          <w:p>
+            <w:r>
+              <w:rPr>
+                <w:color w:val="1E293B"/>
+                <w:sz w:val="18"/>
+              </w:rPr>
+              <w:t>Code</w:t>
+            </w:r>
+          </w:p>
+        </w:tc>
+        <w:tc>
+          <w:tcPr>
+            <w:tcW w:type="dxa" w:w="4320"/>
+          </w:tcPr>
+          <w:p>
+            <w:r>
+              <w:rPr>
+                <w:color w:val="1E293B"/>
+                <w:sz w:val="18"/>
+              </w:rPr>
+              <w:t>CT-EDIT-02</w:t>
+            </w:r>
+          </w:p>
+        </w:tc>
+      </w:tr>
+      <w:tr>
+        <w:tc>
+          <w:tcPr>
+            <w:tcW w:type="dxa" w:w="4320"/>
+            <w:shd w:fill="F1F5F9" w:val="clear"/>
+          </w:tcPr>
+          <w:p>
+            <w:r>
+              <w:rPr>
+                <w:color w:val="1E293B"/>
+                <w:sz w:val="18"/>
+              </w:rPr>
+              <w:t>Titre</w:t>
+            </w:r>
+          </w:p>
+        </w:tc>
+        <w:tc>
+          <w:tcPr>
+            <w:tcW w:type="dxa" w:w="4320"/>
+            <w:shd w:fill="F1F5F9" w:val="clear"/>
+          </w:tcPr>
+          <w:p>
+            <w:r>
+              <w:rPr>
+                <w:color w:val="1E293B"/>
+                <w:sz w:val="18"/>
+              </w:rPr>
+              <w:t>Modifier une edition</w:t>
+            </w:r>
+          </w:p>
+        </w:tc>
+      </w:tr>
+      <w:tr>
+        <w:tc>
+          <w:tcPr>
+            <w:tcW w:type="dxa" w:w="4320"/>
+          </w:tcPr>
+          <w:p>
+            <w:r>
+              <w:rPr>
+                <w:color w:val="1E293B"/>
+                <w:sz w:val="18"/>
+              </w:rPr>
+              <w:t>Acteur</w:t>
+            </w:r>
+          </w:p>
+        </w:tc>
+        <w:tc>
+          <w:tcPr>
+            <w:tcW w:type="dxa" w:w="4320"/>
+          </w:tcPr>
+          <w:p>
+            <w:r>
+              <w:rPr>
+                <w:color w:val="1E293B"/>
+                <w:sz w:val="18"/>
+              </w:rPr>
+              <w:t>Administrateur</w:t>
+            </w:r>
+          </w:p>
+        </w:tc>
+      </w:tr>
+      <w:tr>
+        <w:tc>
+          <w:tcPr>
+            <w:tcW w:type="dxa" w:w="4320"/>
+            <w:shd w:fill="F1F5F9" w:val="clear"/>
+          </w:tcPr>
+          <w:p>
+            <w:r>
+              <w:rPr>
+                <w:color w:val="1E293B"/>
+                <w:sz w:val="18"/>
+              </w:rPr>
+              <w:t>Actions</w:t>
+            </w:r>
+          </w:p>
+        </w:tc>
+        <w:tc>
+          <w:tcPr>
+            <w:tcW w:type="dxa" w:w="4320"/>
+            <w:shd w:fill="F1F5F9" w:val="clear"/>
+          </w:tcPr>
+          <w:p>
+            <w:r>
+              <w:rPr>
+                <w:color w:val="1E293B"/>
+                <w:sz w:val="18"/>
+              </w:rPr>
+              <w:t>1. Depuis la liste des editions, cliquer 'Modifier'</w:t>
+              <w:br/>
+              <w:t>2. Changer le statut en 'en_cours'</w:t>
+              <w:br/>
+              <w:t>3. Soumettre</w:t>
+            </w:r>
+          </w:p>
+        </w:tc>
+      </w:tr>
+      <w:tr>
+        <w:tc>
+          <w:tcPr>
+            <w:tcW w:type="dxa" w:w="4320"/>
+          </w:tcPr>
+          <w:p>
+            <w:r>
+              <w:rPr>
+                <w:color w:val="1E293B"/>
+                <w:sz w:val="18"/>
+              </w:rPr>
+              <w:t>Resultat Attendu</w:t>
+            </w:r>
+          </w:p>
+        </w:tc>
+        <w:tc>
+          <w:tcPr>
+            <w:tcW w:type="dxa" w:w="4320"/>
+          </w:tcPr>
+          <w:p>
+            <w:r>
+              <w:rPr>
+                <w:color w:val="1E293B"/>
+                <w:sz w:val="18"/>
+              </w:rPr>
+              <w:t>Le statut de l'edition est mis a jour. Le badge change de couleur.</w:t>
+            </w:r>
+          </w:p>
+        </w:tc>
+      </w:tr>
+      <w:tr>
+        <w:tc>
+          <w:tcPr>
+            <w:tcW w:type="dxa" w:w="4320"/>
+            <w:shd w:fill="F1F5F9" w:val="clear"/>
+          </w:tcPr>
+          <w:p>
+            <w:r>
+              <w:rPr>
+                <w:color w:val="1E293B"/>
+                <w:sz w:val="18"/>
+              </w:rPr>
+              <w:t>Statut</w:t>
+            </w:r>
+          </w:p>
+        </w:tc>
+        <w:tc>
+          <w:tcPr>
+            <w:tcW w:type="dxa" w:w="4320"/>
+            <w:shd w:fill="F1F5F9" w:val="clear"/>
+          </w:tcPr>
+          <w:p>
+            <w:r>
+              <w:rPr>
+                <w:color w:val="1E293B"/>
+                <w:sz w:val="18"/>
+              </w:rPr>
+              <w:t>VALIDE</w:t>
+            </w:r>
+          </w:p>
+        </w:tc>
+      </w:tr>
+    </w:tbl>
+    <w:p/>
+    <w:p>
+      <w:pPr>
+        <w:pStyle w:val="Heading3"/>
+      </w:pPr>
+      <w:r>
+        <w:t>CT-FAC-01 : Creer une faculte</w:t>
+      </w:r>
+    </w:p>
+    <w:tbl>
+      <w:tblPr>
+        <w:tblStyle w:val="TableGrid"/>
+        <w:tblW w:type="auto" w:w="0"/>
+        <w:jc w:val="center"/>
+        <w:tblLook w:firstColumn="1" w:firstRow="1" w:lastColumn="0" w:lastRow="0" w:noHBand="0" w:noVBand="1" w:val="04A0"/>
+      </w:tblPr>
+      <w:tblGrid>
+        <w:gridCol w:w="4320"/>
+        <w:gridCol w:w="4320"/>
+      </w:tblGrid>
+      <w:tr>
+        <w:tc>
+          <w:tcPr>
+            <w:tcW w:type="dxa" w:w="4320"/>
+            <w:shd w:fill="1A4BAD" w:val="clear"/>
+          </w:tcPr>
+          <w:p>
+            <w:pPr>
+              <w:jc w:val="center"/>
+            </w:pPr>
+            <w:r>
+              <w:rPr>
+                <w:b/>
+                <w:color w:val="FFFFFF"/>
+                <w:sz w:val="20"/>
+              </w:rPr>
+              <w:t>Element</w:t>
+            </w:r>
+          </w:p>
+        </w:tc>
+        <w:tc>
+          <w:tcPr>
+            <w:tcW w:type="dxa" w:w="4320"/>
+            <w:shd w:fill="1A4BAD" w:val="clear"/>
+          </w:tcPr>
+          <w:p>
+            <w:pPr>
+              <w:jc w:val="center"/>
+            </w:pPr>
+            <w:r>
+              <w:rPr>
+                <w:b/>
+                <w:color w:val="FFFFFF"/>
+                <w:sz w:val="20"/>
+              </w:rPr>
+              <w:t>Detail</w:t>
+            </w:r>
+          </w:p>
+        </w:tc>
+      </w:tr>
+      <w:tr>
+        <w:tc>
+          <w:tcPr>
+            <w:tcW w:type="dxa" w:w="4320"/>
+          </w:tcPr>
+          <w:p>
+            <w:r>
+              <w:rPr>
+                <w:color w:val="1E293B"/>
+                <w:sz w:val="18"/>
+              </w:rPr>
+              <w:t>Code</w:t>
+            </w:r>
+          </w:p>
+        </w:tc>
+        <w:tc>
+          <w:tcPr>
+            <w:tcW w:type="dxa" w:w="4320"/>
+          </w:tcPr>
+          <w:p>
+            <w:r>
+              <w:rPr>
+                <w:color w:val="1E293B"/>
+                <w:sz w:val="18"/>
+              </w:rPr>
+              <w:t>CT-FAC-01</w:t>
+            </w:r>
+          </w:p>
+        </w:tc>
+      </w:tr>
+      <w:tr>
+        <w:tc>
+          <w:tcPr>
+            <w:tcW w:type="dxa" w:w="4320"/>
+            <w:shd w:fill="F1F5F9" w:val="clear"/>
+          </w:tcPr>
+          <w:p>
+            <w:r>
+              <w:rPr>
+                <w:color w:val="1E293B"/>
+                <w:sz w:val="18"/>
+              </w:rPr>
+              <w:t>Titre</w:t>
+            </w:r>
+          </w:p>
+        </w:tc>
+        <w:tc>
+          <w:tcPr>
+            <w:tcW w:type="dxa" w:w="4320"/>
+            <w:shd w:fill="F1F5F9" w:val="clear"/>
+          </w:tcPr>
+          <w:p>
+            <w:r>
+              <w:rPr>
+                <w:color w:val="1E293B"/>
+                <w:sz w:val="18"/>
+              </w:rPr>
+              <w:t>Creer une faculte</w:t>
+            </w:r>
+          </w:p>
+        </w:tc>
+      </w:tr>
+      <w:tr>
+        <w:tc>
+          <w:tcPr>
+            <w:tcW w:type="dxa" w:w="4320"/>
+          </w:tcPr>
+          <w:p>
+            <w:r>
+              <w:rPr>
+                <w:color w:val="1E293B"/>
+                <w:sz w:val="18"/>
+              </w:rPr>
+              <w:t>Acteur</w:t>
+            </w:r>
+          </w:p>
+        </w:tc>
+        <w:tc>
+          <w:tcPr>
+            <w:tcW w:type="dxa" w:w="4320"/>
+          </w:tcPr>
+          <w:p>
+            <w:r>
+              <w:rPr>
+                <w:color w:val="1E293B"/>
+                <w:sz w:val="18"/>
+              </w:rPr>
+              <w:t>Administrateur</w:t>
+            </w:r>
+          </w:p>
+        </w:tc>
+      </w:tr>
+      <w:tr>
+        <w:tc>
+          <w:tcPr>
+            <w:tcW w:type="dxa" w:w="4320"/>
+            <w:shd w:fill="F1F5F9" w:val="clear"/>
+          </w:tcPr>
+          <w:p>
+            <w:r>
+              <w:rPr>
+                <w:color w:val="1E293B"/>
+                <w:sz w:val="18"/>
+              </w:rPr>
+              <w:t>Actions</w:t>
+            </w:r>
+          </w:p>
+        </w:tc>
+        <w:tc>
+          <w:tcPr>
+            <w:tcW w:type="dxa" w:w="4320"/>
+            <w:shd w:fill="F1F5F9" w:val="clear"/>
+          </w:tcPr>
+          <w:p>
+            <w:r>
+              <w:rPr>
+                <w:color w:val="1E293B"/>
+                <w:sz w:val="18"/>
+              </w:rPr>
+              <w:t>1. Aller dans Facultes</w:t>
+              <w:br/>
+              <w:t>2. Cliquer '+ Nouvelle Faculte'</w:t>
+              <w:br/>
+              <w:t>3. Remplir le nom et la couleur</w:t>
+              <w:br/>
+              <w:t>4. Soumettre</w:t>
+            </w:r>
+          </w:p>
+        </w:tc>
+      </w:tr>
+      <w:tr>
+        <w:tc>
+          <w:tcPr>
+            <w:tcW w:type="dxa" w:w="4320"/>
+          </w:tcPr>
+          <w:p>
+            <w:r>
+              <w:rPr>
+                <w:color w:val="1E293B"/>
+                <w:sz w:val="18"/>
+              </w:rPr>
+              <w:t>Resultat Attendu</w:t>
+            </w:r>
+          </w:p>
+        </w:tc>
+        <w:tc>
+          <w:tcPr>
+            <w:tcW w:type="dxa" w:w="4320"/>
+          </w:tcPr>
+          <w:p>
+            <w:r>
+              <w:rPr>
+                <w:color w:val="1E293B"/>
+                <w:sz w:val="18"/>
+              </w:rPr>
+              <w:t>La faculte apparait dans la liste avec les initiales comme logo.</w:t>
+            </w:r>
+          </w:p>
+        </w:tc>
+      </w:tr>
+      <w:tr>
+        <w:tc>
+          <w:tcPr>
+            <w:tcW w:type="dxa" w:w="4320"/>
+            <w:shd w:fill="F1F5F9" w:val="clear"/>
+          </w:tcPr>
+          <w:p>
+            <w:r>
+              <w:rPr>
+                <w:color w:val="1E293B"/>
+                <w:sz w:val="18"/>
+              </w:rPr>
+              <w:t>Statut</w:t>
+            </w:r>
+          </w:p>
+        </w:tc>
+        <w:tc>
+          <w:tcPr>
+            <w:tcW w:type="dxa" w:w="4320"/>
+            <w:shd w:fill="F1F5F9" w:val="clear"/>
+          </w:tcPr>
+          <w:p>
+            <w:r>
+              <w:rPr>
+                <w:color w:val="1E293B"/>
+                <w:sz w:val="18"/>
+              </w:rPr>
+              <w:t>VALIDE</w:t>
+            </w:r>
+          </w:p>
+        </w:tc>
+      </w:tr>
+    </w:tbl>
+    <w:p/>
+    <w:p>
+      <w:pPr>
+        <w:pStyle w:val="Heading3"/>
+      </w:pPr>
+      <w:r>
+        <w:t>CT-EQU-01 : Inscrire une equipe</w:t>
+      </w:r>
+    </w:p>
+    <w:tbl>
+      <w:tblPr>
+        <w:tblStyle w:val="TableGrid"/>
+        <w:tblW w:type="auto" w:w="0"/>
+        <w:jc w:val="center"/>
+        <w:tblLook w:firstColumn="1" w:firstRow="1" w:lastColumn="0" w:lastRow="0" w:noHBand="0" w:noVBand="1" w:val="04A0"/>
+      </w:tblPr>
+      <w:tblGrid>
+        <w:gridCol w:w="4320"/>
+        <w:gridCol w:w="4320"/>
+      </w:tblGrid>
+      <w:tr>
+        <w:tc>
+          <w:tcPr>
+            <w:tcW w:type="dxa" w:w="4320"/>
+            <w:shd w:fill="1A4BAD" w:val="clear"/>
+          </w:tcPr>
+          <w:p>
+            <w:pPr>
+              <w:jc w:val="center"/>
+            </w:pPr>
+            <w:r>
+              <w:rPr>
+                <w:b/>
+                <w:color w:val="FFFFFF"/>
+                <w:sz w:val="20"/>
+              </w:rPr>
+              <w:t>Element</w:t>
+            </w:r>
+          </w:p>
+        </w:tc>
+        <w:tc>
+          <w:tcPr>
+            <w:tcW w:type="dxa" w:w="4320"/>
+            <w:shd w:fill="1A4BAD" w:val="clear"/>
+          </w:tcPr>
+          <w:p>
+            <w:pPr>
+              <w:jc w:val="center"/>
+            </w:pPr>
+            <w:r>
+              <w:rPr>
+                <w:b/>
+                <w:color w:val="FFFFFF"/>
+                <w:sz w:val="20"/>
+              </w:rPr>
+              <w:t>Detail</w:t>
+            </w:r>
+          </w:p>
+        </w:tc>
+      </w:tr>
+      <w:tr>
+        <w:tc>
+          <w:tcPr>
+            <w:tcW w:type="dxa" w:w="4320"/>
+          </w:tcPr>
+          <w:p>
+            <w:r>
+              <w:rPr>
+                <w:color w:val="1E293B"/>
+                <w:sz w:val="18"/>
+              </w:rPr>
+              <w:t>Code</w:t>
+            </w:r>
+          </w:p>
+        </w:tc>
+        <w:tc>
+          <w:tcPr>
+            <w:tcW w:type="dxa" w:w="4320"/>
+          </w:tcPr>
+          <w:p>
+            <w:r>
+              <w:rPr>
+                <w:color w:val="1E293B"/>
+                <w:sz w:val="18"/>
+              </w:rPr>
+              <w:t>CT-EQU-01</w:t>
+            </w:r>
+          </w:p>
+        </w:tc>
+      </w:tr>
+      <w:tr>
+        <w:tc>
+          <w:tcPr>
+            <w:tcW w:type="dxa" w:w="4320"/>
+            <w:shd w:fill="F1F5F9" w:val="clear"/>
+          </w:tcPr>
+          <w:p>
+            <w:r>
+              <w:rPr>
+                <w:color w:val="1E293B"/>
+                <w:sz w:val="18"/>
+              </w:rPr>
+              <w:t>Titre</w:t>
+            </w:r>
+          </w:p>
+        </w:tc>
+        <w:tc>
+          <w:tcPr>
+            <w:tcW w:type="dxa" w:w="4320"/>
+            <w:shd w:fill="F1F5F9" w:val="clear"/>
+          </w:tcPr>
+          <w:p>
+            <w:r>
+              <w:rPr>
+                <w:color w:val="1E293B"/>
+                <w:sz w:val="18"/>
+              </w:rPr>
+              <w:t>Inscrire une equipe</w:t>
+            </w:r>
+          </w:p>
+        </w:tc>
+      </w:tr>
+      <w:tr>
+        <w:tc>
+          <w:tcPr>
+            <w:tcW w:type="dxa" w:w="4320"/>
+          </w:tcPr>
+          <w:p>
+            <w:r>
+              <w:rPr>
+                <w:color w:val="1E293B"/>
+                <w:sz w:val="18"/>
+              </w:rPr>
+              <w:t>Acteur</w:t>
+            </w:r>
+          </w:p>
+        </w:tc>
+        <w:tc>
+          <w:tcPr>
+            <w:tcW w:type="dxa" w:w="4320"/>
+          </w:tcPr>
+          <w:p>
+            <w:r>
+              <w:rPr>
+                <w:color w:val="1E293B"/>
+                <w:sz w:val="18"/>
+              </w:rPr>
+              <w:t>Administrateur</w:t>
+            </w:r>
+          </w:p>
+        </w:tc>
+      </w:tr>
+      <w:tr>
+        <w:tc>
+          <w:tcPr>
+            <w:tcW w:type="dxa" w:w="4320"/>
+            <w:shd w:fill="F1F5F9" w:val="clear"/>
+          </w:tcPr>
+          <w:p>
+            <w:r>
+              <w:rPr>
+                <w:color w:val="1E293B"/>
+                <w:sz w:val="18"/>
+              </w:rPr>
+              <w:t>Actions</w:t>
+            </w:r>
+          </w:p>
+        </w:tc>
+        <w:tc>
+          <w:tcPr>
+            <w:tcW w:type="dxa" w:w="4320"/>
+            <w:shd w:fill="F1F5F9" w:val="clear"/>
+          </w:tcPr>
+          <w:p>
+            <w:r>
+              <w:rPr>
+                <w:color w:val="1E293B"/>
+                <w:sz w:val="18"/>
+              </w:rPr>
+              <w:t>1. Aller dans Equipes</w:t>
+              <w:br/>
+              <w:t>2. Cliquer '+ Nouvelle Equipe'</w:t>
+              <w:br/>
+              <w:t>3. Selectionner la faculte, la discipline et l'edition</w:t>
+              <w:br/>
+              <w:t>4. Soumettre</w:t>
+            </w:r>
+          </w:p>
+        </w:tc>
+      </w:tr>
+      <w:tr>
+        <w:tc>
+          <w:tcPr>
+            <w:tcW w:type="dxa" w:w="4320"/>
+          </w:tcPr>
+          <w:p>
+            <w:r>
+              <w:rPr>
+                <w:color w:val="1E293B"/>
+                <w:sz w:val="18"/>
+              </w:rPr>
+              <w:t>Resultat Attendu</w:t>
+            </w:r>
+          </w:p>
+        </w:tc>
+        <w:tc>
+          <w:tcPr>
+            <w:tcW w:type="dxa" w:w="4320"/>
+          </w:tcPr>
+          <w:p>
+            <w:r>
+              <w:rPr>
+                <w:color w:val="1E293B"/>
+                <w:sz w:val="18"/>
+              </w:rPr>
+              <w:t>L'equipe est creee et associee a la bonne faculte/discipline/edition.</w:t>
+            </w:r>
+          </w:p>
+        </w:tc>
+      </w:tr>
+      <w:tr>
+        <w:tc>
+          <w:tcPr>
+            <w:tcW w:type="dxa" w:w="4320"/>
+            <w:shd w:fill="F1F5F9" w:val="clear"/>
+          </w:tcPr>
+          <w:p>
+            <w:r>
+              <w:rPr>
+                <w:color w:val="1E293B"/>
+                <w:sz w:val="18"/>
+              </w:rPr>
+              <w:t>Statut</w:t>
+            </w:r>
+          </w:p>
+        </w:tc>
+        <w:tc>
+          <w:tcPr>
+            <w:tcW w:type="dxa" w:w="4320"/>
+            <w:shd w:fill="F1F5F9" w:val="clear"/>
+          </w:tcPr>
+          <w:p>
+            <w:r>
+              <w:rPr>
+                <w:color w:val="1E293B"/>
+                <w:sz w:val="18"/>
+              </w:rPr>
+              <w:t>VALIDE</w:t>
+            </w:r>
+          </w:p>
+        </w:tc>
+      </w:tr>
+    </w:tbl>
+    <w:p/>
+    <w:p>
+      <w:pPr>
+        <w:pStyle w:val="Heading3"/>
+      </w:pPr>
+      <w:r>
+        <w:t>CT-JOU-01 : Ajouter un joueur</w:t>
+      </w:r>
+    </w:p>
+    <w:tbl>
+      <w:tblPr>
+        <w:tblStyle w:val="TableGrid"/>
+        <w:tblW w:type="auto" w:w="0"/>
+        <w:jc w:val="center"/>
+        <w:tblLook w:firstColumn="1" w:firstRow="1" w:lastColumn="0" w:lastRow="0" w:noHBand="0" w:noVBand="1" w:val="04A0"/>
+      </w:tblPr>
+      <w:tblGrid>
+        <w:gridCol w:w="4320"/>
+        <w:gridCol w:w="4320"/>
+      </w:tblGrid>
+      <w:tr>
+        <w:tc>
+          <w:tcPr>
+            <w:tcW w:type="dxa" w:w="4320"/>
+            <w:shd w:fill="1A4BAD" w:val="clear"/>
+          </w:tcPr>
+          <w:p>
+            <w:pPr>
+              <w:jc w:val="center"/>
+            </w:pPr>
+            <w:r>
+              <w:rPr>
+                <w:b/>
+                <w:color w:val="FFFFFF"/>
+                <w:sz w:val="20"/>
+              </w:rPr>
+              <w:t>Element</w:t>
+            </w:r>
+          </w:p>
+        </w:tc>
+        <w:tc>
+          <w:tcPr>
+            <w:tcW w:type="dxa" w:w="4320"/>
+            <w:shd w:fill="1A4BAD" w:val="clear"/>
+          </w:tcPr>
+          <w:p>
+            <w:pPr>
+              <w:jc w:val="center"/>
+            </w:pPr>
+            <w:r>
+              <w:rPr>
+                <w:b/>
+                <w:color w:val="FFFFFF"/>
+                <w:sz w:val="20"/>
+              </w:rPr>
+              <w:t>Detail</w:t>
+            </w:r>
+          </w:p>
+        </w:tc>
+      </w:tr>
+      <w:tr>
+        <w:tc>
+          <w:tcPr>
+            <w:tcW w:type="dxa" w:w="4320"/>
+          </w:tcPr>
+          <w:p>
+            <w:r>
+              <w:rPr>
+                <w:color w:val="1E293B"/>
+                <w:sz w:val="18"/>
+              </w:rPr>
+              <w:t>Code</w:t>
+            </w:r>
+          </w:p>
+        </w:tc>
+        <w:tc>
+          <w:tcPr>
+            <w:tcW w:type="dxa" w:w="4320"/>
+          </w:tcPr>
+          <w:p>
+            <w:r>
+              <w:rPr>
+                <w:color w:val="1E293B"/>
+                <w:sz w:val="18"/>
+              </w:rPr>
+              <w:t>CT-JOU-01</w:t>
+            </w:r>
+          </w:p>
+        </w:tc>
+      </w:tr>
+      <w:tr>
+        <w:tc>
+          <w:tcPr>
+            <w:tcW w:type="dxa" w:w="4320"/>
+            <w:shd w:fill="F1F5F9" w:val="clear"/>
+          </w:tcPr>
+          <w:p>
+            <w:r>
+              <w:rPr>
+                <w:color w:val="1E293B"/>
+                <w:sz w:val="18"/>
+              </w:rPr>
+              <w:t>Titre</w:t>
+            </w:r>
+          </w:p>
+        </w:tc>
+        <w:tc>
+          <w:tcPr>
+            <w:tcW w:type="dxa" w:w="4320"/>
+            <w:shd w:fill="F1F5F9" w:val="clear"/>
+          </w:tcPr>
+          <w:p>
+            <w:r>
+              <w:rPr>
+                <w:color w:val="1E293B"/>
+                <w:sz w:val="18"/>
+              </w:rPr>
+              <w:t>Ajouter un joueur</w:t>
+            </w:r>
+          </w:p>
+        </w:tc>
+      </w:tr>
+      <w:tr>
+        <w:tc>
+          <w:tcPr>
+            <w:tcW w:type="dxa" w:w="4320"/>
+          </w:tcPr>
+          <w:p>
+            <w:r>
+              <w:rPr>
+                <w:color w:val="1E293B"/>
+                <w:sz w:val="18"/>
+              </w:rPr>
+              <w:t>Acteur</w:t>
+            </w:r>
+          </w:p>
+        </w:tc>
+        <w:tc>
+          <w:tcPr>
+            <w:tcW w:type="dxa" w:w="4320"/>
+          </w:tcPr>
+          <w:p>
+            <w:r>
+              <w:rPr>
+                <w:color w:val="1E293B"/>
+                <w:sz w:val="18"/>
+              </w:rPr>
+              <w:t>Staff ou Administrateur</w:t>
+            </w:r>
+          </w:p>
+        </w:tc>
+      </w:tr>
+      <w:tr>
+        <w:tc>
+          <w:tcPr>
+            <w:tcW w:type="dxa" w:w="4320"/>
+            <w:shd w:fill="F1F5F9" w:val="clear"/>
+          </w:tcPr>
+          <w:p>
+            <w:r>
+              <w:rPr>
+                <w:color w:val="1E293B"/>
+                <w:sz w:val="18"/>
+              </w:rPr>
+              <w:t>Actions</w:t>
+            </w:r>
+          </w:p>
+        </w:tc>
+        <w:tc>
+          <w:tcPr>
+            <w:tcW w:type="dxa" w:w="4320"/>
+            <w:shd w:fill="F1F5F9" w:val="clear"/>
+          </w:tcPr>
+          <w:p>
+            <w:r>
+              <w:rPr>
+                <w:color w:val="1E293B"/>
+                <w:sz w:val="18"/>
+              </w:rPr>
+              <w:t>1. Aller dans Joueurs</w:t>
+              <w:br/>
+              <w:t>2. Cliquer '+ Nouveau Joueur'</w:t>
+              <w:br/>
+              <w:t>3. Remplir nom, prenom, sexe, equipe, numero</w:t>
+              <w:br/>
+              <w:t>4. Soumettre</w:t>
+            </w:r>
+          </w:p>
+        </w:tc>
+      </w:tr>
+      <w:tr>
+        <w:tc>
+          <w:tcPr>
+            <w:tcW w:type="dxa" w:w="4320"/>
+          </w:tcPr>
+          <w:p>
+            <w:r>
+              <w:rPr>
+                <w:color w:val="1E293B"/>
+                <w:sz w:val="18"/>
+              </w:rPr>
+              <w:t>Resultat Attendu</w:t>
+            </w:r>
+          </w:p>
+        </w:tc>
+        <w:tc>
+          <w:tcPr>
+            <w:tcW w:type="dxa" w:w="4320"/>
+          </w:tcPr>
+          <w:p>
+            <w:r>
+              <w:rPr>
+                <w:color w:val="1E293B"/>
+                <w:sz w:val="18"/>
+              </w:rPr>
+              <w:t>Le joueur apparait dans la liste avec toutes ses informations.</w:t>
+            </w:r>
+          </w:p>
+        </w:tc>
+      </w:tr>
+      <w:tr>
+        <w:tc>
+          <w:tcPr>
+            <w:tcW w:type="dxa" w:w="4320"/>
+            <w:shd w:fill="F1F5F9" w:val="clear"/>
+          </w:tcPr>
+          <w:p>
+            <w:r>
+              <w:rPr>
+                <w:color w:val="1E293B"/>
+                <w:sz w:val="18"/>
+              </w:rPr>
+              <w:t>Statut</w:t>
+            </w:r>
+          </w:p>
+        </w:tc>
+        <w:tc>
+          <w:tcPr>
+            <w:tcW w:type="dxa" w:w="4320"/>
+            <w:shd w:fill="F1F5F9" w:val="clear"/>
+          </w:tcPr>
+          <w:p>
+            <w:r>
+              <w:rPr>
+                <w:color w:val="1E293B"/>
+                <w:sz w:val="18"/>
+              </w:rPr>
+              <w:t>VALIDE</w:t>
+            </w:r>
+          </w:p>
+        </w:tc>
+      </w:tr>
+    </w:tbl>
+    <w:p/>
+    <w:p>
+      <w:pPr>
+        <w:pStyle w:val="Heading3"/>
+      </w:pPr>
+      <w:r>
+        <w:t>CT-JOU-02 : Modifier un joueur</w:t>
+      </w:r>
+    </w:p>
+    <w:tbl>
+      <w:tblPr>
+        <w:tblStyle w:val="TableGrid"/>
+        <w:tblW w:type="auto" w:w="0"/>
+        <w:jc w:val="center"/>
+        <w:tblLook w:firstColumn="1" w:firstRow="1" w:lastColumn="0" w:lastRow="0" w:noHBand="0" w:noVBand="1" w:val="04A0"/>
+      </w:tblPr>
+      <w:tblGrid>
+        <w:gridCol w:w="4320"/>
+        <w:gridCol w:w="4320"/>
+      </w:tblGrid>
+      <w:tr>
+        <w:tc>
+          <w:tcPr>
+            <w:tcW w:type="dxa" w:w="4320"/>
+            <w:shd w:fill="1A4BAD" w:val="clear"/>
+          </w:tcPr>
+          <w:p>
+            <w:pPr>
+              <w:jc w:val="center"/>
+            </w:pPr>
+            <w:r>
+              <w:rPr>
+                <w:b/>
+                <w:color w:val="FFFFFF"/>
+                <w:sz w:val="20"/>
+              </w:rPr>
+              <w:t>Element</w:t>
+            </w:r>
+          </w:p>
+        </w:tc>
+        <w:tc>
+          <w:tcPr>
+            <w:tcW w:type="dxa" w:w="4320"/>
+            <w:shd w:fill="1A4BAD" w:val="clear"/>
+          </w:tcPr>
+          <w:p>
+            <w:pPr>
+              <w:jc w:val="center"/>
+            </w:pPr>
+            <w:r>
+              <w:rPr>
+                <w:b/>
+                <w:color w:val="FFFFFF"/>
+                <w:sz w:val="20"/>
+              </w:rPr>
+              <w:t>Detail</w:t>
+            </w:r>
+          </w:p>
+        </w:tc>
+      </w:tr>
+      <w:tr>
+        <w:tc>
+          <w:tcPr>
+            <w:tcW w:type="dxa" w:w="4320"/>
+          </w:tcPr>
+          <w:p>
+            <w:r>
+              <w:rPr>
+                <w:color w:val="1E293B"/>
+                <w:sz w:val="18"/>
+              </w:rPr>
+              <w:t>Code</w:t>
+            </w:r>
+          </w:p>
+        </w:tc>
+        <w:tc>
+          <w:tcPr>
+            <w:tcW w:type="dxa" w:w="4320"/>
+          </w:tcPr>
+          <w:p>
+            <w:r>
+              <w:rPr>
+                <w:color w:val="1E293B"/>
+                <w:sz w:val="18"/>
+              </w:rPr>
+              <w:t>CT-JOU-02</w:t>
+            </w:r>
+          </w:p>
+        </w:tc>
+      </w:tr>
+      <w:tr>
+        <w:tc>
+          <w:tcPr>
+            <w:tcW w:type="dxa" w:w="4320"/>
+            <w:shd w:fill="F1F5F9" w:val="clear"/>
+          </w:tcPr>
+          <w:p>
+            <w:r>
+              <w:rPr>
+                <w:color w:val="1E293B"/>
+                <w:sz w:val="18"/>
+              </w:rPr>
+              <w:t>Titre</w:t>
+            </w:r>
+          </w:p>
+        </w:tc>
+        <w:tc>
+          <w:tcPr>
+            <w:tcW w:type="dxa" w:w="4320"/>
+            <w:shd w:fill="F1F5F9" w:val="clear"/>
+          </w:tcPr>
+          <w:p>
+            <w:r>
+              <w:rPr>
+                <w:color w:val="1E293B"/>
+                <w:sz w:val="18"/>
+              </w:rPr>
+              <w:t>Modifier un joueur</w:t>
+            </w:r>
+          </w:p>
+        </w:tc>
+      </w:tr>
+      <w:tr>
+        <w:tc>
+          <w:tcPr>
+            <w:tcW w:type="dxa" w:w="4320"/>
+          </w:tcPr>
+          <w:p>
+            <w:r>
+              <w:rPr>
+                <w:color w:val="1E293B"/>
+                <w:sz w:val="18"/>
+              </w:rPr>
+              <w:t>Acteur</w:t>
+            </w:r>
+          </w:p>
+        </w:tc>
+        <w:tc>
+          <w:tcPr>
+            <w:tcW w:type="dxa" w:w="4320"/>
+          </w:tcPr>
+          <w:p>
+            <w:r>
+              <w:rPr>
+                <w:color w:val="1E293B"/>
+                <w:sz w:val="18"/>
+              </w:rPr>
+              <w:t>Staff ou Administrateur</w:t>
+            </w:r>
+          </w:p>
+        </w:tc>
+      </w:tr>
+      <w:tr>
+        <w:tc>
+          <w:tcPr>
+            <w:tcW w:type="dxa" w:w="4320"/>
+            <w:shd w:fill="F1F5F9" w:val="clear"/>
+          </w:tcPr>
+          <w:p>
+            <w:r>
+              <w:rPr>
+                <w:color w:val="1E293B"/>
+                <w:sz w:val="18"/>
+              </w:rPr>
+              <w:t>Actions</w:t>
+            </w:r>
+          </w:p>
+        </w:tc>
+        <w:tc>
+          <w:tcPr>
+            <w:tcW w:type="dxa" w:w="4320"/>
+            <w:shd w:fill="F1F5F9" w:val="clear"/>
+          </w:tcPr>
+          <w:p>
+            <w:r>
+              <w:rPr>
+                <w:color w:val="1E293B"/>
+                <w:sz w:val="18"/>
+              </w:rPr>
+              <w:t>1. Dans la liste des joueurs, cliquer 'Modifier'</w:t>
+              <w:br/>
+              <w:t>2. Changer le numero de maillot</w:t>
+              <w:br/>
+              <w:t>3. Soumettre</w:t>
+            </w:r>
+          </w:p>
+        </w:tc>
+      </w:tr>
+      <w:tr>
+        <w:tc>
+          <w:tcPr>
+            <w:tcW w:type="dxa" w:w="4320"/>
+          </w:tcPr>
+          <w:p>
+            <w:r>
+              <w:rPr>
+                <w:color w:val="1E293B"/>
+                <w:sz w:val="18"/>
+              </w:rPr>
+              <w:t>Resultat Attendu</w:t>
+            </w:r>
+          </w:p>
+        </w:tc>
+        <w:tc>
+          <w:tcPr>
+            <w:tcW w:type="dxa" w:w="4320"/>
+          </w:tcPr>
+          <w:p>
+            <w:r>
+              <w:rPr>
+                <w:color w:val="1E293B"/>
+                <w:sz w:val="18"/>
+              </w:rPr>
+              <w:t>Le joueur est mis a jour avec le nouveau numero.</w:t>
+            </w:r>
+          </w:p>
+        </w:tc>
+      </w:tr>
+      <w:tr>
+        <w:tc>
+          <w:tcPr>
+            <w:tcW w:type="dxa" w:w="4320"/>
+            <w:shd w:fill="F1F5F9" w:val="clear"/>
+          </w:tcPr>
+          <w:p>
+            <w:r>
+              <w:rPr>
+                <w:color w:val="1E293B"/>
+                <w:sz w:val="18"/>
+              </w:rPr>
+              <w:t>Statut</w:t>
+            </w:r>
+          </w:p>
+        </w:tc>
+        <w:tc>
+          <w:tcPr>
+            <w:tcW w:type="dxa" w:w="4320"/>
+            <w:shd w:fill="F1F5F9" w:val="clear"/>
+          </w:tcPr>
+          <w:p>
+            <w:r>
+              <w:rPr>
+                <w:color w:val="1E293B"/>
+                <w:sz w:val="18"/>
+              </w:rPr>
+              <w:t>VALIDE</w:t>
+            </w:r>
+          </w:p>
+        </w:tc>
+      </w:tr>
+    </w:tbl>
+    <w:p/>
+    <w:p>
+      <w:pPr>
+        <w:pStyle w:val="Heading3"/>
+      </w:pPr>
+      <w:r>
+        <w:t>CT-JOU-03 : Supprimer un joueur</w:t>
+      </w:r>
+    </w:p>
+    <w:tbl>
+      <w:tblPr>
+        <w:tblStyle w:val="TableGrid"/>
+        <w:tblW w:type="auto" w:w="0"/>
+        <w:jc w:val="center"/>
+        <w:tblLook w:firstColumn="1" w:firstRow="1" w:lastColumn="0" w:lastRow="0" w:noHBand="0" w:noVBand="1" w:val="04A0"/>
+      </w:tblPr>
+      <w:tblGrid>
+        <w:gridCol w:w="4320"/>
+        <w:gridCol w:w="4320"/>
+      </w:tblGrid>
+      <w:tr>
+        <w:tc>
+          <w:tcPr>
+            <w:tcW w:type="dxa" w:w="4320"/>
+            <w:shd w:fill="1A4BAD" w:val="clear"/>
+          </w:tcPr>
+          <w:p>
+            <w:pPr>
+              <w:jc w:val="center"/>
+            </w:pPr>
+            <w:r>
+              <w:rPr>
+                <w:b/>
+                <w:color w:val="FFFFFF"/>
+                <w:sz w:val="20"/>
+              </w:rPr>
+              <w:t>Element</w:t>
+            </w:r>
+          </w:p>
+        </w:tc>
+        <w:tc>
+          <w:tcPr>
+            <w:tcW w:type="dxa" w:w="4320"/>
+            <w:shd w:fill="1A4BAD" w:val="clear"/>
+          </w:tcPr>
+          <w:p>
+            <w:pPr>
+              <w:jc w:val="center"/>
+            </w:pPr>
+            <w:r>
+              <w:rPr>
+                <w:b/>
+                <w:color w:val="FFFFFF"/>
+                <w:sz w:val="20"/>
+              </w:rPr>
+              <w:t>Detail</w:t>
+            </w:r>
+          </w:p>
+        </w:tc>
+      </w:tr>
+      <w:tr>
+        <w:tc>
+          <w:tcPr>
+            <w:tcW w:type="dxa" w:w="4320"/>
+          </w:tcPr>
+          <w:p>
+            <w:r>
+              <w:rPr>
+                <w:color w:val="1E293B"/>
+                <w:sz w:val="18"/>
+              </w:rPr>
+              <w:t>Code</w:t>
+            </w:r>
+          </w:p>
+        </w:tc>
+        <w:tc>
+          <w:tcPr>
+            <w:tcW w:type="dxa" w:w="4320"/>
+          </w:tcPr>
+          <w:p>
+            <w:r>
+              <w:rPr>
+                <w:color w:val="1E293B"/>
+                <w:sz w:val="18"/>
+              </w:rPr>
+              <w:t>CT-JOU-03</w:t>
+            </w:r>
+          </w:p>
+        </w:tc>
+      </w:tr>
+      <w:tr>
+        <w:tc>
+          <w:tcPr>
+            <w:tcW w:type="dxa" w:w="4320"/>
+            <w:shd w:fill="F1F5F9" w:val="clear"/>
+          </w:tcPr>
+          <w:p>
+            <w:r>
+              <w:rPr>
+                <w:color w:val="1E293B"/>
+                <w:sz w:val="18"/>
+              </w:rPr>
+              <w:t>Titre</w:t>
+            </w:r>
+          </w:p>
+        </w:tc>
+        <w:tc>
+          <w:tcPr>
+            <w:tcW w:type="dxa" w:w="4320"/>
+            <w:shd w:fill="F1F5F9" w:val="clear"/>
+          </w:tcPr>
+          <w:p>
+            <w:r>
+              <w:rPr>
+                <w:color w:val="1E293B"/>
+                <w:sz w:val="18"/>
+              </w:rPr>
+              <w:t>Supprimer un joueur</w:t>
+            </w:r>
+          </w:p>
+        </w:tc>
+      </w:tr>
+      <w:tr>
+        <w:tc>
+          <w:tcPr>
+            <w:tcW w:type="dxa" w:w="4320"/>
+          </w:tcPr>
+          <w:p>
+            <w:r>
+              <w:rPr>
+                <w:color w:val="1E293B"/>
+                <w:sz w:val="18"/>
+              </w:rPr>
+              <w:t>Acteur</w:t>
+            </w:r>
+          </w:p>
+        </w:tc>
+        <w:tc>
+          <w:tcPr>
+            <w:tcW w:type="dxa" w:w="4320"/>
+          </w:tcPr>
+          <w:p>
+            <w:r>
+              <w:rPr>
+                <w:color w:val="1E293B"/>
+                <w:sz w:val="18"/>
+              </w:rPr>
+              <w:t>Staff ou Administrateur</w:t>
+            </w:r>
+          </w:p>
+        </w:tc>
+      </w:tr>
+      <w:tr>
+        <w:tc>
+          <w:tcPr>
+            <w:tcW w:type="dxa" w:w="4320"/>
+            <w:shd w:fill="F1F5F9" w:val="clear"/>
+          </w:tcPr>
+          <w:p>
+            <w:r>
+              <w:rPr>
+                <w:color w:val="1E293B"/>
+                <w:sz w:val="18"/>
+              </w:rPr>
+              <w:t>Actions</w:t>
+            </w:r>
+          </w:p>
+        </w:tc>
+        <w:tc>
+          <w:tcPr>
+            <w:tcW w:type="dxa" w:w="4320"/>
+            <w:shd w:fill="F1F5F9" w:val="clear"/>
+          </w:tcPr>
+          <w:p>
+            <w:r>
+              <w:rPr>
+                <w:color w:val="1E293B"/>
+                <w:sz w:val="18"/>
+              </w:rPr>
+              <w:t>1. Dans la liste des joueurs, cliquer le bouton rouge 'Supprimer'</w:t>
+              <w:br/>
+              <w:t>2. Confirmer dans la boite de dialogue</w:t>
+            </w:r>
+          </w:p>
+        </w:tc>
+      </w:tr>
+      <w:tr>
+        <w:tc>
+          <w:tcPr>
+            <w:tcW w:type="dxa" w:w="4320"/>
+          </w:tcPr>
+          <w:p>
+            <w:r>
+              <w:rPr>
+                <w:color w:val="1E293B"/>
+                <w:sz w:val="18"/>
+              </w:rPr>
+              <w:t>Resultat Attendu</w:t>
+            </w:r>
+          </w:p>
+        </w:tc>
+        <w:tc>
+          <w:tcPr>
+            <w:tcW w:type="dxa" w:w="4320"/>
+          </w:tcPr>
+          <w:p>
+            <w:r>
+              <w:rPr>
+                <w:color w:val="1E293B"/>
+                <w:sz w:val="18"/>
+              </w:rPr>
+              <w:t>Le joueur disparait de la liste. Message de succes affiche.</w:t>
+            </w:r>
+          </w:p>
+        </w:tc>
+      </w:tr>
+      <w:tr>
+        <w:tc>
+          <w:tcPr>
+            <w:tcW w:type="dxa" w:w="4320"/>
+            <w:shd w:fill="F1F5F9" w:val="clear"/>
+          </w:tcPr>
+          <w:p>
+            <w:r>
+              <w:rPr>
+                <w:color w:val="1E293B"/>
+                <w:sz w:val="18"/>
+              </w:rPr>
+              <w:t>Statut</w:t>
+            </w:r>
+          </w:p>
+        </w:tc>
+        <w:tc>
+          <w:tcPr>
+            <w:tcW w:type="dxa" w:w="4320"/>
+            <w:shd w:fill="F1F5F9" w:val="clear"/>
+          </w:tcPr>
+          <w:p>
+            <w:r>
+              <w:rPr>
+                <w:color w:val="1E293B"/>
+                <w:sz w:val="18"/>
+              </w:rPr>
+              <w:t>VALIDE</w:t>
+            </w:r>
+          </w:p>
+        </w:tc>
+      </w:tr>
+    </w:tbl>
+    <w:p/>
+    <w:p>
+      <w:pPr>
+        <w:pStyle w:val="Heading3"/>
+      </w:pPr>
+      <w:r>
+        <w:t>CT-MAT-01 : Programmer un match</w:t>
+      </w:r>
+    </w:p>
+    <w:tbl>
+      <w:tblPr>
+        <w:tblStyle w:val="TableGrid"/>
+        <w:tblW w:type="auto" w:w="0"/>
+        <w:jc w:val="center"/>
+        <w:tblLook w:firstColumn="1" w:firstRow="1" w:lastColumn="0" w:lastRow="0" w:noHBand="0" w:noVBand="1" w:val="04A0"/>
+      </w:tblPr>
+      <w:tblGrid>
+        <w:gridCol w:w="4320"/>
+        <w:gridCol w:w="4320"/>
+      </w:tblGrid>
+      <w:tr>
+        <w:tc>
+          <w:tcPr>
+            <w:tcW w:type="dxa" w:w="4320"/>
+            <w:shd w:fill="1A4BAD" w:val="clear"/>
+          </w:tcPr>
+          <w:p>
+            <w:pPr>
+              <w:jc w:val="center"/>
+            </w:pPr>
+            <w:r>
+              <w:rPr>
+                <w:b/>
+                <w:color w:val="FFFFFF"/>
+                <w:sz w:val="20"/>
+              </w:rPr>
+              <w:t>Element</w:t>
+            </w:r>
+          </w:p>
+        </w:tc>
+        <w:tc>
+          <w:tcPr>
+            <w:tcW w:type="dxa" w:w="4320"/>
+            <w:shd w:fill="1A4BAD" w:val="clear"/>
+          </w:tcPr>
+          <w:p>
+            <w:pPr>
+              <w:jc w:val="center"/>
+            </w:pPr>
+            <w:r>
+              <w:rPr>
+                <w:b/>
+                <w:color w:val="FFFFFF"/>
+                <w:sz w:val="20"/>
+              </w:rPr>
+              <w:t>Detail</w:t>
+            </w:r>
+          </w:p>
+        </w:tc>
+      </w:tr>
+      <w:tr>
+        <w:tc>
+          <w:tcPr>
+            <w:tcW w:type="dxa" w:w="4320"/>
+          </w:tcPr>
+          <w:p>
+            <w:r>
+              <w:rPr>
+                <w:color w:val="1E293B"/>
+                <w:sz w:val="18"/>
+              </w:rPr>
+              <w:t>Code</w:t>
+            </w:r>
+          </w:p>
+        </w:tc>
+        <w:tc>
+          <w:tcPr>
+            <w:tcW w:type="dxa" w:w="4320"/>
+          </w:tcPr>
+          <w:p>
+            <w:r>
+              <w:rPr>
+                <w:color w:val="1E293B"/>
+                <w:sz w:val="18"/>
+              </w:rPr>
+              <w:t>CT-MAT-01</w:t>
+            </w:r>
+          </w:p>
+        </w:tc>
+      </w:tr>
+      <w:tr>
+        <w:tc>
+          <w:tcPr>
+            <w:tcW w:type="dxa" w:w="4320"/>
+            <w:shd w:fill="F1F5F9" w:val="clear"/>
+          </w:tcPr>
+          <w:p>
+            <w:r>
+              <w:rPr>
+                <w:color w:val="1E293B"/>
+                <w:sz w:val="18"/>
+              </w:rPr>
+              <w:t>Titre</w:t>
+            </w:r>
+          </w:p>
+        </w:tc>
+        <w:tc>
+          <w:tcPr>
+            <w:tcW w:type="dxa" w:w="4320"/>
+            <w:shd w:fill="F1F5F9" w:val="clear"/>
+          </w:tcPr>
+          <w:p>
+            <w:r>
+              <w:rPr>
+                <w:color w:val="1E293B"/>
+                <w:sz w:val="18"/>
+              </w:rPr>
+              <w:t>Programmer un match</w:t>
+            </w:r>
+          </w:p>
+        </w:tc>
+      </w:tr>
+      <w:tr>
+        <w:tc>
+          <w:tcPr>
+            <w:tcW w:type="dxa" w:w="4320"/>
+          </w:tcPr>
+          <w:p>
+            <w:r>
+              <w:rPr>
+                <w:color w:val="1E293B"/>
+                <w:sz w:val="18"/>
+              </w:rPr>
+              <w:t>Acteur</w:t>
+            </w:r>
+          </w:p>
+        </w:tc>
+        <w:tc>
+          <w:tcPr>
+            <w:tcW w:type="dxa" w:w="4320"/>
+          </w:tcPr>
+          <w:p>
+            <w:r>
+              <w:rPr>
+                <w:color w:val="1E293B"/>
+                <w:sz w:val="18"/>
+              </w:rPr>
+              <w:t>Staff ou Administrateur</w:t>
+            </w:r>
+          </w:p>
+        </w:tc>
+      </w:tr>
+      <w:tr>
+        <w:tc>
+          <w:tcPr>
+            <w:tcW w:type="dxa" w:w="4320"/>
+            <w:shd w:fill="F1F5F9" w:val="clear"/>
+          </w:tcPr>
+          <w:p>
+            <w:r>
+              <w:rPr>
+                <w:color w:val="1E293B"/>
+                <w:sz w:val="18"/>
+              </w:rPr>
+              <w:t>Actions</w:t>
+            </w:r>
+          </w:p>
+        </w:tc>
+        <w:tc>
+          <w:tcPr>
+            <w:tcW w:type="dxa" w:w="4320"/>
+            <w:shd w:fill="F1F5F9" w:val="clear"/>
+          </w:tcPr>
+          <w:p>
+            <w:r>
+              <w:rPr>
+                <w:color w:val="1E293B"/>
+                <w:sz w:val="18"/>
+              </w:rPr>
+              <w:t>1. Aller dans Matchs</w:t>
+              <w:br/>
+              <w:t>2. Cliquer '+ Programmer un match'</w:t>
+              <w:br/>
+              <w:t>3. Remplir tous les champs obligatoires</w:t>
+              <w:br/>
+              <w:t>4. Soumettre</w:t>
+            </w:r>
+          </w:p>
+        </w:tc>
+      </w:tr>
+      <w:tr>
+        <w:tc>
+          <w:tcPr>
+            <w:tcW w:type="dxa" w:w="4320"/>
+          </w:tcPr>
+          <w:p>
+            <w:r>
+              <w:rPr>
+                <w:color w:val="1E293B"/>
+                <w:sz w:val="18"/>
+              </w:rPr>
+              <w:t>Resultat Attendu</w:t>
+            </w:r>
+          </w:p>
+        </w:tc>
+        <w:tc>
+          <w:tcPr>
+            <w:tcW w:type="dxa" w:w="4320"/>
+          </w:tcPr>
+          <w:p>
+            <w:r>
+              <w:rPr>
+                <w:color w:val="1E293B"/>
+                <w:sz w:val="18"/>
+              </w:rPr>
+              <w:t>Le match apparait dans la discipline correspondante avec le badge 'Planifie'.</w:t>
+            </w:r>
+          </w:p>
+        </w:tc>
+      </w:tr>
+      <w:tr>
+        <w:tc>
+          <w:tcPr>
+            <w:tcW w:type="dxa" w:w="4320"/>
+            <w:shd w:fill="F1F5F9" w:val="clear"/>
+          </w:tcPr>
+          <w:p>
+            <w:r>
+              <w:rPr>
+                <w:color w:val="1E293B"/>
+                <w:sz w:val="18"/>
+              </w:rPr>
+              <w:t>Statut</w:t>
+            </w:r>
+          </w:p>
+        </w:tc>
+        <w:tc>
+          <w:tcPr>
+            <w:tcW w:type="dxa" w:w="4320"/>
+            <w:shd w:fill="F1F5F9" w:val="clear"/>
+          </w:tcPr>
+          <w:p>
+            <w:r>
+              <w:rPr>
+                <w:color w:val="1E293B"/>
+                <w:sz w:val="18"/>
+              </w:rPr>
+              <w:t>VALIDE</w:t>
+            </w:r>
+          </w:p>
+        </w:tc>
+      </w:tr>
+    </w:tbl>
+    <w:p/>
+    <w:p>
+      <w:pPr>
+        <w:pStyle w:val="Heading3"/>
+      </w:pPr>
+      <w:r>
+        <w:t>CT-MAT-02 : Saisir un score avec buteurs</w:t>
+      </w:r>
+    </w:p>
+    <w:tbl>
+      <w:tblPr>
+        <w:tblStyle w:val="TableGrid"/>
+        <w:tblW w:type="auto" w:w="0"/>
+        <w:jc w:val="center"/>
+        <w:tblLook w:firstColumn="1" w:firstRow="1" w:lastColumn="0" w:lastRow="0" w:noHBand="0" w:noVBand="1" w:val="04A0"/>
+      </w:tblPr>
+      <w:tblGrid>
+        <w:gridCol w:w="4320"/>
+        <w:gridCol w:w="4320"/>
+      </w:tblGrid>
+      <w:tr>
+        <w:tc>
+          <w:tcPr>
+            <w:tcW w:type="dxa" w:w="4320"/>
+            <w:shd w:fill="1A4BAD" w:val="clear"/>
+          </w:tcPr>
+          <w:p>
+            <w:pPr>
+              <w:jc w:val="center"/>
+            </w:pPr>
+            <w:r>
+              <w:rPr>
+                <w:b/>
+                <w:color w:val="FFFFFF"/>
+                <w:sz w:val="20"/>
+              </w:rPr>
+              <w:t>Element</w:t>
+            </w:r>
+          </w:p>
+        </w:tc>
+        <w:tc>
+          <w:tcPr>
+            <w:tcW w:type="dxa" w:w="4320"/>
+            <w:shd w:fill="1A4BAD" w:val="clear"/>
+          </w:tcPr>
+          <w:p>
+            <w:pPr>
+              <w:jc w:val="center"/>
+            </w:pPr>
+            <w:r>
+              <w:rPr>
+                <w:b/>
+                <w:color w:val="FFFFFF"/>
+                <w:sz w:val="20"/>
+              </w:rPr>
+              <w:t>Detail</w:t>
+            </w:r>
+          </w:p>
+        </w:tc>
+      </w:tr>
+      <w:tr>
+        <w:tc>
+          <w:tcPr>
+            <w:tcW w:type="dxa" w:w="4320"/>
+          </w:tcPr>
+          <w:p>
+            <w:r>
+              <w:rPr>
+                <w:color w:val="1E293B"/>
+                <w:sz w:val="18"/>
+              </w:rPr>
+              <w:t>Code</w:t>
+            </w:r>
+          </w:p>
+        </w:tc>
+        <w:tc>
+          <w:tcPr>
+            <w:tcW w:type="dxa" w:w="4320"/>
+          </w:tcPr>
+          <w:p>
+            <w:r>
+              <w:rPr>
+                <w:color w:val="1E293B"/>
+                <w:sz w:val="18"/>
+              </w:rPr>
+              <w:t>CT-MAT-02</w:t>
+            </w:r>
+          </w:p>
+        </w:tc>
+      </w:tr>
+      <w:tr>
+        <w:tc>
+          <w:tcPr>
+            <w:tcW w:type="dxa" w:w="4320"/>
+            <w:shd w:fill="F1F5F9" w:val="clear"/>
+          </w:tcPr>
+          <w:p>
+            <w:r>
+              <w:rPr>
+                <w:color w:val="1E293B"/>
+                <w:sz w:val="18"/>
+              </w:rPr>
+              <w:t>Titre</w:t>
+            </w:r>
+          </w:p>
+        </w:tc>
+        <w:tc>
+          <w:tcPr>
+            <w:tcW w:type="dxa" w:w="4320"/>
+            <w:shd w:fill="F1F5F9" w:val="clear"/>
+          </w:tcPr>
+          <w:p>
+            <w:r>
+              <w:rPr>
+                <w:color w:val="1E293B"/>
+                <w:sz w:val="18"/>
+              </w:rPr>
+              <w:t>Saisir un score avec buteurs</w:t>
+            </w:r>
+          </w:p>
+        </w:tc>
+      </w:tr>
+      <w:tr>
+        <w:tc>
+          <w:tcPr>
+            <w:tcW w:type="dxa" w:w="4320"/>
+          </w:tcPr>
+          <w:p>
+            <w:r>
+              <w:rPr>
+                <w:color w:val="1E293B"/>
+                <w:sz w:val="18"/>
+              </w:rPr>
+              <w:t>Acteur</w:t>
+            </w:r>
+          </w:p>
+        </w:tc>
+        <w:tc>
+          <w:tcPr>
+            <w:tcW w:type="dxa" w:w="4320"/>
+          </w:tcPr>
+          <w:p>
+            <w:r>
+              <w:rPr>
+                <w:color w:val="1E293B"/>
+                <w:sz w:val="18"/>
+              </w:rPr>
+              <w:t>Staff ou Administrateur</w:t>
+            </w:r>
+          </w:p>
+        </w:tc>
+      </w:tr>
+      <w:tr>
+        <w:tc>
+          <w:tcPr>
+            <w:tcW w:type="dxa" w:w="4320"/>
+            <w:shd w:fill="F1F5F9" w:val="clear"/>
+          </w:tcPr>
+          <w:p>
+            <w:r>
+              <w:rPr>
+                <w:color w:val="1E293B"/>
+                <w:sz w:val="18"/>
+              </w:rPr>
+              <w:t>Actions</w:t>
+            </w:r>
+          </w:p>
+        </w:tc>
+        <w:tc>
+          <w:tcPr>
+            <w:tcW w:type="dxa" w:w="4320"/>
+            <w:shd w:fill="F1F5F9" w:val="clear"/>
+          </w:tcPr>
+          <w:p>
+            <w:r>
+              <w:rPr>
+                <w:color w:val="1E293B"/>
+                <w:sz w:val="18"/>
+              </w:rPr>
+              <w:t>1. Ouvrir un match 'planifie'</w:t>
+              <w:br/>
+              <w:t>2. Saisir score_a=2, score_b=1</w:t>
+              <w:br/>
+              <w:t>3. Ajouter 2 buteurs pour l'equipe A</w:t>
+              <w:br/>
+              <w:t>4. Ajouter 1 buteur pour l'equipe B</w:t>
+              <w:br/>
+              <w:t>5. Soumettre</w:t>
+            </w:r>
+          </w:p>
+        </w:tc>
+      </w:tr>
+      <w:tr>
+        <w:tc>
+          <w:tcPr>
+            <w:tcW w:type="dxa" w:w="4320"/>
+          </w:tcPr>
+          <w:p>
+            <w:r>
+              <w:rPr>
+                <w:color w:val="1E293B"/>
+                <w:sz w:val="18"/>
+              </w:rPr>
+              <w:t>Resultat Attendu</w:t>
+            </w:r>
+          </w:p>
+        </w:tc>
+        <w:tc>
+          <w:tcPr>
+            <w:tcW w:type="dxa" w:w="4320"/>
+          </w:tcPr>
+          <w:p>
+            <w:r>
+              <w:rPr>
+                <w:color w:val="1E293B"/>
+                <w:sz w:val="18"/>
+              </w:rPr>
+              <w:t>Le match passe au statut 'Joue'. Le score est affiche. Les buteurs sont listes. Les compteurs de buts des joueurs sont incrementes.</w:t>
+            </w:r>
+          </w:p>
+        </w:tc>
+      </w:tr>
+      <w:tr>
+        <w:tc>
+          <w:tcPr>
+            <w:tcW w:type="dxa" w:w="4320"/>
+            <w:shd w:fill="F1F5F9" w:val="clear"/>
+          </w:tcPr>
+          <w:p>
+            <w:r>
+              <w:rPr>
+                <w:color w:val="1E293B"/>
+                <w:sz w:val="18"/>
+              </w:rPr>
+              <w:t>Statut</w:t>
+            </w:r>
+          </w:p>
+        </w:tc>
+        <w:tc>
+          <w:tcPr>
+            <w:tcW w:type="dxa" w:w="4320"/>
+            <w:shd w:fill="F1F5F9" w:val="clear"/>
+          </w:tcPr>
+          <w:p>
+            <w:r>
+              <w:rPr>
+                <w:color w:val="1E293B"/>
+                <w:sz w:val="18"/>
+              </w:rPr>
+              <w:t>VALIDE</w:t>
+            </w:r>
+          </w:p>
+        </w:tc>
+      </w:tr>
+    </w:tbl>
+    <w:p/>
+    <w:p>
+      <w:pPr>
+        <w:pStyle w:val="Heading3"/>
+      </w:pPr>
+      <w:r>
+        <w:t>CT-MAT-03 : Supprimer un match</w:t>
+      </w:r>
+    </w:p>
+    <w:tbl>
+      <w:tblPr>
+        <w:tblStyle w:val="TableGrid"/>
+        <w:tblW w:type="auto" w:w="0"/>
+        <w:jc w:val="center"/>
+        <w:tblLook w:firstColumn="1" w:firstRow="1" w:lastColumn="0" w:lastRow="0" w:noHBand="0" w:noVBand="1" w:val="04A0"/>
+      </w:tblPr>
+      <w:tblGrid>
+        <w:gridCol w:w="4320"/>
+        <w:gridCol w:w="4320"/>
+      </w:tblGrid>
+      <w:tr>
+        <w:tc>
+          <w:tcPr>
+            <w:tcW w:type="dxa" w:w="4320"/>
+            <w:shd w:fill="1A4BAD" w:val="clear"/>
+          </w:tcPr>
+          <w:p>
+            <w:pPr>
+              <w:jc w:val="center"/>
+            </w:pPr>
+            <w:r>
+              <w:rPr>
+                <w:b/>
+                <w:color w:val="FFFFFF"/>
+                <w:sz w:val="20"/>
+              </w:rPr>
+              <w:t>Element</w:t>
+            </w:r>
+          </w:p>
+        </w:tc>
+        <w:tc>
+          <w:tcPr>
+            <w:tcW w:type="dxa" w:w="4320"/>
+            <w:shd w:fill="1A4BAD" w:val="clear"/>
+          </w:tcPr>
+          <w:p>
+            <w:pPr>
+              <w:jc w:val="center"/>
+            </w:pPr>
+            <w:r>
+              <w:rPr>
+                <w:b/>
+                <w:color w:val="FFFFFF"/>
+                <w:sz w:val="20"/>
+              </w:rPr>
+              <w:t>Detail</w:t>
+            </w:r>
+          </w:p>
+        </w:tc>
+      </w:tr>
+      <w:tr>
+        <w:tc>
+          <w:tcPr>
+            <w:tcW w:type="dxa" w:w="4320"/>
+          </w:tcPr>
+          <w:p>
+            <w:r>
+              <w:rPr>
+                <w:color w:val="1E293B"/>
+                <w:sz w:val="18"/>
+              </w:rPr>
+              <w:t>Code</w:t>
+            </w:r>
+          </w:p>
+        </w:tc>
+        <w:tc>
+          <w:tcPr>
+            <w:tcW w:type="dxa" w:w="4320"/>
+          </w:tcPr>
+          <w:p>
+            <w:r>
+              <w:rPr>
+                <w:color w:val="1E293B"/>
+                <w:sz w:val="18"/>
+              </w:rPr>
+              <w:t>CT-MAT-03</w:t>
+            </w:r>
+          </w:p>
+        </w:tc>
+      </w:tr>
+      <w:tr>
+        <w:tc>
+          <w:tcPr>
+            <w:tcW w:type="dxa" w:w="4320"/>
+            <w:shd w:fill="F1F5F9" w:val="clear"/>
+          </w:tcPr>
+          <w:p>
+            <w:r>
+              <w:rPr>
+                <w:color w:val="1E293B"/>
+                <w:sz w:val="18"/>
+              </w:rPr>
+              <w:t>Titre</w:t>
+            </w:r>
+          </w:p>
+        </w:tc>
+        <w:tc>
+          <w:tcPr>
+            <w:tcW w:type="dxa" w:w="4320"/>
+            <w:shd w:fill="F1F5F9" w:val="clear"/>
+          </w:tcPr>
+          <w:p>
+            <w:r>
+              <w:rPr>
+                <w:color w:val="1E293B"/>
+                <w:sz w:val="18"/>
+              </w:rPr>
+              <w:t>Supprimer un match</w:t>
+            </w:r>
+          </w:p>
+        </w:tc>
+      </w:tr>
+      <w:tr>
+        <w:tc>
+          <w:tcPr>
+            <w:tcW w:type="dxa" w:w="4320"/>
+          </w:tcPr>
+          <w:p>
+            <w:r>
+              <w:rPr>
+                <w:color w:val="1E293B"/>
+                <w:sz w:val="18"/>
+              </w:rPr>
+              <w:t>Acteur</w:t>
+            </w:r>
+          </w:p>
+        </w:tc>
+        <w:tc>
+          <w:tcPr>
+            <w:tcW w:type="dxa" w:w="4320"/>
+          </w:tcPr>
+          <w:p>
+            <w:r>
+              <w:rPr>
+                <w:color w:val="1E293B"/>
+                <w:sz w:val="18"/>
+              </w:rPr>
+              <w:t>Staff ou Administrateur</w:t>
+            </w:r>
+          </w:p>
+        </w:tc>
+      </w:tr>
+      <w:tr>
+        <w:tc>
+          <w:tcPr>
+            <w:tcW w:type="dxa" w:w="4320"/>
+            <w:shd w:fill="F1F5F9" w:val="clear"/>
+          </w:tcPr>
+          <w:p>
+            <w:r>
+              <w:rPr>
+                <w:color w:val="1E293B"/>
+                <w:sz w:val="18"/>
+              </w:rPr>
+              <w:t>Actions</w:t>
+            </w:r>
+          </w:p>
+        </w:tc>
+        <w:tc>
+          <w:tcPr>
+            <w:tcW w:type="dxa" w:w="4320"/>
+            <w:shd w:fill="F1F5F9" w:val="clear"/>
+          </w:tcPr>
+          <w:p>
+            <w:r>
+              <w:rPr>
+                <w:color w:val="1E293B"/>
+                <w:sz w:val="18"/>
+              </w:rPr>
+              <w:t>1. Dans la liste des matchs, cliquer le bouton rouge 'Supprimer'</w:t>
+              <w:br/>
+              <w:t>2. Confirmer la suppression</w:t>
+            </w:r>
+          </w:p>
+        </w:tc>
+      </w:tr>
+      <w:tr>
+        <w:tc>
+          <w:tcPr>
+            <w:tcW w:type="dxa" w:w="4320"/>
+          </w:tcPr>
+          <w:p>
+            <w:r>
+              <w:rPr>
+                <w:color w:val="1E293B"/>
+                <w:sz w:val="18"/>
+              </w:rPr>
+              <w:t>Resultat Attendu</w:t>
+            </w:r>
+          </w:p>
+        </w:tc>
+        <w:tc>
+          <w:tcPr>
+            <w:tcW w:type="dxa" w:w="4320"/>
+          </w:tcPr>
+          <w:p>
+            <w:r>
+              <w:rPr>
+                <w:color w:val="1E293B"/>
+                <w:sz w:val="18"/>
+              </w:rPr>
+              <w:t>Le match disparait de la liste. Redirection vers la liste avec message de succes.</w:t>
+            </w:r>
+          </w:p>
+        </w:tc>
+      </w:tr>
+      <w:tr>
+        <w:tc>
+          <w:tcPr>
+            <w:tcW w:type="dxa" w:w="4320"/>
+            <w:shd w:fill="F1F5F9" w:val="clear"/>
+          </w:tcPr>
+          <w:p>
+            <w:r>
+              <w:rPr>
+                <w:color w:val="1E293B"/>
+                <w:sz w:val="18"/>
+              </w:rPr>
+              <w:t>Statut</w:t>
+            </w:r>
+          </w:p>
+        </w:tc>
+        <w:tc>
+          <w:tcPr>
+            <w:tcW w:type="dxa" w:w="4320"/>
+            <w:shd w:fill="F1F5F9" w:val="clear"/>
+          </w:tcPr>
+          <w:p>
+            <w:r>
+              <w:rPr>
+                <w:color w:val="1E293B"/>
+                <w:sz w:val="18"/>
+              </w:rPr>
+              <w:t>VALIDE</w:t>
+            </w:r>
+          </w:p>
+        </w:tc>
+      </w:tr>
+    </w:tbl>
+    <w:p/>
+    <w:p>
+      <w:pPr>
+        <w:pStyle w:val="Heading3"/>
+      </w:pPr>
+      <w:r>
+        <w:t>CT-CLA-01 : Consulter le classement</w:t>
+      </w:r>
+    </w:p>
+    <w:tbl>
+      <w:tblPr>
+        <w:tblStyle w:val="TableGrid"/>
+        <w:tblW w:type="auto" w:w="0"/>
+        <w:jc w:val="center"/>
+        <w:tblLook w:firstColumn="1" w:firstRow="1" w:lastColumn="0" w:lastRow="0" w:noHBand="0" w:noVBand="1" w:val="04A0"/>
+      </w:tblPr>
+      <w:tblGrid>
+        <w:gridCol w:w="4320"/>
+        <w:gridCol w:w="4320"/>
+      </w:tblGrid>
+      <w:tr>
+        <w:tc>
+          <w:tcPr>
+            <w:tcW w:type="dxa" w:w="4320"/>
+            <w:shd w:fill="1A4BAD" w:val="clear"/>
+          </w:tcPr>
+          <w:p>
+            <w:pPr>
+              <w:jc w:val="center"/>
+            </w:pPr>
+            <w:r>
+              <w:rPr>
+                <w:b/>
+                <w:color w:val="FFFFFF"/>
+                <w:sz w:val="20"/>
+              </w:rPr>
+              <w:t>Element</w:t>
+            </w:r>
+          </w:p>
+        </w:tc>
+        <w:tc>
+          <w:tcPr>
+            <w:tcW w:type="dxa" w:w="4320"/>
+            <w:shd w:fill="1A4BAD" w:val="clear"/>
+          </w:tcPr>
+          <w:p>
+            <w:pPr>
+              <w:jc w:val="center"/>
+            </w:pPr>
+            <w:r>
+              <w:rPr>
+                <w:b/>
+                <w:color w:val="FFFFFF"/>
+                <w:sz w:val="20"/>
+              </w:rPr>
+              <w:t>Detail</w:t>
+            </w:r>
+          </w:p>
+        </w:tc>
+      </w:tr>
+      <w:tr>
+        <w:tc>
+          <w:tcPr>
+            <w:tcW w:type="dxa" w:w="4320"/>
+          </w:tcPr>
+          <w:p>
+            <w:r>
+              <w:rPr>
+                <w:color w:val="1E293B"/>
+                <w:sz w:val="18"/>
+              </w:rPr>
+              <w:t>Code</w:t>
+            </w:r>
+          </w:p>
+        </w:tc>
+        <w:tc>
+          <w:tcPr>
+            <w:tcW w:type="dxa" w:w="4320"/>
+          </w:tcPr>
+          <w:p>
+            <w:r>
+              <w:rPr>
+                <w:color w:val="1E293B"/>
+                <w:sz w:val="18"/>
+              </w:rPr>
+              <w:t>CT-CLA-01</w:t>
+            </w:r>
+          </w:p>
+        </w:tc>
+      </w:tr>
+      <w:tr>
+        <w:tc>
+          <w:tcPr>
+            <w:tcW w:type="dxa" w:w="4320"/>
+            <w:shd w:fill="F1F5F9" w:val="clear"/>
+          </w:tcPr>
+          <w:p>
+            <w:r>
+              <w:rPr>
+                <w:color w:val="1E293B"/>
+                <w:sz w:val="18"/>
+              </w:rPr>
+              <w:t>Titre</w:t>
+            </w:r>
+          </w:p>
+        </w:tc>
+        <w:tc>
+          <w:tcPr>
+            <w:tcW w:type="dxa" w:w="4320"/>
+            <w:shd w:fill="F1F5F9" w:val="clear"/>
+          </w:tcPr>
+          <w:p>
+            <w:r>
+              <w:rPr>
+                <w:color w:val="1E293B"/>
+                <w:sz w:val="18"/>
+              </w:rPr>
+              <w:t>Consulter le classement</w:t>
+            </w:r>
+          </w:p>
+        </w:tc>
+      </w:tr>
+      <w:tr>
+        <w:tc>
+          <w:tcPr>
+            <w:tcW w:type="dxa" w:w="4320"/>
+          </w:tcPr>
+          <w:p>
+            <w:r>
+              <w:rPr>
+                <w:color w:val="1E293B"/>
+                <w:sz w:val="18"/>
+              </w:rPr>
+              <w:t>Acteur</w:t>
+            </w:r>
+          </w:p>
+        </w:tc>
+        <w:tc>
+          <w:tcPr>
+            <w:tcW w:type="dxa" w:w="4320"/>
+          </w:tcPr>
+          <w:p>
+            <w:r>
+              <w:rPr>
+                <w:color w:val="1E293B"/>
+                <w:sz w:val="18"/>
+              </w:rPr>
+              <w:t>Tout utilisateur</w:t>
+            </w:r>
+          </w:p>
+        </w:tc>
+      </w:tr>
+      <w:tr>
+        <w:tc>
+          <w:tcPr>
+            <w:tcW w:type="dxa" w:w="4320"/>
+            <w:shd w:fill="F1F5F9" w:val="clear"/>
+          </w:tcPr>
+          <w:p>
+            <w:r>
+              <w:rPr>
+                <w:color w:val="1E293B"/>
+                <w:sz w:val="18"/>
+              </w:rPr>
+              <w:t>Actions</w:t>
+            </w:r>
+          </w:p>
+        </w:tc>
+        <w:tc>
+          <w:tcPr>
+            <w:tcW w:type="dxa" w:w="4320"/>
+            <w:shd w:fill="F1F5F9" w:val="clear"/>
+          </w:tcPr>
+          <w:p>
+            <w:r>
+              <w:rPr>
+                <w:color w:val="1E293B"/>
+                <w:sz w:val="18"/>
+              </w:rPr>
+              <w:t>1. Aller dans Classements</w:t>
+              <w:br/>
+              <w:t>2. Selectionner la discipline 'Football'</w:t>
+            </w:r>
+          </w:p>
+        </w:tc>
+      </w:tr>
+      <w:tr>
+        <w:tc>
+          <w:tcPr>
+            <w:tcW w:type="dxa" w:w="4320"/>
+          </w:tcPr>
+          <w:p>
+            <w:r>
+              <w:rPr>
+                <w:color w:val="1E293B"/>
+                <w:sz w:val="18"/>
+              </w:rPr>
+              <w:t>Resultat Attendu</w:t>
+            </w:r>
+          </w:p>
+        </w:tc>
+        <w:tc>
+          <w:tcPr>
+            <w:tcW w:type="dxa" w:w="4320"/>
+          </w:tcPr>
+          <w:p>
+            <w:r>
+              <w:rPr>
+                <w:color w:val="1E293B"/>
+                <w:sz w:val="18"/>
+              </w:rPr>
+              <w:t>Le tableau de classement s'affiche avec colonnes MJ, V, N, D, BM, BE, DB, Pts. Le tri est correct.</w:t>
+            </w:r>
+          </w:p>
+        </w:tc>
+      </w:tr>
+      <w:tr>
+        <w:tc>
+          <w:tcPr>
+            <w:tcW w:type="dxa" w:w="4320"/>
+            <w:shd w:fill="F1F5F9" w:val="clear"/>
+          </w:tcPr>
+          <w:p>
+            <w:r>
+              <w:rPr>
+                <w:color w:val="1E293B"/>
+                <w:sz w:val="18"/>
+              </w:rPr>
+              <w:t>Statut</w:t>
+            </w:r>
+          </w:p>
+        </w:tc>
+        <w:tc>
+          <w:tcPr>
+            <w:tcW w:type="dxa" w:w="4320"/>
+            <w:shd w:fill="F1F5F9" w:val="clear"/>
+          </w:tcPr>
+          <w:p>
+            <w:r>
+              <w:rPr>
+                <w:color w:val="1E293B"/>
+                <w:sz w:val="18"/>
+              </w:rPr>
+              <w:t>VALIDE</w:t>
+            </w:r>
+          </w:p>
+        </w:tc>
+      </w:tr>
+    </w:tbl>
+    <w:p/>
+    <w:p>
+      <w:pPr>
+        <w:pStyle w:val="Heading3"/>
+      </w:pPr>
+      <w:r>
+        <w:t>CT-CLA-02 : Meilleurs buteurs</w:t>
+      </w:r>
+    </w:p>
+    <w:tbl>
+      <w:tblPr>
+        <w:tblStyle w:val="TableGrid"/>
+        <w:tblW w:type="auto" w:w="0"/>
+        <w:jc w:val="center"/>
+        <w:tblLook w:firstColumn="1" w:firstRow="1" w:lastColumn="0" w:lastRow="0" w:noHBand="0" w:noVBand="1" w:val="04A0"/>
+      </w:tblPr>
+      <w:tblGrid>
+        <w:gridCol w:w="4320"/>
+        <w:gridCol w:w="4320"/>
+      </w:tblGrid>
+      <w:tr>
+        <w:tc>
+          <w:tcPr>
+            <w:tcW w:type="dxa" w:w="4320"/>
+            <w:shd w:fill="1A4BAD" w:val="clear"/>
+          </w:tcPr>
+          <w:p>
+            <w:pPr>
+              <w:jc w:val="center"/>
+            </w:pPr>
+            <w:r>
+              <w:rPr>
+                <w:b/>
+                <w:color w:val="FFFFFF"/>
+                <w:sz w:val="20"/>
+              </w:rPr>
+              <w:t>Element</w:t>
+            </w:r>
+          </w:p>
+        </w:tc>
+        <w:tc>
+          <w:tcPr>
+            <w:tcW w:type="dxa" w:w="4320"/>
+            <w:shd w:fill="1A4BAD" w:val="clear"/>
+          </w:tcPr>
+          <w:p>
+            <w:pPr>
+              <w:jc w:val="center"/>
+            </w:pPr>
+            <w:r>
+              <w:rPr>
+                <w:b/>
+                <w:color w:val="FFFFFF"/>
+                <w:sz w:val="20"/>
+              </w:rPr>
+              <w:t>Detail</w:t>
+            </w:r>
+          </w:p>
+        </w:tc>
+      </w:tr>
+      <w:tr>
+        <w:tc>
+          <w:tcPr>
+            <w:tcW w:type="dxa" w:w="4320"/>
+          </w:tcPr>
+          <w:p>
+            <w:r>
+              <w:rPr>
+                <w:color w:val="1E293B"/>
+                <w:sz w:val="18"/>
+              </w:rPr>
+              <w:t>Code</w:t>
+            </w:r>
+          </w:p>
+        </w:tc>
+        <w:tc>
+          <w:tcPr>
+            <w:tcW w:type="dxa" w:w="4320"/>
+          </w:tcPr>
+          <w:p>
+            <w:r>
+              <w:rPr>
+                <w:color w:val="1E293B"/>
+                <w:sz w:val="18"/>
+              </w:rPr>
+              <w:t>CT-CLA-02</w:t>
+            </w:r>
+          </w:p>
+        </w:tc>
+      </w:tr>
+      <w:tr>
+        <w:tc>
+          <w:tcPr>
+            <w:tcW w:type="dxa" w:w="4320"/>
+            <w:shd w:fill="F1F5F9" w:val="clear"/>
+          </w:tcPr>
+          <w:p>
+            <w:r>
+              <w:rPr>
+                <w:color w:val="1E293B"/>
+                <w:sz w:val="18"/>
+              </w:rPr>
+              <w:t>Titre</w:t>
+            </w:r>
+          </w:p>
+        </w:tc>
+        <w:tc>
+          <w:tcPr>
+            <w:tcW w:type="dxa" w:w="4320"/>
+            <w:shd w:fill="F1F5F9" w:val="clear"/>
+          </w:tcPr>
+          <w:p>
+            <w:r>
+              <w:rPr>
+                <w:color w:val="1E293B"/>
+                <w:sz w:val="18"/>
+              </w:rPr>
+              <w:t>Meilleurs buteurs</w:t>
+            </w:r>
+          </w:p>
+        </w:tc>
+      </w:tr>
+      <w:tr>
+        <w:tc>
+          <w:tcPr>
+            <w:tcW w:type="dxa" w:w="4320"/>
+          </w:tcPr>
+          <w:p>
+            <w:r>
+              <w:rPr>
+                <w:color w:val="1E293B"/>
+                <w:sz w:val="18"/>
+              </w:rPr>
+              <w:t>Acteur</w:t>
+            </w:r>
+          </w:p>
+        </w:tc>
+        <w:tc>
+          <w:tcPr>
+            <w:tcW w:type="dxa" w:w="4320"/>
+          </w:tcPr>
+          <w:p>
+            <w:r>
+              <w:rPr>
+                <w:color w:val="1E293B"/>
+                <w:sz w:val="18"/>
+              </w:rPr>
+              <w:t>Tout utilisateur</w:t>
+            </w:r>
+          </w:p>
+        </w:tc>
+      </w:tr>
+      <w:tr>
+        <w:tc>
+          <w:tcPr>
+            <w:tcW w:type="dxa" w:w="4320"/>
+            <w:shd w:fill="F1F5F9" w:val="clear"/>
+          </w:tcPr>
+          <w:p>
+            <w:r>
+              <w:rPr>
+                <w:color w:val="1E293B"/>
+                <w:sz w:val="18"/>
+              </w:rPr>
+              <w:t>Actions</w:t>
+            </w:r>
+          </w:p>
+        </w:tc>
+        <w:tc>
+          <w:tcPr>
+            <w:tcW w:type="dxa" w:w="4320"/>
+            <w:shd w:fill="F1F5F9" w:val="clear"/>
+          </w:tcPr>
+          <w:p>
+            <w:r>
+              <w:rPr>
+                <w:color w:val="1E293B"/>
+                <w:sz w:val="18"/>
+              </w:rPr>
+              <w:t>1. Aller dans Classements</w:t>
+              <w:br/>
+              <w:t>2. Consulter la section 'Meilleurs Buteurs'</w:t>
+            </w:r>
+          </w:p>
+        </w:tc>
+      </w:tr>
+      <w:tr>
+        <w:tc>
+          <w:tcPr>
+            <w:tcW w:type="dxa" w:w="4320"/>
+          </w:tcPr>
+          <w:p>
+            <w:r>
+              <w:rPr>
+                <w:color w:val="1E293B"/>
+                <w:sz w:val="18"/>
+              </w:rPr>
+              <w:t>Resultat Attendu</w:t>
+            </w:r>
+          </w:p>
+        </w:tc>
+        <w:tc>
+          <w:tcPr>
+            <w:tcW w:type="dxa" w:w="4320"/>
+          </w:tcPr>
+          <w:p>
+            <w:r>
+              <w:rPr>
+                <w:color w:val="1E293B"/>
+                <w:sz w:val="18"/>
+              </w:rPr>
+              <w:t>Le top 10 des buteurs est affiche avec nom, equipe, faculte et nombre de buts.</w:t>
+            </w:r>
+          </w:p>
+        </w:tc>
+      </w:tr>
+      <w:tr>
+        <w:tc>
+          <w:tcPr>
+            <w:tcW w:type="dxa" w:w="4320"/>
+            <w:shd w:fill="F1F5F9" w:val="clear"/>
+          </w:tcPr>
+          <w:p>
+            <w:r>
+              <w:rPr>
+                <w:color w:val="1E293B"/>
+                <w:sz w:val="18"/>
+              </w:rPr>
+              <w:t>Statut</w:t>
+            </w:r>
+          </w:p>
+        </w:tc>
+        <w:tc>
+          <w:tcPr>
+            <w:tcW w:type="dxa" w:w="4320"/>
+            <w:shd w:fill="F1F5F9" w:val="clear"/>
+          </w:tcPr>
+          <w:p>
+            <w:r>
+              <w:rPr>
+                <w:color w:val="1E293B"/>
+                <w:sz w:val="18"/>
+              </w:rPr>
+              <w:t>VALIDE</w:t>
+            </w:r>
+          </w:p>
+        </w:tc>
+      </w:tr>
+    </w:tbl>
+    <w:p/>
+    <w:p>
+      <w:pPr>
+        <w:pStyle w:val="Heading3"/>
+      </w:pPr>
+      <w:r>
+        <w:t>CT-ARB-01 : Arbre du tournoi</w:t>
+      </w:r>
+    </w:p>
+    <w:tbl>
+      <w:tblPr>
+        <w:tblStyle w:val="TableGrid"/>
+        <w:tblW w:type="auto" w:w="0"/>
+        <w:jc w:val="center"/>
+        <w:tblLook w:firstColumn="1" w:firstRow="1" w:lastColumn="0" w:lastRow="0" w:noHBand="0" w:noVBand="1" w:val="04A0"/>
+      </w:tblPr>
+      <w:tblGrid>
+        <w:gridCol w:w="4320"/>
+        <w:gridCol w:w="4320"/>
+      </w:tblGrid>
+      <w:tr>
+        <w:tc>
+          <w:tcPr>
+            <w:tcW w:type="dxa" w:w="4320"/>
+            <w:shd w:fill="1A4BAD" w:val="clear"/>
+          </w:tcPr>
+          <w:p>
+            <w:pPr>
+              <w:jc w:val="center"/>
+            </w:pPr>
+            <w:r>
+              <w:rPr>
+                <w:b/>
+                <w:color w:val="FFFFFF"/>
+                <w:sz w:val="20"/>
+              </w:rPr>
+              <w:t>Element</w:t>
+            </w:r>
+          </w:p>
+        </w:tc>
+        <w:tc>
+          <w:tcPr>
+            <w:tcW w:type="dxa" w:w="4320"/>
+            <w:shd w:fill="1A4BAD" w:val="clear"/>
+          </w:tcPr>
+          <w:p>
+            <w:pPr>
+              <w:jc w:val="center"/>
+            </w:pPr>
+            <w:r>
+              <w:rPr>
+                <w:b/>
+                <w:color w:val="FFFFFF"/>
+                <w:sz w:val="20"/>
+              </w:rPr>
+              <w:t>Detail</w:t>
+            </w:r>
+          </w:p>
+        </w:tc>
+      </w:tr>
+      <w:tr>
+        <w:tc>
+          <w:tcPr>
+            <w:tcW w:type="dxa" w:w="4320"/>
+          </w:tcPr>
+          <w:p>
+            <w:r>
+              <w:rPr>
+                <w:color w:val="1E293B"/>
+                <w:sz w:val="18"/>
+              </w:rPr>
+              <w:t>Code</w:t>
+            </w:r>
+          </w:p>
+        </w:tc>
+        <w:tc>
+          <w:tcPr>
+            <w:tcW w:type="dxa" w:w="4320"/>
+          </w:tcPr>
+          <w:p>
+            <w:r>
+              <w:rPr>
+                <w:color w:val="1E293B"/>
+                <w:sz w:val="18"/>
+              </w:rPr>
+              <w:t>CT-ARB-01</w:t>
+            </w:r>
+          </w:p>
+        </w:tc>
+      </w:tr>
+      <w:tr>
+        <w:tc>
+          <w:tcPr>
+            <w:tcW w:type="dxa" w:w="4320"/>
+            <w:shd w:fill="F1F5F9" w:val="clear"/>
+          </w:tcPr>
+          <w:p>
+            <w:r>
+              <w:rPr>
+                <w:color w:val="1E293B"/>
+                <w:sz w:val="18"/>
+              </w:rPr>
+              <w:t>Titre</w:t>
+            </w:r>
+          </w:p>
+        </w:tc>
+        <w:tc>
+          <w:tcPr>
+            <w:tcW w:type="dxa" w:w="4320"/>
+            <w:shd w:fill="F1F5F9" w:val="clear"/>
+          </w:tcPr>
+          <w:p>
+            <w:r>
+              <w:rPr>
+                <w:color w:val="1E293B"/>
+                <w:sz w:val="18"/>
+              </w:rPr>
+              <w:t>Arbre du tournoi</w:t>
+            </w:r>
+          </w:p>
+        </w:tc>
+      </w:tr>
+      <w:tr>
+        <w:tc>
+          <w:tcPr>
+            <w:tcW w:type="dxa" w:w="4320"/>
+          </w:tcPr>
+          <w:p>
+            <w:r>
+              <w:rPr>
+                <w:color w:val="1E293B"/>
+                <w:sz w:val="18"/>
+              </w:rPr>
+              <w:t>Acteur</w:t>
+            </w:r>
+          </w:p>
+        </w:tc>
+        <w:tc>
+          <w:tcPr>
+            <w:tcW w:type="dxa" w:w="4320"/>
+          </w:tcPr>
+          <w:p>
+            <w:r>
+              <w:rPr>
+                <w:color w:val="1E293B"/>
+                <w:sz w:val="18"/>
+              </w:rPr>
+              <w:t>Tout utilisateur</w:t>
+            </w:r>
+          </w:p>
+        </w:tc>
+      </w:tr>
+      <w:tr>
+        <w:tc>
+          <w:tcPr>
+            <w:tcW w:type="dxa" w:w="4320"/>
+            <w:shd w:fill="F1F5F9" w:val="clear"/>
+          </w:tcPr>
+          <w:p>
+            <w:r>
+              <w:rPr>
+                <w:color w:val="1E293B"/>
+                <w:sz w:val="18"/>
+              </w:rPr>
+              <w:t>Actions</w:t>
+            </w:r>
+          </w:p>
+        </w:tc>
+        <w:tc>
+          <w:tcPr>
+            <w:tcW w:type="dxa" w:w="4320"/>
+            <w:shd w:fill="F1F5F9" w:val="clear"/>
+          </w:tcPr>
+          <w:p>
+            <w:r>
+              <w:rPr>
+                <w:color w:val="1E293B"/>
+                <w:sz w:val="18"/>
+              </w:rPr>
+              <w:t>1. Aller dans Editions</w:t>
+              <w:br/>
+              <w:t>2. Cliquer sur l'edition 2026</w:t>
+              <w:br/>
+              <w:t>3. Cliquer 'Arbre du Tournoi'</w:t>
+            </w:r>
+          </w:p>
+        </w:tc>
+      </w:tr>
+      <w:tr>
+        <w:tc>
+          <w:tcPr>
+            <w:tcW w:type="dxa" w:w="4320"/>
+          </w:tcPr>
+          <w:p>
+            <w:r>
+              <w:rPr>
+                <w:color w:val="1E293B"/>
+                <w:sz w:val="18"/>
+              </w:rPr>
+              <w:t>Resultat Attendu</w:t>
+            </w:r>
+          </w:p>
+        </w:tc>
+        <w:tc>
+          <w:tcPr>
+            <w:tcW w:type="dxa" w:w="4320"/>
+          </w:tcPr>
+          <w:p>
+            <w:r>
+              <w:rPr>
+                <w:color w:val="1E293B"/>
+                <w:sz w:val="18"/>
+              </w:rPr>
+              <w:t>L'arbre s'affiche avec les phases (Poules, Quarts, Demies, Petite Finale, Grande Finale). Les scores sont visibles. Le champion a une couronne.</w:t>
+            </w:r>
+          </w:p>
+        </w:tc>
+      </w:tr>
+      <w:tr>
+        <w:tc>
+          <w:tcPr>
+            <w:tcW w:type="dxa" w:w="4320"/>
+            <w:shd w:fill="F1F5F9" w:val="clear"/>
+          </w:tcPr>
+          <w:p>
+            <w:r>
+              <w:rPr>
+                <w:color w:val="1E293B"/>
+                <w:sz w:val="18"/>
+              </w:rPr>
+              <w:t>Statut</w:t>
+            </w:r>
+          </w:p>
+        </w:tc>
+        <w:tc>
+          <w:tcPr>
+            <w:tcW w:type="dxa" w:w="4320"/>
+            <w:shd w:fill="F1F5F9" w:val="clear"/>
+          </w:tcPr>
+          <w:p>
+            <w:r>
+              <w:rPr>
+                <w:color w:val="1E293B"/>
+                <w:sz w:val="18"/>
+              </w:rPr>
+              <w:t>VALIDE</w:t>
+            </w:r>
+          </w:p>
+        </w:tc>
+      </w:tr>
+    </w:tbl>
+    <w:p/>
+    <w:p>
+      <w:pPr>
+        <w:pStyle w:val="Heading3"/>
+      </w:pPr>
+      <w:r>
+        <w:t>CT-SEC-01 : Acces non autorise (Staff vers Admin)</w:t>
+      </w:r>
+    </w:p>
+    <w:tbl>
+      <w:tblPr>
+        <w:tblStyle w:val="TableGrid"/>
+        <w:tblW w:type="auto" w:w="0"/>
+        <w:jc w:val="center"/>
+        <w:tblLook w:firstColumn="1" w:firstRow="1" w:lastColumn="0" w:lastRow="0" w:noHBand="0" w:noVBand="1" w:val="04A0"/>
+      </w:tblPr>
+      <w:tblGrid>
+        <w:gridCol w:w="4320"/>
+        <w:gridCol w:w="4320"/>
+      </w:tblGrid>
+      <w:tr>
+        <w:tc>
+          <w:tcPr>
+            <w:tcW w:type="dxa" w:w="4320"/>
+            <w:shd w:fill="1A4BAD" w:val="clear"/>
+          </w:tcPr>
+          <w:p>
+            <w:pPr>
+              <w:jc w:val="center"/>
+            </w:pPr>
+            <w:r>
+              <w:rPr>
+                <w:b/>
+                <w:color w:val="FFFFFF"/>
+                <w:sz w:val="20"/>
+              </w:rPr>
+              <w:t>Element</w:t>
+            </w:r>
+          </w:p>
+        </w:tc>
+        <w:tc>
+          <w:tcPr>
+            <w:tcW w:type="dxa" w:w="4320"/>
+            <w:shd w:fill="1A4BAD" w:val="clear"/>
+          </w:tcPr>
+          <w:p>
+            <w:pPr>
+              <w:jc w:val="center"/>
+            </w:pPr>
+            <w:r>
+              <w:rPr>
+                <w:b/>
+                <w:color w:val="FFFFFF"/>
+                <w:sz w:val="20"/>
+              </w:rPr>
+              <w:t>Detail</w:t>
+            </w:r>
+          </w:p>
+        </w:tc>
+      </w:tr>
+      <w:tr>
+        <w:tc>
+          <w:tcPr>
+            <w:tcW w:type="dxa" w:w="4320"/>
+          </w:tcPr>
+          <w:p>
+            <w:r>
+              <w:rPr>
+                <w:color w:val="1E293B"/>
+                <w:sz w:val="18"/>
+              </w:rPr>
+              <w:t>Code</w:t>
+            </w:r>
+          </w:p>
+        </w:tc>
+        <w:tc>
+          <w:tcPr>
+            <w:tcW w:type="dxa" w:w="4320"/>
+          </w:tcPr>
+          <w:p>
+            <w:r>
+              <w:rPr>
+                <w:color w:val="1E293B"/>
+                <w:sz w:val="18"/>
+              </w:rPr>
+              <w:t>CT-SEC-01</w:t>
+            </w:r>
+          </w:p>
+        </w:tc>
+      </w:tr>
+      <w:tr>
+        <w:tc>
+          <w:tcPr>
+            <w:tcW w:type="dxa" w:w="4320"/>
+            <w:shd w:fill="F1F5F9" w:val="clear"/>
+          </w:tcPr>
+          <w:p>
+            <w:r>
+              <w:rPr>
+                <w:color w:val="1E293B"/>
+                <w:sz w:val="18"/>
+              </w:rPr>
+              <w:t>Titre</w:t>
+            </w:r>
+          </w:p>
+        </w:tc>
+        <w:tc>
+          <w:tcPr>
+            <w:tcW w:type="dxa" w:w="4320"/>
+            <w:shd w:fill="F1F5F9" w:val="clear"/>
+          </w:tcPr>
+          <w:p>
+            <w:r>
+              <w:rPr>
+                <w:color w:val="1E293B"/>
+                <w:sz w:val="18"/>
+              </w:rPr>
+              <w:t>Acces non autorise (Staff vers Admin)</w:t>
+            </w:r>
+          </w:p>
+        </w:tc>
+      </w:tr>
+      <w:tr>
+        <w:tc>
+          <w:tcPr>
+            <w:tcW w:type="dxa" w:w="4320"/>
+          </w:tcPr>
+          <w:p>
+            <w:r>
+              <w:rPr>
+                <w:color w:val="1E293B"/>
+                <w:sz w:val="18"/>
+              </w:rPr>
+              <w:t>Acteur</w:t>
+            </w:r>
+          </w:p>
+        </w:tc>
+        <w:tc>
+          <w:tcPr>
+            <w:tcW w:type="dxa" w:w="4320"/>
+          </w:tcPr>
+          <w:p>
+            <w:r>
+              <w:rPr>
+                <w:color w:val="1E293B"/>
+                <w:sz w:val="18"/>
+              </w:rPr>
+              <w:t>Staff</w:t>
+            </w:r>
+          </w:p>
+        </w:tc>
+      </w:tr>
+      <w:tr>
+        <w:tc>
+          <w:tcPr>
+            <w:tcW w:type="dxa" w:w="4320"/>
+            <w:shd w:fill="F1F5F9" w:val="clear"/>
+          </w:tcPr>
+          <w:p>
+            <w:r>
+              <w:rPr>
+                <w:color w:val="1E293B"/>
+                <w:sz w:val="18"/>
+              </w:rPr>
+              <w:t>Actions</w:t>
+            </w:r>
+          </w:p>
+        </w:tc>
+        <w:tc>
+          <w:tcPr>
+            <w:tcW w:type="dxa" w:w="4320"/>
+            <w:shd w:fill="F1F5F9" w:val="clear"/>
+          </w:tcPr>
+          <w:p>
+            <w:r>
+              <w:rPr>
+                <w:color w:val="1E293B"/>
+                <w:sz w:val="18"/>
+              </w:rPr>
+              <w:t>1. Se connecter en tant que staff</w:t>
+              <w:br/>
+              <w:t>2. Acceder directement a /editions/create par URL</w:t>
+            </w:r>
+          </w:p>
+        </w:tc>
+      </w:tr>
+      <w:tr>
+        <w:tc>
+          <w:tcPr>
+            <w:tcW w:type="dxa" w:w="4320"/>
+          </w:tcPr>
+          <w:p>
+            <w:r>
+              <w:rPr>
+                <w:color w:val="1E293B"/>
+                <w:sz w:val="18"/>
+              </w:rPr>
+              <w:t>Resultat Attendu</w:t>
+            </w:r>
+          </w:p>
+        </w:tc>
+        <w:tc>
+          <w:tcPr>
+            <w:tcW w:type="dxa" w:w="4320"/>
+          </w:tcPr>
+          <w:p>
+            <w:r>
+              <w:rPr>
+                <w:color w:val="1E293B"/>
+                <w:sz w:val="18"/>
+              </w:rPr>
+              <w:t>Redirection ou page d'erreur 403 Forbidden.</w:t>
+            </w:r>
+          </w:p>
+        </w:tc>
+      </w:tr>
+      <w:tr>
+        <w:tc>
+          <w:tcPr>
+            <w:tcW w:type="dxa" w:w="4320"/>
+            <w:shd w:fill="F1F5F9" w:val="clear"/>
+          </w:tcPr>
+          <w:p>
+            <w:r>
+              <w:rPr>
+                <w:color w:val="1E293B"/>
+                <w:sz w:val="18"/>
+              </w:rPr>
+              <w:t>Statut</w:t>
+            </w:r>
+          </w:p>
+        </w:tc>
+        <w:tc>
+          <w:tcPr>
+            <w:tcW w:type="dxa" w:w="4320"/>
+            <w:shd w:fill="F1F5F9" w:val="clear"/>
+          </w:tcPr>
+          <w:p>
+            <w:r>
+              <w:rPr>
+                <w:color w:val="1E293B"/>
+                <w:sz w:val="18"/>
+              </w:rPr>
+              <w:t>VALIDE</w:t>
+            </w:r>
+          </w:p>
+        </w:tc>
+      </w:tr>
+    </w:tbl>
+    <w:p/>
+    <w:p>
+      <w:pPr>
+        <w:pStyle w:val="Heading3"/>
+      </w:pPr>
+      <w:r>
+        <w:t>CT-SEC-02 : Acces non authentifie</w:t>
+      </w:r>
+    </w:p>
+    <w:tbl>
+      <w:tblPr>
+        <w:tblStyle w:val="TableGrid"/>
+        <w:tblW w:type="auto" w:w="0"/>
+        <w:jc w:val="center"/>
+        <w:tblLook w:firstColumn="1" w:firstRow="1" w:lastColumn="0" w:lastRow="0" w:noHBand="0" w:noVBand="1" w:val="04A0"/>
+      </w:tblPr>
+      <w:tblGrid>
+        <w:gridCol w:w="4320"/>
+        <w:gridCol w:w="4320"/>
+      </w:tblGrid>
+      <w:tr>
+        <w:tc>
+          <w:tcPr>
+            <w:tcW w:type="dxa" w:w="4320"/>
+            <w:shd w:fill="1A4BAD" w:val="clear"/>
+          </w:tcPr>
+          <w:p>
+            <w:pPr>
+              <w:jc w:val="center"/>
+            </w:pPr>
+            <w:r>
+              <w:rPr>
+                <w:b/>
+                <w:color w:val="FFFFFF"/>
+                <w:sz w:val="20"/>
+              </w:rPr>
+              <w:t>Element</w:t>
+            </w:r>
+          </w:p>
+        </w:tc>
+        <w:tc>
+          <w:tcPr>
+            <w:tcW w:type="dxa" w:w="4320"/>
+            <w:shd w:fill="1A4BAD" w:val="clear"/>
+          </w:tcPr>
+          <w:p>
+            <w:pPr>
+              <w:jc w:val="center"/>
+            </w:pPr>
+            <w:r>
+              <w:rPr>
+                <w:b/>
+                <w:color w:val="FFFFFF"/>
+                <w:sz w:val="20"/>
+              </w:rPr>
+              <w:t>Detail</w:t>
+            </w:r>
+          </w:p>
+        </w:tc>
+      </w:tr>
+      <w:tr>
+        <w:tc>
+          <w:tcPr>
+            <w:tcW w:type="dxa" w:w="4320"/>
+          </w:tcPr>
+          <w:p>
+            <w:r>
+              <w:rPr>
+                <w:color w:val="1E293B"/>
+                <w:sz w:val="18"/>
+              </w:rPr>
+              <w:t>Code</w:t>
+            </w:r>
+          </w:p>
+        </w:tc>
+        <w:tc>
+          <w:tcPr>
+            <w:tcW w:type="dxa" w:w="4320"/>
+          </w:tcPr>
+          <w:p>
+            <w:r>
+              <w:rPr>
+                <w:color w:val="1E293B"/>
+                <w:sz w:val="18"/>
+              </w:rPr>
+              <w:t>CT-SEC-02</w:t>
+            </w:r>
+          </w:p>
+        </w:tc>
+      </w:tr>
+      <w:tr>
+        <w:tc>
+          <w:tcPr>
+            <w:tcW w:type="dxa" w:w="4320"/>
+            <w:shd w:fill="F1F5F9" w:val="clear"/>
+          </w:tcPr>
+          <w:p>
+            <w:r>
+              <w:rPr>
+                <w:color w:val="1E293B"/>
+                <w:sz w:val="18"/>
+              </w:rPr>
+              <w:t>Titre</w:t>
+            </w:r>
+          </w:p>
+        </w:tc>
+        <w:tc>
+          <w:tcPr>
+            <w:tcW w:type="dxa" w:w="4320"/>
+            <w:shd w:fill="F1F5F9" w:val="clear"/>
+          </w:tcPr>
+          <w:p>
+            <w:r>
+              <w:rPr>
+                <w:color w:val="1E293B"/>
+                <w:sz w:val="18"/>
+              </w:rPr>
+              <w:t>Acces non authentifie</w:t>
+            </w:r>
+          </w:p>
+        </w:tc>
+      </w:tr>
+      <w:tr>
+        <w:tc>
+          <w:tcPr>
+            <w:tcW w:type="dxa" w:w="4320"/>
+          </w:tcPr>
+          <w:p>
+            <w:r>
+              <w:rPr>
+                <w:color w:val="1E293B"/>
+                <w:sz w:val="18"/>
+              </w:rPr>
+              <w:t>Acteur</w:t>
+            </w:r>
+          </w:p>
+        </w:tc>
+        <w:tc>
+          <w:tcPr>
+            <w:tcW w:type="dxa" w:w="4320"/>
+          </w:tcPr>
+          <w:p>
+            <w:r>
+              <w:rPr>
+                <w:color w:val="1E293B"/>
+                <w:sz w:val="18"/>
+              </w:rPr>
+              <w:t>Anonyme</w:t>
+            </w:r>
+          </w:p>
+        </w:tc>
+      </w:tr>
+      <w:tr>
+        <w:tc>
+          <w:tcPr>
+            <w:tcW w:type="dxa" w:w="4320"/>
+            <w:shd w:fill="F1F5F9" w:val="clear"/>
+          </w:tcPr>
+          <w:p>
+            <w:r>
+              <w:rPr>
+                <w:color w:val="1E293B"/>
+                <w:sz w:val="18"/>
+              </w:rPr>
+              <w:t>Actions</w:t>
+            </w:r>
+          </w:p>
+        </w:tc>
+        <w:tc>
+          <w:tcPr>
+            <w:tcW w:type="dxa" w:w="4320"/>
+            <w:shd w:fill="F1F5F9" w:val="clear"/>
+          </w:tcPr>
+          <w:p>
+            <w:r>
+              <w:rPr>
+                <w:color w:val="1E293B"/>
+                <w:sz w:val="18"/>
+              </w:rPr>
+              <w:t>1. Sans etre connecte, acceder directement a /dashboard</w:t>
+            </w:r>
+          </w:p>
+        </w:tc>
+      </w:tr>
+      <w:tr>
+        <w:tc>
+          <w:tcPr>
+            <w:tcW w:type="dxa" w:w="4320"/>
+          </w:tcPr>
+          <w:p>
+            <w:r>
+              <w:rPr>
+                <w:color w:val="1E293B"/>
+                <w:sz w:val="18"/>
+              </w:rPr>
+              <w:t>Resultat Attendu</w:t>
+            </w:r>
+          </w:p>
+        </w:tc>
+        <w:tc>
+          <w:tcPr>
+            <w:tcW w:type="dxa" w:w="4320"/>
+          </w:tcPr>
+          <w:p>
+            <w:r>
+              <w:rPr>
+                <w:color w:val="1E293B"/>
+                <w:sz w:val="18"/>
+              </w:rPr>
+              <w:t>Redirection automatique vers la page de connexion.</w:t>
+            </w:r>
+          </w:p>
+        </w:tc>
+      </w:tr>
+      <w:tr>
+        <w:tc>
+          <w:tcPr>
+            <w:tcW w:type="dxa" w:w="4320"/>
+            <w:shd w:fill="F1F5F9" w:val="clear"/>
+          </w:tcPr>
+          <w:p>
+            <w:r>
+              <w:rPr>
+                <w:color w:val="1E293B"/>
+                <w:sz w:val="18"/>
+              </w:rPr>
+              <w:t>Statut</w:t>
+            </w:r>
+          </w:p>
+        </w:tc>
+        <w:tc>
+          <w:tcPr>
+            <w:tcW w:type="dxa" w:w="4320"/>
+            <w:shd w:fill="F1F5F9" w:val="clear"/>
+          </w:tcPr>
+          <w:p>
+            <w:r>
+              <w:rPr>
+                <w:color w:val="1E293B"/>
+                <w:sz w:val="18"/>
+              </w:rPr>
+              <w:t>VALIDE</w:t>
+            </w:r>
+          </w:p>
+        </w:tc>
+      </w:tr>
+    </w:tbl>
+    <w:p/>
+    <w:p>
+      <w:pPr>
+        <w:pStyle w:val="Heading3"/>
+      </w:pPr>
+      <w:r>
+        <w:t>CT-USR-01 : Creer un compte staff</w:t>
+      </w:r>
+    </w:p>
+    <w:tbl>
+      <w:tblPr>
+        <w:tblStyle w:val="TableGrid"/>
+        <w:tblW w:type="auto" w:w="0"/>
+        <w:jc w:val="center"/>
+        <w:tblLook w:firstColumn="1" w:firstRow="1" w:lastColumn="0" w:lastRow="0" w:noHBand="0" w:noVBand="1" w:val="04A0"/>
+      </w:tblPr>
+      <w:tblGrid>
+        <w:gridCol w:w="4320"/>
+        <w:gridCol w:w="4320"/>
+      </w:tblGrid>
+      <w:tr>
+        <w:tc>
+          <w:tcPr>
+            <w:tcW w:type="dxa" w:w="4320"/>
+            <w:shd w:fill="1A4BAD" w:val="clear"/>
+          </w:tcPr>
+          <w:p>
+            <w:pPr>
+              <w:jc w:val="center"/>
+            </w:pPr>
+            <w:r>
+              <w:rPr>
+                <w:b/>
+                <w:color w:val="FFFFFF"/>
+                <w:sz w:val="20"/>
+              </w:rPr>
+              <w:t>Element</w:t>
+            </w:r>
+          </w:p>
+        </w:tc>
+        <w:tc>
+          <w:tcPr>
+            <w:tcW w:type="dxa" w:w="4320"/>
+            <w:shd w:fill="1A4BAD" w:val="clear"/>
+          </w:tcPr>
+          <w:p>
+            <w:pPr>
+              <w:jc w:val="center"/>
+            </w:pPr>
+            <w:r>
+              <w:rPr>
+                <w:b/>
+                <w:color w:val="FFFFFF"/>
+                <w:sz w:val="20"/>
+              </w:rPr>
+              <w:t>Detail</w:t>
+            </w:r>
+          </w:p>
+        </w:tc>
+      </w:tr>
+      <w:tr>
+        <w:tc>
+          <w:tcPr>
+            <w:tcW w:type="dxa" w:w="4320"/>
+          </w:tcPr>
+          <w:p>
+            <w:r>
+              <w:rPr>
+                <w:color w:val="1E293B"/>
+                <w:sz w:val="18"/>
+              </w:rPr>
+              <w:t>Code</w:t>
+            </w:r>
+          </w:p>
+        </w:tc>
+        <w:tc>
+          <w:tcPr>
+            <w:tcW w:type="dxa" w:w="4320"/>
+          </w:tcPr>
+          <w:p>
+            <w:r>
+              <w:rPr>
+                <w:color w:val="1E293B"/>
+                <w:sz w:val="18"/>
+              </w:rPr>
+              <w:t>CT-USR-01</w:t>
+            </w:r>
+          </w:p>
+        </w:tc>
+      </w:tr>
+      <w:tr>
+        <w:tc>
+          <w:tcPr>
+            <w:tcW w:type="dxa" w:w="4320"/>
+            <w:shd w:fill="F1F5F9" w:val="clear"/>
+          </w:tcPr>
+          <w:p>
+            <w:r>
+              <w:rPr>
+                <w:color w:val="1E293B"/>
+                <w:sz w:val="18"/>
+              </w:rPr>
+              <w:t>Titre</w:t>
+            </w:r>
+          </w:p>
+        </w:tc>
+        <w:tc>
+          <w:tcPr>
+            <w:tcW w:type="dxa" w:w="4320"/>
+            <w:shd w:fill="F1F5F9" w:val="clear"/>
+          </w:tcPr>
+          <w:p>
+            <w:r>
+              <w:rPr>
+                <w:color w:val="1E293B"/>
+                <w:sz w:val="18"/>
+              </w:rPr>
+              <w:t>Creer un compte staff</w:t>
+            </w:r>
+          </w:p>
+        </w:tc>
+      </w:tr>
+      <w:tr>
+        <w:tc>
+          <w:tcPr>
+            <w:tcW w:type="dxa" w:w="4320"/>
+          </w:tcPr>
+          <w:p>
+            <w:r>
+              <w:rPr>
+                <w:color w:val="1E293B"/>
+                <w:sz w:val="18"/>
+              </w:rPr>
+              <w:t>Acteur</w:t>
+            </w:r>
+          </w:p>
+        </w:tc>
+        <w:tc>
+          <w:tcPr>
+            <w:tcW w:type="dxa" w:w="4320"/>
+          </w:tcPr>
+          <w:p>
+            <w:r>
+              <w:rPr>
+                <w:color w:val="1E293B"/>
+                <w:sz w:val="18"/>
+              </w:rPr>
+              <w:t>Administrateur</w:t>
+            </w:r>
+          </w:p>
+        </w:tc>
+      </w:tr>
+      <w:tr>
+        <w:tc>
+          <w:tcPr>
+            <w:tcW w:type="dxa" w:w="4320"/>
+            <w:shd w:fill="F1F5F9" w:val="clear"/>
+          </w:tcPr>
+          <w:p>
+            <w:r>
+              <w:rPr>
+                <w:color w:val="1E293B"/>
+                <w:sz w:val="18"/>
+              </w:rPr>
+              <w:t>Actions</w:t>
+            </w:r>
+          </w:p>
+        </w:tc>
+        <w:tc>
+          <w:tcPr>
+            <w:tcW w:type="dxa" w:w="4320"/>
+            <w:shd w:fill="F1F5F9" w:val="clear"/>
+          </w:tcPr>
+          <w:p>
+            <w:r>
+              <w:rPr>
+                <w:color w:val="1E293B"/>
+                <w:sz w:val="18"/>
+              </w:rPr>
+              <w:t>1. Aller dans Gestion Staff</w:t>
+              <w:br/>
+              <w:t>2. Cliquer '+ Nouveau Utilisateur'</w:t>
+              <w:br/>
+              <w:t>3. Remplir nom, email, mot de passe, role='staff'</w:t>
+              <w:br/>
+              <w:t>4. Soumettre</w:t>
+            </w:r>
+          </w:p>
+        </w:tc>
+      </w:tr>
+      <w:tr>
+        <w:tc>
+          <w:tcPr>
+            <w:tcW w:type="dxa" w:w="4320"/>
+          </w:tcPr>
+          <w:p>
+            <w:r>
+              <w:rPr>
+                <w:color w:val="1E293B"/>
+                <w:sz w:val="18"/>
+              </w:rPr>
+              <w:t>Resultat Attendu</w:t>
+            </w:r>
+          </w:p>
+        </w:tc>
+        <w:tc>
+          <w:tcPr>
+            <w:tcW w:type="dxa" w:w="4320"/>
+          </w:tcPr>
+          <w:p>
+            <w:r>
+              <w:rPr>
+                <w:color w:val="1E293B"/>
+                <w:sz w:val="18"/>
+              </w:rPr>
+              <w:t>Le compte apparait dans la liste avec le badge 'Staff'.</w:t>
+            </w:r>
+          </w:p>
+        </w:tc>
+      </w:tr>
+      <w:tr>
+        <w:tc>
+          <w:tcPr>
+            <w:tcW w:type="dxa" w:w="4320"/>
+            <w:shd w:fill="F1F5F9" w:val="clear"/>
+          </w:tcPr>
+          <w:p>
+            <w:r>
+              <w:rPr>
+                <w:color w:val="1E293B"/>
+                <w:sz w:val="18"/>
+              </w:rPr>
+              <w:t>Statut</w:t>
+            </w:r>
+          </w:p>
+        </w:tc>
+        <w:tc>
+          <w:tcPr>
+            <w:tcW w:type="dxa" w:w="4320"/>
+            <w:shd w:fill="F1F5F9" w:val="clear"/>
+          </w:tcPr>
+          <w:p>
+            <w:r>
+              <w:rPr>
+                <w:color w:val="1E293B"/>
+                <w:sz w:val="18"/>
+              </w:rPr>
+              <w:t>VALIDE</w:t>
+            </w:r>
+          </w:p>
+        </w:tc>
+      </w:tr>
+    </w:tbl>
+    <w:p/>
+    <w:p>
+      <w:pPr>
+        <w:pStyle w:val="Heading3"/>
+      </w:pPr>
+      <w:r>
+        <w:t>CT-PRF-01 : Modifier son profil</w:t>
+      </w:r>
+    </w:p>
+    <w:tbl>
+      <w:tblPr>
+        <w:tblStyle w:val="TableGrid"/>
+        <w:tblW w:type="auto" w:w="0"/>
+        <w:jc w:val="center"/>
+        <w:tblLook w:firstColumn="1" w:firstRow="1" w:lastColumn="0" w:lastRow="0" w:noHBand="0" w:noVBand="1" w:val="04A0"/>
+      </w:tblPr>
+      <w:tblGrid>
+        <w:gridCol w:w="4320"/>
+        <w:gridCol w:w="4320"/>
+      </w:tblGrid>
+      <w:tr>
+        <w:tc>
+          <w:tcPr>
+            <w:tcW w:type="dxa" w:w="4320"/>
+            <w:shd w:fill="1A4BAD" w:val="clear"/>
+          </w:tcPr>
+          <w:p>
+            <w:pPr>
+              <w:jc w:val="center"/>
+            </w:pPr>
+            <w:r>
+              <w:rPr>
+                <w:b/>
+                <w:color w:val="FFFFFF"/>
+                <w:sz w:val="20"/>
+              </w:rPr>
+              <w:t>Element</w:t>
+            </w:r>
+          </w:p>
+        </w:tc>
+        <w:tc>
+          <w:tcPr>
+            <w:tcW w:type="dxa" w:w="4320"/>
+            <w:shd w:fill="1A4BAD" w:val="clear"/>
+          </w:tcPr>
+          <w:p>
+            <w:pPr>
+              <w:jc w:val="center"/>
+            </w:pPr>
+            <w:r>
+              <w:rPr>
+                <w:b/>
+                <w:color w:val="FFFFFF"/>
+                <w:sz w:val="20"/>
+              </w:rPr>
+              <w:t>Detail</w:t>
+            </w:r>
+          </w:p>
+        </w:tc>
+      </w:tr>
+      <w:tr>
+        <w:tc>
+          <w:tcPr>
+            <w:tcW w:type="dxa" w:w="4320"/>
+          </w:tcPr>
+          <w:p>
+            <w:r>
+              <w:rPr>
+                <w:color w:val="1E293B"/>
+                <w:sz w:val="18"/>
+              </w:rPr>
+              <w:t>Code</w:t>
+            </w:r>
+          </w:p>
+        </w:tc>
+        <w:tc>
+          <w:tcPr>
+            <w:tcW w:type="dxa" w:w="4320"/>
+          </w:tcPr>
+          <w:p>
+            <w:r>
+              <w:rPr>
+                <w:color w:val="1E293B"/>
+                <w:sz w:val="18"/>
+              </w:rPr>
+              <w:t>CT-PRF-01</w:t>
+            </w:r>
+          </w:p>
+        </w:tc>
+      </w:tr>
+      <w:tr>
+        <w:tc>
+          <w:tcPr>
+            <w:tcW w:type="dxa" w:w="4320"/>
+            <w:shd w:fill="F1F5F9" w:val="clear"/>
+          </w:tcPr>
+          <w:p>
+            <w:r>
+              <w:rPr>
+                <w:color w:val="1E293B"/>
+                <w:sz w:val="18"/>
+              </w:rPr>
+              <w:t>Titre</w:t>
+            </w:r>
+          </w:p>
+        </w:tc>
+        <w:tc>
+          <w:tcPr>
+            <w:tcW w:type="dxa" w:w="4320"/>
+            <w:shd w:fill="F1F5F9" w:val="clear"/>
+          </w:tcPr>
+          <w:p>
+            <w:r>
+              <w:rPr>
+                <w:color w:val="1E293B"/>
+                <w:sz w:val="18"/>
+              </w:rPr>
+              <w:t>Modifier son profil</w:t>
+            </w:r>
+          </w:p>
+        </w:tc>
+      </w:tr>
+      <w:tr>
+        <w:tc>
+          <w:tcPr>
+            <w:tcW w:type="dxa" w:w="4320"/>
+          </w:tcPr>
+          <w:p>
+            <w:r>
+              <w:rPr>
+                <w:color w:val="1E293B"/>
+                <w:sz w:val="18"/>
+              </w:rPr>
+              <w:t>Acteur</w:t>
+            </w:r>
+          </w:p>
+        </w:tc>
+        <w:tc>
+          <w:tcPr>
+            <w:tcW w:type="dxa" w:w="4320"/>
+          </w:tcPr>
+          <w:p>
+            <w:r>
+              <w:rPr>
+                <w:color w:val="1E293B"/>
+                <w:sz w:val="18"/>
+              </w:rPr>
+              <w:t>Tout utilisateur</w:t>
+            </w:r>
+          </w:p>
+        </w:tc>
+      </w:tr>
+      <w:tr>
+        <w:tc>
+          <w:tcPr>
+            <w:tcW w:type="dxa" w:w="4320"/>
+            <w:shd w:fill="F1F5F9" w:val="clear"/>
+          </w:tcPr>
+          <w:p>
+            <w:r>
+              <w:rPr>
+                <w:color w:val="1E293B"/>
+                <w:sz w:val="18"/>
+              </w:rPr>
+              <w:t>Actions</w:t>
+            </w:r>
+          </w:p>
+        </w:tc>
+        <w:tc>
+          <w:tcPr>
+            <w:tcW w:type="dxa" w:w="4320"/>
+            <w:shd w:fill="F1F5F9" w:val="clear"/>
+          </w:tcPr>
+          <w:p>
+            <w:r>
+              <w:rPr>
+                <w:color w:val="1E293B"/>
+                <w:sz w:val="18"/>
+              </w:rPr>
+              <w:t>1. Cliquer sur l'avatar</w:t>
+              <w:br/>
+              <w:t>2. Aller dans 'Profil'</w:t>
+              <w:br/>
+              <w:t>3. Modifier le nom</w:t>
+              <w:br/>
+              <w:t>4. Soumettre</w:t>
+            </w:r>
+          </w:p>
+        </w:tc>
+      </w:tr>
+      <w:tr>
+        <w:tc>
+          <w:tcPr>
+            <w:tcW w:type="dxa" w:w="4320"/>
+          </w:tcPr>
+          <w:p>
+            <w:r>
+              <w:rPr>
+                <w:color w:val="1E293B"/>
+                <w:sz w:val="18"/>
+              </w:rPr>
+              <w:t>Resultat Attendu</w:t>
+            </w:r>
+          </w:p>
+        </w:tc>
+        <w:tc>
+          <w:tcPr>
+            <w:tcW w:type="dxa" w:w="4320"/>
+          </w:tcPr>
+          <w:p>
+            <w:r>
+              <w:rPr>
+                <w:color w:val="1E293B"/>
+                <w:sz w:val="18"/>
+              </w:rPr>
+              <w:t>Le nom est mis a jour. Message de succes affiche.</w:t>
+            </w:r>
+          </w:p>
+        </w:tc>
+      </w:tr>
+      <w:tr>
+        <w:tc>
+          <w:tcPr>
+            <w:tcW w:type="dxa" w:w="4320"/>
+            <w:shd w:fill="F1F5F9" w:val="clear"/>
+          </w:tcPr>
+          <w:p>
+            <w:r>
+              <w:rPr>
+                <w:color w:val="1E293B"/>
+                <w:sz w:val="18"/>
+              </w:rPr>
+              <w:t>Statut</w:t>
+            </w:r>
+          </w:p>
+        </w:tc>
+        <w:tc>
+          <w:tcPr>
+            <w:tcW w:type="dxa" w:w="4320"/>
+            <w:shd w:fill="F1F5F9" w:val="clear"/>
+          </w:tcPr>
+          <w:p>
+            <w:r>
+              <w:rPr>
+                <w:color w:val="1E293B"/>
+                <w:sz w:val="18"/>
+              </w:rPr>
+              <w:t>VALIDE</w:t>
+            </w:r>
+          </w:p>
+        </w:tc>
+      </w:tr>
+    </w:tbl>
+    <w:p/>
+    <w:p>
+      <w:pPr>
+        <w:pStyle w:val="Heading1"/>
+      </w:pPr>
+      <w:r>
+        <w:t>3. Synthese des Resultats</w:t>
+      </w:r>
+    </w:p>
+    <w:tbl>
+      <w:tblPr>
+        <w:tblStyle w:val="TableGrid"/>
+        <w:tblW w:type="auto" w:w="0"/>
+        <w:jc w:val="center"/>
+        <w:tblLook w:firstColumn="1" w:firstRow="1" w:lastColumn="0" w:lastRow="0" w:noHBand="0" w:noVBand="1" w:val="04A0"/>
+      </w:tblPr>
+      <w:tblGrid>
+        <w:gridCol w:w="1728"/>
+        <w:gridCol w:w="1728"/>
+        <w:gridCol w:w="1728"/>
+        <w:gridCol w:w="1728"/>
+        <w:gridCol w:w="1728"/>
+      </w:tblGrid>
+      <w:tr>
+        <w:tc>
+          <w:tcPr>
+            <w:tcW w:type="dxa" w:w="1728"/>
+            <w:shd w:fill="1A4BAD" w:val="clear"/>
+          </w:tcPr>
+          <w:p>
+            <w:pPr>
+              <w:jc w:val="center"/>
+            </w:pPr>
+            <w:r>
+              <w:rPr>
+                <w:b/>
+                <w:color w:val="FFFFFF"/>
+                <w:sz w:val="20"/>
+              </w:rPr>
+              <w:t>Categorie</w:t>
+            </w:r>
+          </w:p>
+        </w:tc>
+        <w:tc>
+          <w:tcPr>
+            <w:tcW w:type="dxa" w:w="1728"/>
+            <w:shd w:fill="1A4BAD" w:val="clear"/>
+          </w:tcPr>
+          <w:p>
+            <w:pPr>
+              <w:jc w:val="center"/>
+            </w:pPr>
+            <w:r>
+              <w:rPr>
+                <w:b/>
+                <w:color w:val="FFFFFF"/>
+                <w:sz w:val="20"/>
+              </w:rPr>
+              <w:t>Nb Tests</w:t>
+            </w:r>
+          </w:p>
+        </w:tc>
+        <w:tc>
+          <w:tcPr>
+            <w:tcW w:type="dxa" w:w="1728"/>
+            <w:shd w:fill="1A4BAD" w:val="clear"/>
+          </w:tcPr>
+          <w:p>
+            <w:pPr>
+              <w:jc w:val="center"/>
+            </w:pPr>
+            <w:r>
+              <w:rPr>
+                <w:b/>
+                <w:color w:val="FFFFFF"/>
+                <w:sz w:val="20"/>
+              </w:rPr>
+              <w:t>Valides</w:t>
+            </w:r>
+          </w:p>
+        </w:tc>
+        <w:tc>
+          <w:tcPr>
+            <w:tcW w:type="dxa" w:w="1728"/>
+            <w:shd w:fill="1A4BAD" w:val="clear"/>
+          </w:tcPr>
+          <w:p>
+            <w:pPr>
+              <w:jc w:val="center"/>
+            </w:pPr>
+            <w:r>
+              <w:rPr>
+                <w:b/>
+                <w:color w:val="FFFFFF"/>
+                <w:sz w:val="20"/>
+              </w:rPr>
+              <w:t>Echoues</w:t>
+            </w:r>
+          </w:p>
+        </w:tc>
+        <w:tc>
+          <w:tcPr>
+            <w:tcW w:type="dxa" w:w="1728"/>
+            <w:shd w:fill="1A4BAD" w:val="clear"/>
+          </w:tcPr>
+          <w:p>
+            <w:pPr>
+              <w:jc w:val="center"/>
+            </w:pPr>
+            <w:r>
+              <w:rPr>
+                <w:b/>
+                <w:color w:val="FFFFFF"/>
+                <w:sz w:val="20"/>
+              </w:rPr>
+              <w:t>Taux de Reussite</w:t>
+            </w:r>
+          </w:p>
+        </w:tc>
+      </w:tr>
+      <w:tr>
+        <w:tc>
+          <w:tcPr>
+            <w:tcW w:type="dxa" w:w="1728"/>
+          </w:tcPr>
+          <w:p>
+            <w:r>
+              <w:rPr>
+                <w:color w:val="1E293B"/>
+                <w:sz w:val="18"/>
+              </w:rPr>
+              <w:t>Authentification</w:t>
+            </w:r>
+          </w:p>
+        </w:tc>
+        <w:tc>
+          <w:tcPr>
+            <w:tcW w:type="dxa" w:w="1728"/>
+          </w:tcPr>
+          <w:p>
+            <w:r>
+              <w:rPr>
+                <w:color w:val="1E293B"/>
+                <w:sz w:val="18"/>
+              </w:rPr>
+              <w:t>3</w:t>
+            </w:r>
+          </w:p>
+        </w:tc>
+        <w:tc>
+          <w:tcPr>
+            <w:tcW w:type="dxa" w:w="1728"/>
+          </w:tcPr>
+          <w:p>
+            <w:r>
+              <w:rPr>
+                <w:color w:val="1E293B"/>
+                <w:sz w:val="18"/>
+              </w:rPr>
+              <w:t>3</w:t>
+            </w:r>
+          </w:p>
+        </w:tc>
+        <w:tc>
+          <w:tcPr>
+            <w:tcW w:type="dxa" w:w="1728"/>
+          </w:tcPr>
+          <w:p>
+            <w:r>
+              <w:rPr>
+                <w:color w:val="1E293B"/>
+                <w:sz w:val="18"/>
+              </w:rPr>
+              <w:t>0</w:t>
+            </w:r>
+          </w:p>
+        </w:tc>
+        <w:tc>
+          <w:tcPr>
+            <w:tcW w:type="dxa" w:w="1728"/>
+          </w:tcPr>
+          <w:p>
+            <w:r>
+              <w:rPr>
+                <w:color w:val="1E293B"/>
+                <w:sz w:val="18"/>
+              </w:rPr>
+              <w:t>100%</w:t>
+            </w:r>
+          </w:p>
+        </w:tc>
+      </w:tr>
+      <w:tr>
+        <w:tc>
+          <w:tcPr>
+            <w:tcW w:type="dxa" w:w="1728"/>
+            <w:shd w:fill="F1F5F9" w:val="clear"/>
+          </w:tcPr>
+          <w:p>
+            <w:r>
+              <w:rPr>
+                <w:color w:val="1E293B"/>
+                <w:sz w:val="18"/>
+              </w:rPr>
+              <w:t>Tableau de Bord</w:t>
+            </w:r>
+          </w:p>
+        </w:tc>
+        <w:tc>
+          <w:tcPr>
+            <w:tcW w:type="dxa" w:w="1728"/>
+            <w:shd w:fill="F1F5F9" w:val="clear"/>
+          </w:tcPr>
+          <w:p>
+            <w:r>
+              <w:rPr>
+                <w:color w:val="1E293B"/>
+                <w:sz w:val="18"/>
+              </w:rPr>
+              <w:t>1</w:t>
+            </w:r>
+          </w:p>
+        </w:tc>
+        <w:tc>
+          <w:tcPr>
+            <w:tcW w:type="dxa" w:w="1728"/>
+            <w:shd w:fill="F1F5F9" w:val="clear"/>
+          </w:tcPr>
+          <w:p>
+            <w:r>
+              <w:rPr>
+                <w:color w:val="1E293B"/>
+                <w:sz w:val="18"/>
+              </w:rPr>
+              <w:t>1</w:t>
+            </w:r>
+          </w:p>
+        </w:tc>
+        <w:tc>
+          <w:tcPr>
+            <w:tcW w:type="dxa" w:w="1728"/>
+            <w:shd w:fill="F1F5F9" w:val="clear"/>
+          </w:tcPr>
+          <w:p>
+            <w:r>
+              <w:rPr>
+                <w:color w:val="1E293B"/>
+                <w:sz w:val="18"/>
+              </w:rPr>
+              <w:t>0</w:t>
+            </w:r>
+          </w:p>
+        </w:tc>
+        <w:tc>
+          <w:tcPr>
+            <w:tcW w:type="dxa" w:w="1728"/>
+            <w:shd w:fill="F1F5F9" w:val="clear"/>
+          </w:tcPr>
+          <w:p>
+            <w:r>
+              <w:rPr>
+                <w:color w:val="1E293B"/>
+                <w:sz w:val="18"/>
+              </w:rPr>
+              <w:t>100%</w:t>
+            </w:r>
+          </w:p>
+        </w:tc>
+      </w:tr>
+      <w:tr>
+        <w:tc>
+          <w:tcPr>
+            <w:tcW w:type="dxa" w:w="1728"/>
+          </w:tcPr>
+          <w:p>
+            <w:r>
+              <w:rPr>
+                <w:color w:val="1E293B"/>
+                <w:sz w:val="18"/>
+              </w:rPr>
+              <w:t>Editions</w:t>
+            </w:r>
+          </w:p>
+        </w:tc>
+        <w:tc>
+          <w:tcPr>
+            <w:tcW w:type="dxa" w:w="1728"/>
+          </w:tcPr>
+          <w:p>
+            <w:r>
+              <w:rPr>
+                <w:color w:val="1E293B"/>
+                <w:sz w:val="18"/>
+              </w:rPr>
+              <w:t>2</w:t>
+            </w:r>
+          </w:p>
+        </w:tc>
+        <w:tc>
+          <w:tcPr>
+            <w:tcW w:type="dxa" w:w="1728"/>
+          </w:tcPr>
+          <w:p>
+            <w:r>
+              <w:rPr>
+                <w:color w:val="1E293B"/>
+                <w:sz w:val="18"/>
+              </w:rPr>
+              <w:t>2</w:t>
+            </w:r>
+          </w:p>
+        </w:tc>
+        <w:tc>
+          <w:tcPr>
+            <w:tcW w:type="dxa" w:w="1728"/>
+          </w:tcPr>
+          <w:p>
+            <w:r>
+              <w:rPr>
+                <w:color w:val="1E293B"/>
+                <w:sz w:val="18"/>
+              </w:rPr>
+              <w:t>0</w:t>
+            </w:r>
+          </w:p>
+        </w:tc>
+        <w:tc>
+          <w:tcPr>
+            <w:tcW w:type="dxa" w:w="1728"/>
+          </w:tcPr>
+          <w:p>
+            <w:r>
+              <w:rPr>
+                <w:color w:val="1E293B"/>
+                <w:sz w:val="18"/>
+              </w:rPr>
+              <w:t>100%</w:t>
+            </w:r>
+          </w:p>
+        </w:tc>
+      </w:tr>
+      <w:tr>
+        <w:tc>
+          <w:tcPr>
+            <w:tcW w:type="dxa" w:w="1728"/>
+            <w:shd w:fill="F1F5F9" w:val="clear"/>
+          </w:tcPr>
+          <w:p>
+            <w:r>
+              <w:rPr>
+                <w:color w:val="1E293B"/>
+                <w:sz w:val="18"/>
+              </w:rPr>
+              <w:t>Facultes</w:t>
+            </w:r>
+          </w:p>
+        </w:tc>
+        <w:tc>
+          <w:tcPr>
+            <w:tcW w:type="dxa" w:w="1728"/>
+            <w:shd w:fill="F1F5F9" w:val="clear"/>
+          </w:tcPr>
+          <w:p>
+            <w:r>
+              <w:rPr>
+                <w:color w:val="1E293B"/>
+                <w:sz w:val="18"/>
+              </w:rPr>
+              <w:t>1</w:t>
+            </w:r>
+          </w:p>
+        </w:tc>
+        <w:tc>
+          <w:tcPr>
+            <w:tcW w:type="dxa" w:w="1728"/>
+            <w:shd w:fill="F1F5F9" w:val="clear"/>
+          </w:tcPr>
+          <w:p>
+            <w:r>
+              <w:rPr>
+                <w:color w:val="1E293B"/>
+                <w:sz w:val="18"/>
+              </w:rPr>
+              <w:t>1</w:t>
+            </w:r>
+          </w:p>
+        </w:tc>
+        <w:tc>
+          <w:tcPr>
+            <w:tcW w:type="dxa" w:w="1728"/>
+            <w:shd w:fill="F1F5F9" w:val="clear"/>
+          </w:tcPr>
+          <w:p>
+            <w:r>
+              <w:rPr>
+                <w:color w:val="1E293B"/>
+                <w:sz w:val="18"/>
+              </w:rPr>
+              <w:t>0</w:t>
+            </w:r>
+          </w:p>
+        </w:tc>
+        <w:tc>
+          <w:tcPr>
+            <w:tcW w:type="dxa" w:w="1728"/>
+            <w:shd w:fill="F1F5F9" w:val="clear"/>
+          </w:tcPr>
+          <w:p>
+            <w:r>
+              <w:rPr>
+                <w:color w:val="1E293B"/>
+                <w:sz w:val="18"/>
+              </w:rPr>
+              <w:t>100%</w:t>
+            </w:r>
+          </w:p>
+        </w:tc>
+      </w:tr>
+      <w:tr>
+        <w:tc>
+          <w:tcPr>
+            <w:tcW w:type="dxa" w:w="1728"/>
+          </w:tcPr>
+          <w:p>
+            <w:r>
+              <w:rPr>
+                <w:color w:val="1E293B"/>
+                <w:sz w:val="18"/>
+              </w:rPr>
+              <w:t>Equipes</w:t>
+            </w:r>
+          </w:p>
+        </w:tc>
+        <w:tc>
+          <w:tcPr>
+            <w:tcW w:type="dxa" w:w="1728"/>
+          </w:tcPr>
+          <w:p>
+            <w:r>
+              <w:rPr>
+                <w:color w:val="1E293B"/>
+                <w:sz w:val="18"/>
+              </w:rPr>
+              <w:t>1</w:t>
+            </w:r>
+          </w:p>
+        </w:tc>
+        <w:tc>
+          <w:tcPr>
+            <w:tcW w:type="dxa" w:w="1728"/>
+          </w:tcPr>
+          <w:p>
+            <w:r>
+              <w:rPr>
+                <w:color w:val="1E293B"/>
+                <w:sz w:val="18"/>
+              </w:rPr>
+              <w:t>1</w:t>
+            </w:r>
+          </w:p>
+        </w:tc>
+        <w:tc>
+          <w:tcPr>
+            <w:tcW w:type="dxa" w:w="1728"/>
+          </w:tcPr>
+          <w:p>
+            <w:r>
+              <w:rPr>
+                <w:color w:val="1E293B"/>
+                <w:sz w:val="18"/>
+              </w:rPr>
+              <w:t>0</w:t>
+            </w:r>
+          </w:p>
+        </w:tc>
+        <w:tc>
+          <w:tcPr>
+            <w:tcW w:type="dxa" w:w="1728"/>
+          </w:tcPr>
+          <w:p>
+            <w:r>
+              <w:rPr>
+                <w:color w:val="1E293B"/>
+                <w:sz w:val="18"/>
+              </w:rPr>
+              <w:t>100%</w:t>
+            </w:r>
+          </w:p>
+        </w:tc>
+      </w:tr>
+      <w:tr>
+        <w:tc>
+          <w:tcPr>
+            <w:tcW w:type="dxa" w:w="1728"/>
+            <w:shd w:fill="F1F5F9" w:val="clear"/>
+          </w:tcPr>
+          <w:p>
+            <w:r>
+              <w:rPr>
+                <w:color w:val="1E293B"/>
+                <w:sz w:val="18"/>
+              </w:rPr>
+              <w:t>Joueurs</w:t>
+            </w:r>
+          </w:p>
+        </w:tc>
+        <w:tc>
+          <w:tcPr>
+            <w:tcW w:type="dxa" w:w="1728"/>
+            <w:shd w:fill="F1F5F9" w:val="clear"/>
+          </w:tcPr>
+          <w:p>
+            <w:r>
+              <w:rPr>
+                <w:color w:val="1E293B"/>
+                <w:sz w:val="18"/>
+              </w:rPr>
+              <w:t>3</w:t>
+            </w:r>
+          </w:p>
+        </w:tc>
+        <w:tc>
+          <w:tcPr>
+            <w:tcW w:type="dxa" w:w="1728"/>
+            <w:shd w:fill="F1F5F9" w:val="clear"/>
+          </w:tcPr>
+          <w:p>
+            <w:r>
+              <w:rPr>
+                <w:color w:val="1E293B"/>
+                <w:sz w:val="18"/>
+              </w:rPr>
+              <w:t>3</w:t>
+            </w:r>
+          </w:p>
+        </w:tc>
+        <w:tc>
+          <w:tcPr>
+            <w:tcW w:type="dxa" w:w="1728"/>
+            <w:shd w:fill="F1F5F9" w:val="clear"/>
+          </w:tcPr>
+          <w:p>
+            <w:r>
+              <w:rPr>
+                <w:color w:val="1E293B"/>
+                <w:sz w:val="18"/>
+              </w:rPr>
+              <w:t>0</w:t>
+            </w:r>
+          </w:p>
+        </w:tc>
+        <w:tc>
+          <w:tcPr>
+            <w:tcW w:type="dxa" w:w="1728"/>
+            <w:shd w:fill="F1F5F9" w:val="clear"/>
+          </w:tcPr>
+          <w:p>
+            <w:r>
+              <w:rPr>
+                <w:color w:val="1E293B"/>
+                <w:sz w:val="18"/>
+              </w:rPr>
+              <w:t>100%</w:t>
+            </w:r>
+          </w:p>
+        </w:tc>
+      </w:tr>
+      <w:tr>
+        <w:tc>
+          <w:tcPr>
+            <w:tcW w:type="dxa" w:w="1728"/>
+          </w:tcPr>
+          <w:p>
+            <w:r>
+              <w:rPr>
+                <w:color w:val="1E293B"/>
+                <w:sz w:val="18"/>
+              </w:rPr>
+              <w:t>Matchs</w:t>
+            </w:r>
+          </w:p>
+        </w:tc>
+        <w:tc>
+          <w:tcPr>
+            <w:tcW w:type="dxa" w:w="1728"/>
+          </w:tcPr>
+          <w:p>
+            <w:r>
+              <w:rPr>
+                <w:color w:val="1E293B"/>
+                <w:sz w:val="18"/>
+              </w:rPr>
+              <w:t>3</w:t>
+            </w:r>
+          </w:p>
+        </w:tc>
+        <w:tc>
+          <w:tcPr>
+            <w:tcW w:type="dxa" w:w="1728"/>
+          </w:tcPr>
+          <w:p>
+            <w:r>
+              <w:rPr>
+                <w:color w:val="1E293B"/>
+                <w:sz w:val="18"/>
+              </w:rPr>
+              <w:t>3</w:t>
+            </w:r>
+          </w:p>
+        </w:tc>
+        <w:tc>
+          <w:tcPr>
+            <w:tcW w:type="dxa" w:w="1728"/>
+          </w:tcPr>
+          <w:p>
+            <w:r>
+              <w:rPr>
+                <w:color w:val="1E293B"/>
+                <w:sz w:val="18"/>
+              </w:rPr>
+              <w:t>0</w:t>
+            </w:r>
+          </w:p>
+        </w:tc>
+        <w:tc>
+          <w:tcPr>
+            <w:tcW w:type="dxa" w:w="1728"/>
+          </w:tcPr>
+          <w:p>
+            <w:r>
+              <w:rPr>
+                <w:color w:val="1E293B"/>
+                <w:sz w:val="18"/>
+              </w:rPr>
+              <w:t>100%</w:t>
+            </w:r>
+          </w:p>
+        </w:tc>
+      </w:tr>
+      <w:tr>
+        <w:tc>
+          <w:tcPr>
+            <w:tcW w:type="dxa" w:w="1728"/>
+            <w:shd w:fill="F1F5F9" w:val="clear"/>
+          </w:tcPr>
+          <w:p>
+            <w:r>
+              <w:rPr>
+                <w:color w:val="1E293B"/>
+                <w:sz w:val="18"/>
+              </w:rPr>
+              <w:t>Classements</w:t>
+            </w:r>
+          </w:p>
+        </w:tc>
+        <w:tc>
+          <w:tcPr>
+            <w:tcW w:type="dxa" w:w="1728"/>
+            <w:shd w:fill="F1F5F9" w:val="clear"/>
+          </w:tcPr>
+          <w:p>
+            <w:r>
+              <w:rPr>
+                <w:color w:val="1E293B"/>
+                <w:sz w:val="18"/>
+              </w:rPr>
+              <w:t>2</w:t>
+            </w:r>
+          </w:p>
+        </w:tc>
+        <w:tc>
+          <w:tcPr>
+            <w:tcW w:type="dxa" w:w="1728"/>
+            <w:shd w:fill="F1F5F9" w:val="clear"/>
+          </w:tcPr>
+          <w:p>
+            <w:r>
+              <w:rPr>
+                <w:color w:val="1E293B"/>
+                <w:sz w:val="18"/>
+              </w:rPr>
+              <w:t>2</w:t>
+            </w:r>
+          </w:p>
+        </w:tc>
+        <w:tc>
+          <w:tcPr>
+            <w:tcW w:type="dxa" w:w="1728"/>
+            <w:shd w:fill="F1F5F9" w:val="clear"/>
+          </w:tcPr>
+          <w:p>
+            <w:r>
+              <w:rPr>
+                <w:color w:val="1E293B"/>
+                <w:sz w:val="18"/>
+              </w:rPr>
+              <w:t>0</w:t>
+            </w:r>
+          </w:p>
+        </w:tc>
+        <w:tc>
+          <w:tcPr>
+            <w:tcW w:type="dxa" w:w="1728"/>
+            <w:shd w:fill="F1F5F9" w:val="clear"/>
+          </w:tcPr>
+          <w:p>
+            <w:r>
+              <w:rPr>
+                <w:color w:val="1E293B"/>
+                <w:sz w:val="18"/>
+              </w:rPr>
+              <w:t>100%</w:t>
+            </w:r>
+          </w:p>
+        </w:tc>
+      </w:tr>
+      <w:tr>
+        <w:tc>
+          <w:tcPr>
+            <w:tcW w:type="dxa" w:w="1728"/>
+          </w:tcPr>
+          <w:p>
+            <w:r>
+              <w:rPr>
+                <w:color w:val="1E293B"/>
+                <w:sz w:val="18"/>
+              </w:rPr>
+              <w:t>Arbre du Tournoi</w:t>
+            </w:r>
+          </w:p>
+        </w:tc>
+        <w:tc>
+          <w:tcPr>
+            <w:tcW w:type="dxa" w:w="1728"/>
+          </w:tcPr>
+          <w:p>
+            <w:r>
+              <w:rPr>
+                <w:color w:val="1E293B"/>
+                <w:sz w:val="18"/>
+              </w:rPr>
+              <w:t>1</w:t>
+            </w:r>
+          </w:p>
+        </w:tc>
+        <w:tc>
+          <w:tcPr>
+            <w:tcW w:type="dxa" w:w="1728"/>
+          </w:tcPr>
+          <w:p>
+            <w:r>
+              <w:rPr>
+                <w:color w:val="1E293B"/>
+                <w:sz w:val="18"/>
+              </w:rPr>
+              <w:t>1</w:t>
+            </w:r>
+          </w:p>
+        </w:tc>
+        <w:tc>
+          <w:tcPr>
+            <w:tcW w:type="dxa" w:w="1728"/>
+          </w:tcPr>
+          <w:p>
+            <w:r>
+              <w:rPr>
+                <w:color w:val="1E293B"/>
+                <w:sz w:val="18"/>
+              </w:rPr>
+              <w:t>0</w:t>
+            </w:r>
+          </w:p>
+        </w:tc>
+        <w:tc>
+          <w:tcPr>
+            <w:tcW w:type="dxa" w:w="1728"/>
+          </w:tcPr>
+          <w:p>
+            <w:r>
+              <w:rPr>
+                <w:color w:val="1E293B"/>
+                <w:sz w:val="18"/>
+              </w:rPr>
+              <w:t>100%</w:t>
+            </w:r>
+          </w:p>
+        </w:tc>
+      </w:tr>
+      <w:tr>
+        <w:tc>
+          <w:tcPr>
+            <w:tcW w:type="dxa" w:w="1728"/>
+            <w:shd w:fill="F1F5F9" w:val="clear"/>
+          </w:tcPr>
+          <w:p>
+            <w:r>
+              <w:rPr>
+                <w:color w:val="1E293B"/>
+                <w:sz w:val="18"/>
+              </w:rPr>
+              <w:t>Securite</w:t>
+            </w:r>
+          </w:p>
+        </w:tc>
+        <w:tc>
+          <w:tcPr>
+            <w:tcW w:type="dxa" w:w="1728"/>
+            <w:shd w:fill="F1F5F9" w:val="clear"/>
+          </w:tcPr>
+          <w:p>
+            <w:r>
+              <w:rPr>
+                <w:color w:val="1E293B"/>
+                <w:sz w:val="18"/>
+              </w:rPr>
+              <w:t>2</w:t>
+            </w:r>
+          </w:p>
+        </w:tc>
+        <w:tc>
+          <w:tcPr>
+            <w:tcW w:type="dxa" w:w="1728"/>
+            <w:shd w:fill="F1F5F9" w:val="clear"/>
+          </w:tcPr>
+          <w:p>
+            <w:r>
+              <w:rPr>
+                <w:color w:val="1E293B"/>
+                <w:sz w:val="18"/>
+              </w:rPr>
+              <w:t>2</w:t>
+            </w:r>
+          </w:p>
+        </w:tc>
+        <w:tc>
+          <w:tcPr>
+            <w:tcW w:type="dxa" w:w="1728"/>
+            <w:shd w:fill="F1F5F9" w:val="clear"/>
+          </w:tcPr>
+          <w:p>
+            <w:r>
+              <w:rPr>
+                <w:color w:val="1E293B"/>
+                <w:sz w:val="18"/>
+              </w:rPr>
+              <w:t>0</w:t>
+            </w:r>
+          </w:p>
+        </w:tc>
+        <w:tc>
+          <w:tcPr>
+            <w:tcW w:type="dxa" w:w="1728"/>
+            <w:shd w:fill="F1F5F9" w:val="clear"/>
+          </w:tcPr>
+          <w:p>
+            <w:r>
+              <w:rPr>
+                <w:color w:val="1E293B"/>
+                <w:sz w:val="18"/>
+              </w:rPr>
+              <w:t>100%</w:t>
+            </w:r>
+          </w:p>
+        </w:tc>
+      </w:tr>
+      <w:tr>
+        <w:tc>
+          <w:tcPr>
+            <w:tcW w:type="dxa" w:w="1728"/>
+          </w:tcPr>
+          <w:p>
+            <w:r>
+              <w:rPr>
+                <w:color w:val="1E293B"/>
+                <w:sz w:val="18"/>
+              </w:rPr>
+              <w:t>Gestion Utilisateurs</w:t>
+            </w:r>
+          </w:p>
+        </w:tc>
+        <w:tc>
+          <w:tcPr>
+            <w:tcW w:type="dxa" w:w="1728"/>
+          </w:tcPr>
+          <w:p>
+            <w:r>
+              <w:rPr>
+                <w:color w:val="1E293B"/>
+                <w:sz w:val="18"/>
+              </w:rPr>
+              <w:t>1</w:t>
+            </w:r>
+          </w:p>
+        </w:tc>
+        <w:tc>
+          <w:tcPr>
+            <w:tcW w:type="dxa" w:w="1728"/>
+          </w:tcPr>
+          <w:p>
+            <w:r>
+              <w:rPr>
+                <w:color w:val="1E293B"/>
+                <w:sz w:val="18"/>
+              </w:rPr>
+              <w:t>1</w:t>
+            </w:r>
+          </w:p>
+        </w:tc>
+        <w:tc>
+          <w:tcPr>
+            <w:tcW w:type="dxa" w:w="1728"/>
+          </w:tcPr>
+          <w:p>
+            <w:r>
+              <w:rPr>
+                <w:color w:val="1E293B"/>
+                <w:sz w:val="18"/>
+              </w:rPr>
+              <w:t>0</w:t>
+            </w:r>
+          </w:p>
+        </w:tc>
+        <w:tc>
+          <w:tcPr>
+            <w:tcW w:type="dxa" w:w="1728"/>
+          </w:tcPr>
+          <w:p>
+            <w:r>
+              <w:rPr>
+                <w:color w:val="1E293B"/>
+                <w:sz w:val="18"/>
+              </w:rPr>
+              <w:t>100%</w:t>
+            </w:r>
+          </w:p>
+        </w:tc>
+      </w:tr>
+      <w:tr>
+        <w:tc>
+          <w:tcPr>
+            <w:tcW w:type="dxa" w:w="1728"/>
+            <w:shd w:fill="F1F5F9" w:val="clear"/>
+          </w:tcPr>
+          <w:p>
+            <w:r>
+              <w:rPr>
+                <w:color w:val="1E293B"/>
+                <w:sz w:val="18"/>
+              </w:rPr>
+              <w:t>Profil</w:t>
+            </w:r>
+          </w:p>
+        </w:tc>
+        <w:tc>
+          <w:tcPr>
+            <w:tcW w:type="dxa" w:w="1728"/>
+            <w:shd w:fill="F1F5F9" w:val="clear"/>
+          </w:tcPr>
+          <w:p>
+            <w:r>
+              <w:rPr>
+                <w:color w:val="1E293B"/>
+                <w:sz w:val="18"/>
+              </w:rPr>
+              <w:t>1</w:t>
+            </w:r>
+          </w:p>
+        </w:tc>
+        <w:tc>
+          <w:tcPr>
+            <w:tcW w:type="dxa" w:w="1728"/>
+            <w:shd w:fill="F1F5F9" w:val="clear"/>
+          </w:tcPr>
+          <w:p>
+            <w:r>
+              <w:rPr>
+                <w:color w:val="1E293B"/>
+                <w:sz w:val="18"/>
+              </w:rPr>
+              <w:t>1</w:t>
+            </w:r>
+          </w:p>
+        </w:tc>
+        <w:tc>
+          <w:tcPr>
+            <w:tcW w:type="dxa" w:w="1728"/>
+            <w:shd w:fill="F1F5F9" w:val="clear"/>
+          </w:tcPr>
+          <w:p>
+            <w:r>
+              <w:rPr>
+                <w:color w:val="1E293B"/>
+                <w:sz w:val="18"/>
+              </w:rPr>
+              <w:t>0</w:t>
+            </w:r>
+          </w:p>
+        </w:tc>
+        <w:tc>
+          <w:tcPr>
+            <w:tcW w:type="dxa" w:w="1728"/>
+            <w:shd w:fill="F1F5F9" w:val="clear"/>
+          </w:tcPr>
+          <w:p>
+            <w:r>
+              <w:rPr>
+                <w:color w:val="1E293B"/>
+                <w:sz w:val="18"/>
+              </w:rPr>
+              <w:t>100%</w:t>
+            </w:r>
+          </w:p>
+        </w:tc>
+      </w:tr>
+      <w:tr>
+        <w:tc>
+          <w:tcPr>
+            <w:tcW w:type="dxa" w:w="1728"/>
+          </w:tcPr>
+          <w:p>
+            <w:r>
+              <w:rPr>
+                <w:color w:val="1E293B"/>
+                <w:sz w:val="18"/>
+              </w:rPr>
+              <w:t>TOTAL</w:t>
+            </w:r>
+          </w:p>
+        </w:tc>
+        <w:tc>
+          <w:tcPr>
+            <w:tcW w:type="dxa" w:w="1728"/>
+          </w:tcPr>
+          <w:p>
+            <w:r>
+              <w:rPr>
+                <w:color w:val="1E293B"/>
+                <w:sz w:val="18"/>
+              </w:rPr>
+              <w:t>21</w:t>
+            </w:r>
+          </w:p>
+        </w:tc>
+        <w:tc>
+          <w:tcPr>
+            <w:tcW w:type="dxa" w:w="1728"/>
+          </w:tcPr>
+          <w:p>
+            <w:r>
+              <w:rPr>
+                <w:color w:val="1E293B"/>
+                <w:sz w:val="18"/>
+              </w:rPr>
+              <w:t>21</w:t>
+            </w:r>
+          </w:p>
+        </w:tc>
+        <w:tc>
+          <w:tcPr>
+            <w:tcW w:type="dxa" w:w="1728"/>
+          </w:tcPr>
+          <w:p>
+            <w:r>
+              <w:rPr>
+                <w:color w:val="1E293B"/>
+                <w:sz w:val="18"/>
+              </w:rPr>
+              <w:t>0</w:t>
+            </w:r>
+          </w:p>
+        </w:tc>
+        <w:tc>
+          <w:tcPr>
+            <w:tcW w:type="dxa" w:w="1728"/>
+          </w:tcPr>
+          <w:p>
+            <w:r>
+              <w:rPr>
+                <w:color w:val="1E293B"/>
+                <w:sz w:val="18"/>
+              </w:rPr>
+              <w:t>100%</w:t>
+            </w:r>
+          </w:p>
+        </w:tc>
+      </w:tr>
+    </w:tbl>
+    <w:p/>
     <w:sectPr>
       <w:pgSz w:w="12240" w:h="15840"/>
       <w:pgMar w:top="1440" w:right="1800" w:bottom="1440" w:left="1800" w:header="720" w:footer="720" w:gutter="0"/>
@@ -521,8 +7263,12 @@
     <w:name w:val="Normal"/>
     <w:qFormat/>
     <w:rsid w:val="00FC693F"/>
+    <w:pPr>
+      <w:spacing w:after="120" w:line="276" w:lineRule="auto"/>
+    </w:pPr>
     <w:rPr>
       <w:rFonts w:ascii="Calibri" w:hAnsi="Calibri"/>
+      <w:color w:val="1E293B"/>
       <w:sz w:val="22"/>
     </w:rPr>
   </w:style>
@@ -589,7 +7335,7 @@
       <w:b/>
       <w:bCs/>
       <w:color w:val="1A4BAD"/>
-      <w:sz w:val="28"/>
+      <w:sz w:val="44"/>
       <w:szCs w:val="28"/>
     </w:rPr>
   </w:style>
@@ -613,7 +7359,7 @@
       <w:b/>
       <w:bCs/>
       <w:color w:val="285ABE"/>
-      <w:sz w:val="26"/>
+      <w:sz w:val="32"/>
       <w:szCs w:val="26"/>
     </w:rPr>
   </w:style>
@@ -636,7 +7382,8 @@
       <w:rFonts w:asciiTheme="majorHAnsi" w:eastAsiaTheme="majorEastAsia" w:hAnsiTheme="majorHAnsi" w:cstheme="majorBidi" w:ascii="Calibri" w:hAnsi="Calibri"/>
       <w:b/>
       <w:bCs/>
-      <w:color w:val="505050"/>
+      <w:color w:val="1E293B"/>
+      <w:sz w:val="26"/>
     </w:rPr>
   </w:style>
   <w:style w:type="paragraph" w:styleId="Heading4">
